--- a/Hypertrophy.docx
+++ b/Hypertrophy.docx
@@ -9487,16 +9487,7 @@
           <w:lang w:eastAsia="en-LC"/>
           <w14:ligatures w14:val="none"/>
         </w:rPr>
-        <w:t>Front-end Programming is the development of user interfaces</w:t>
-      </w:r>
-      <w:r>
-        <w:rPr>
-          <w:rFonts w:ascii="Times New Roman" w:eastAsia="Times New Roman" w:hAnsi="Times New Roman" w:cs="Times New Roman"/>
-          <w:kern w:val="0"/>
-          <w:lang w:eastAsia="en-LC"/>
-          <w14:ligatures w14:val="none"/>
-        </w:rPr>
-        <w:t>, what the end user will interact with directly. Back-end Programming on the other hand involves the business logic and server-side functionality of the application, which includes data storage, authentication and process communications.</w:t>
+        <w:t>Front-end Programming is the development of user interfaces, what the end user will interact with directly. Back-end Programming on the other hand involves the business logic and server-side functionality of the application, which includes data storage, authentication and process communications.</w:t>
       </w:r>
     </w:p>
     <w:p>
@@ -9759,7 +9750,7 @@
         <w:rPr>
           <w:rFonts w:ascii="Times New Roman" w:eastAsia="Times New Roman" w:hAnsi="Times New Roman" w:cs="Times New Roman"/>
           <w:kern w:val="0"/>
-          <w:lang w:val="en-LC" w:eastAsia="en-LC"/>
+          <w:lang w:eastAsia="en-LC"/>
           <w14:ligatures w14:val="none"/>
         </w:rPr>
       </w:pPr>
@@ -9803,7 +9794,7 @@
         <w:rPr>
           <w:rFonts w:ascii="Times New Roman" w:eastAsia="Times New Roman" w:hAnsi="Times New Roman" w:cs="Times New Roman"/>
           <w:kern w:val="0"/>
-          <w:lang w:val="en-LC" w:eastAsia="en-LC"/>
+          <w:lang w:eastAsia="en-LC"/>
           <w14:ligatures w14:val="none"/>
         </w:rPr>
         <w:t>(Chris, 2021)</w:t>
@@ -9812,7 +9803,7 @@
         <w:rPr>
           <w:rFonts w:ascii="Times New Roman" w:eastAsia="Times New Roman" w:hAnsi="Times New Roman" w:cs="Times New Roman"/>
           <w:kern w:val="0"/>
-          <w:lang w:val="en-LC" w:eastAsia="en-LC"/>
+          <w:lang w:eastAsia="en-LC"/>
           <w14:ligatures w14:val="none"/>
         </w:rPr>
         <w:t>.</w:t>
@@ -10789,17 +10780,15 @@
         </w:rPr>
         <w:t xml:space="preserve">It was originally developed by Netscape </w:t>
       </w:r>
-      <w:proofErr w:type="gramStart"/>
-      <w:r>
-        <w:rPr>
-          <w:rFonts w:ascii="Times New Roman" w:eastAsia="Times New Roman" w:hAnsi="Times New Roman" w:cs="Times New Roman"/>
-          <w:kern w:val="0"/>
-          <w:lang w:eastAsia="en-LC"/>
-          <w14:ligatures w14:val="none"/>
-        </w:rPr>
-        <w:t>as a way to</w:t>
-      </w:r>
-      <w:proofErr w:type="gramEnd"/>
+      <w:r>
+        <w:rPr>
+          <w:rFonts w:ascii="Times New Roman" w:eastAsia="Times New Roman" w:hAnsi="Times New Roman" w:cs="Times New Roman"/>
+          <w:kern w:val="0"/>
+          <w:lang w:eastAsia="en-LC"/>
+          <w14:ligatures w14:val="none"/>
+        </w:rPr>
+        <w:t>to</w:t>
+      </w:r>
       <w:r>
         <w:rPr>
           <w:rFonts w:ascii="Times New Roman" w:eastAsia="Times New Roman" w:hAnsi="Times New Roman" w:cs="Times New Roman"/>
@@ -12435,17 +12424,15 @@
         </w:rPr>
         <w:t xml:space="preserve">Slower to write in </w:t>
       </w:r>
-      <w:proofErr w:type="gramStart"/>
-      <w:r>
-        <w:rPr>
-          <w:rFonts w:ascii="Times New Roman" w:eastAsia="Times New Roman" w:hAnsi="Times New Roman" w:cs="Times New Roman"/>
-          <w:kern w:val="0"/>
-          <w:lang w:eastAsia="en-LC"/>
-          <w14:ligatures w14:val="none"/>
-        </w:rPr>
-        <w:t>large scaled</w:t>
-      </w:r>
-      <w:proofErr w:type="gramEnd"/>
+      <w:r>
+        <w:rPr>
+          <w:rFonts w:ascii="Times New Roman" w:eastAsia="Times New Roman" w:hAnsi="Times New Roman" w:cs="Times New Roman"/>
+          <w:kern w:val="0"/>
+          <w:lang w:eastAsia="en-LC"/>
+          <w14:ligatures w14:val="none"/>
+        </w:rPr>
+        <w:t>large, scaled</w:t>
+      </w:r>
       <w:r>
         <w:rPr>
           <w:rFonts w:ascii="Times New Roman" w:eastAsia="Times New Roman" w:hAnsi="Times New Roman" w:cs="Times New Roman"/>
@@ -13392,7 +13379,7 @@
         <w:rPr>
           <w:rFonts w:ascii="Times New Roman" w:eastAsia="Times New Roman" w:hAnsi="Times New Roman" w:cs="Times New Roman"/>
           <w:kern w:val="0"/>
-          <w:lang w:val="en-LC" w:eastAsia="en-LC"/>
+          <w:lang w:eastAsia="en-LC"/>
           <w14:ligatures w14:val="none"/>
         </w:rPr>
       </w:pPr>
@@ -13414,17 +13401,15 @@
         </w:rPr>
         <w:t xml:space="preserve">is an </w:t>
       </w:r>
-      <w:proofErr w:type="gramStart"/>
-      <w:r>
-        <w:rPr>
-          <w:rFonts w:ascii="Times New Roman" w:eastAsia="Times New Roman" w:hAnsi="Times New Roman" w:cs="Times New Roman"/>
-          <w:kern w:val="0"/>
-          <w:lang w:eastAsia="en-LC"/>
-          <w14:ligatures w14:val="none"/>
-        </w:rPr>
-        <w:t>open source</w:t>
-      </w:r>
-      <w:proofErr w:type="gramEnd"/>
+      <w:r>
+        <w:rPr>
+          <w:rFonts w:ascii="Times New Roman" w:eastAsia="Times New Roman" w:hAnsi="Times New Roman" w:cs="Times New Roman"/>
+          <w:kern w:val="0"/>
+          <w:lang w:eastAsia="en-LC"/>
+          <w14:ligatures w14:val="none"/>
+        </w:rPr>
+        <w:t>open-source</w:t>
+      </w:r>
       <w:r>
         <w:rPr>
           <w:rFonts w:ascii="Times New Roman" w:eastAsia="Times New Roman" w:hAnsi="Times New Roman" w:cs="Times New Roman"/>
@@ -14110,7 +14095,7 @@
         <w:rPr>
           <w:rFonts w:ascii="Times New Roman" w:eastAsia="Times New Roman" w:hAnsi="Times New Roman" w:cs="Times New Roman"/>
           <w:kern w:val="0"/>
-          <w:lang w:val="en-LC" w:eastAsia="en-LC"/>
+          <w:lang w:eastAsia="en-LC"/>
           <w14:ligatures w14:val="none"/>
         </w:rPr>
       </w:pPr>
@@ -14132,17 +14117,15 @@
         </w:rPr>
         <w:t xml:space="preserve">a popular JavaScript-based mobile app framework that allows you to build </w:t>
       </w:r>
-      <w:proofErr w:type="gramStart"/>
-      <w:r>
-        <w:rPr>
-          <w:rFonts w:ascii="Times New Roman" w:eastAsia="Times New Roman" w:hAnsi="Times New Roman" w:cs="Times New Roman"/>
-          <w:kern w:val="0"/>
-          <w:lang w:eastAsia="en-LC"/>
-          <w14:ligatures w14:val="none"/>
-        </w:rPr>
-        <w:t>natively-rendered</w:t>
-      </w:r>
-      <w:proofErr w:type="gramEnd"/>
+      <w:r>
+        <w:rPr>
+          <w:rFonts w:ascii="Times New Roman" w:eastAsia="Times New Roman" w:hAnsi="Times New Roman" w:cs="Times New Roman"/>
+          <w:kern w:val="0"/>
+          <w:lang w:eastAsia="en-LC"/>
+          <w14:ligatures w14:val="none"/>
+        </w:rPr>
+        <w:t>natively rendered</w:t>
+      </w:r>
       <w:r>
         <w:rPr>
           <w:rFonts w:ascii="Times New Roman" w:eastAsia="Times New Roman" w:hAnsi="Times New Roman" w:cs="Times New Roman"/>
@@ -14165,48 +14148,19 @@
         <w:rPr>
           <w:rFonts w:ascii="Times New Roman" w:eastAsia="Times New Roman" w:hAnsi="Times New Roman" w:cs="Times New Roman"/>
           <w:kern w:val="0"/>
-          <w:lang w:val="en-LC" w:eastAsia="en-LC"/>
-          <w14:ligatures w14:val="none"/>
-        </w:rPr>
-        <w:t>(</w:t>
-      </w:r>
-      <w:proofErr w:type="spellStart"/>
-      <w:r>
-        <w:rPr>
-          <w:rFonts w:ascii="Times New Roman" w:eastAsia="Times New Roman" w:hAnsi="Times New Roman" w:cs="Times New Roman"/>
-          <w:kern w:val="0"/>
-          <w:lang w:val="en-LC" w:eastAsia="en-LC"/>
-          <w14:ligatures w14:val="none"/>
-        </w:rPr>
-        <w:t>Netguru</w:t>
-      </w:r>
-      <w:proofErr w:type="spellEnd"/>
-      <w:r>
-        <w:rPr>
-          <w:rFonts w:ascii="Times New Roman" w:eastAsia="Times New Roman" w:hAnsi="Times New Roman" w:cs="Times New Roman"/>
-          <w:kern w:val="0"/>
-          <w:lang w:val="en-LC" w:eastAsia="en-LC"/>
-          <w14:ligatures w14:val="none"/>
-        </w:rPr>
-        <w:t>, n.d.)</w:t>
-      </w:r>
-      <w:r>
-        <w:rPr>
-          <w:rFonts w:ascii="Times New Roman" w:eastAsia="Times New Roman" w:hAnsi="Times New Roman" w:cs="Times New Roman"/>
-          <w:kern w:val="0"/>
-          <w:lang w:val="en-LC" w:eastAsia="en-LC"/>
-          <w14:ligatures w14:val="none"/>
-        </w:rPr>
-        <w:t>.</w:t>
-      </w:r>
-      <w:r>
-        <w:rPr>
-          <w:rFonts w:ascii="Times New Roman" w:eastAsia="Times New Roman" w:hAnsi="Times New Roman" w:cs="Times New Roman"/>
-          <w:kern w:val="0"/>
-          <w:lang w:eastAsia="en-LC"/>
-          <w14:ligatures w14:val="none"/>
-        </w:rPr>
-        <w:t xml:space="preserve"> It is actively developed by Meta (Facebook). React Native allows building cross-platform mobile applications in the same codebase.</w:t>
+          <w:lang w:eastAsia="en-LC"/>
+          <w14:ligatures w14:val="none"/>
+        </w:rPr>
+        <w:t>(Netguru, n.d.)</w:t>
+      </w:r>
+      <w:r>
+        <w:rPr>
+          <w:rFonts w:ascii="Times New Roman" w:eastAsia="Times New Roman" w:hAnsi="Times New Roman" w:cs="Times New Roman"/>
+          <w:kern w:val="0"/>
+          <w:lang w:eastAsia="en-LC"/>
+          <w14:ligatures w14:val="none"/>
+        </w:rPr>
+        <w:t>. It is actively developed by Meta (Facebook). React Native allows building cross-platform mobile applications in the same codebase.</w:t>
       </w:r>
     </w:p>
     <w:p>
@@ -16048,17 +16002,15 @@
         </w:rPr>
         <w:t xml:space="preserve">a low-level </w:t>
       </w:r>
-      <w:proofErr w:type="gramStart"/>
-      <w:r>
-        <w:rPr>
-          <w:rFonts w:ascii="Times New Roman" w:eastAsia="Times New Roman" w:hAnsi="Times New Roman" w:cs="Times New Roman"/>
-          <w:kern w:val="0"/>
-          <w:lang w:eastAsia="en-LC"/>
-          <w14:ligatures w14:val="none"/>
-        </w:rPr>
-        <w:t>statically-typed</w:t>
-      </w:r>
-      <w:proofErr w:type="gramEnd"/>
+      <w:r>
+        <w:rPr>
+          <w:rFonts w:ascii="Times New Roman" w:eastAsia="Times New Roman" w:hAnsi="Times New Roman" w:cs="Times New Roman"/>
+          <w:kern w:val="0"/>
+          <w:lang w:eastAsia="en-LC"/>
+          <w14:ligatures w14:val="none"/>
+        </w:rPr>
+        <w:t>statically typed</w:t>
+      </w:r>
       <w:r>
         <w:rPr>
           <w:rFonts w:ascii="Times New Roman" w:eastAsia="Times New Roman" w:hAnsi="Times New Roman" w:cs="Times New Roman"/>
@@ -16434,18 +16386,7 @@
           <w14:ligatures w14:val="none"/>
         </w:rPr>
         <w:lastRenderedPageBreak/>
-        <w:t>Example Backends</w:t>
-      </w:r>
-      <w:r>
-        <w:rPr>
-          <w:rFonts w:ascii="Times New Roman" w:eastAsia="Times New Roman" w:hAnsi="Times New Roman" w:cs="Times New Roman"/>
-          <w:b/>
-          <w:bCs/>
-          <w:kern w:val="0"/>
-          <w:lang w:eastAsia="en-LC"/>
-          <w14:ligatures w14:val="none"/>
-        </w:rPr>
-        <w:t>:</w:t>
+        <w:t>Example Backends:</w:t>
       </w:r>
     </w:p>
     <w:p>
@@ -16789,17 +16730,15 @@
           <w14:ligatures w14:val="none"/>
         </w:rPr>
       </w:pPr>
-      <w:proofErr w:type="gramStart"/>
-      <w:r>
-        <w:rPr>
-          <w:rFonts w:ascii="Times New Roman" w:eastAsia="Times New Roman" w:hAnsi="Times New Roman" w:cs="Times New Roman"/>
-          <w:kern w:val="0"/>
-          <w:lang w:eastAsia="en-LC"/>
-          <w14:ligatures w14:val="none"/>
-        </w:rPr>
-        <w:t>Non Blocking</w:t>
-      </w:r>
-      <w:proofErr w:type="gramEnd"/>
+      <w:r>
+        <w:rPr>
+          <w:rFonts w:ascii="Times New Roman" w:eastAsia="Times New Roman" w:hAnsi="Times New Roman" w:cs="Times New Roman"/>
+          <w:kern w:val="0"/>
+          <w:lang w:eastAsia="en-LC"/>
+          <w14:ligatures w14:val="none"/>
+        </w:rPr>
+        <w:t>Non-Blocking</w:t>
+      </w:r>
       <w:r>
         <w:rPr>
           <w:rFonts w:ascii="Times New Roman" w:eastAsia="Times New Roman" w:hAnsi="Times New Roman" w:cs="Times New Roman"/>
@@ -17179,7 +17118,7 @@
           <w:noProof/>
         </w:rPr>
         <w:drawing>
-          <wp:inline distT="0" distB="0" distL="0" distR="0" wp14:anchorId="6F0C6DC7" wp14:editId="632EAB1D">
+          <wp:inline distT="0" distB="0" distL="0" distR="0" wp14:anchorId="6F0C6DC7" wp14:editId="27DE114E">
             <wp:extent cx="1901448" cy="711200"/>
             <wp:effectExtent l="0" t="0" r="3810" b="0"/>
             <wp:docPr id="1774018256" name="Picture 15" descr="Go (programming language) - Wikipedia"/>
@@ -17295,17 +17234,15 @@
         </w:rPr>
         <w:t xml:space="preserve">is an </w:t>
       </w:r>
-      <w:proofErr w:type="gramStart"/>
-      <w:r>
-        <w:rPr>
-          <w:rFonts w:ascii="Times New Roman" w:eastAsia="Times New Roman" w:hAnsi="Times New Roman" w:cs="Times New Roman"/>
-          <w:kern w:val="0"/>
-          <w:lang w:eastAsia="en-LC"/>
-          <w14:ligatures w14:val="none"/>
-        </w:rPr>
-        <w:t>open source</w:t>
-      </w:r>
-      <w:proofErr w:type="gramEnd"/>
+      <w:r>
+        <w:rPr>
+          <w:rFonts w:ascii="Times New Roman" w:eastAsia="Times New Roman" w:hAnsi="Times New Roman" w:cs="Times New Roman"/>
+          <w:kern w:val="0"/>
+          <w:lang w:eastAsia="en-LC"/>
+          <w14:ligatures w14:val="none"/>
+        </w:rPr>
+        <w:t>open-source</w:t>
+      </w:r>
       <w:r>
         <w:rPr>
           <w:rFonts w:ascii="Times New Roman" w:eastAsia="Times New Roman" w:hAnsi="Times New Roman" w:cs="Times New Roman"/>
@@ -18281,18 +18218,7 @@
           <w14:ligatures w14:val="none"/>
         </w:rPr>
         <w:lastRenderedPageBreak/>
-        <w:t>Examples</w:t>
-      </w:r>
-      <w:r>
-        <w:rPr>
-          <w:rFonts w:ascii="Times New Roman" w:eastAsia="Times New Roman" w:hAnsi="Times New Roman" w:cs="Times New Roman"/>
-          <w:b/>
-          <w:bCs/>
-          <w:kern w:val="0"/>
-          <w:lang w:eastAsia="en-LC"/>
-          <w14:ligatures w14:val="none"/>
-        </w:rPr>
-        <w:t>:</w:t>
+        <w:t>Examples:</w:t>
       </w:r>
     </w:p>
     <w:p>
@@ -19452,17 +19378,15 @@
         </w:rPr>
         <w:t xml:space="preserve">ata and its </w:t>
       </w:r>
-      <w:proofErr w:type="spellStart"/>
-      <w:r>
-        <w:rPr>
-          <w:rFonts w:ascii="Times New Roman" w:eastAsia="Times New Roman" w:hAnsi="Times New Roman" w:cs="Times New Roman"/>
-          <w:kern w:val="0"/>
-          <w:lang w:eastAsia="en-LC"/>
-          <w14:ligatures w14:val="none"/>
-        </w:rPr>
-        <w:t>behavior</w:t>
-      </w:r>
-      <w:proofErr w:type="spellEnd"/>
+      <w:r>
+        <w:rPr>
+          <w:rFonts w:ascii="Times New Roman" w:eastAsia="Times New Roman" w:hAnsi="Times New Roman" w:cs="Times New Roman"/>
+          <w:kern w:val="0"/>
+          <w:lang w:eastAsia="en-LC"/>
+          <w14:ligatures w14:val="none"/>
+        </w:rPr>
+        <w:t>behaviour</w:t>
+      </w:r>
       <w:r>
         <w:rPr>
           <w:rFonts w:ascii="Times New Roman" w:eastAsia="Times New Roman" w:hAnsi="Times New Roman" w:cs="Times New Roman"/>
@@ -20113,28 +20037,6 @@
     <w:p>
       <w:pPr>
         <w:spacing w:after="0" w:line="240" w:lineRule="auto"/>
-        <w:rPr>
-          <w:rFonts w:ascii="Times New Roman" w:eastAsia="Times New Roman" w:hAnsi="Times New Roman" w:cs="Times New Roman"/>
-          <w:kern w:val="0"/>
-          <w:lang w:eastAsia="en-LC"/>
-          <w14:ligatures w14:val="none"/>
-        </w:rPr>
-      </w:pPr>
-    </w:p>
-    <w:p>
-      <w:pPr>
-        <w:spacing w:after="0" w:line="240" w:lineRule="auto"/>
-        <w:rPr>
-          <w:rFonts w:ascii="Times New Roman" w:eastAsia="Times New Roman" w:hAnsi="Times New Roman" w:cs="Times New Roman"/>
-          <w:kern w:val="0"/>
-          <w:lang w:eastAsia="en-LC"/>
-          <w14:ligatures w14:val="none"/>
-        </w:rPr>
-      </w:pPr>
-    </w:p>
-    <w:p>
-      <w:pPr>
-        <w:spacing w:after="0" w:line="240" w:lineRule="auto"/>
         <w:jc w:val="center"/>
         <w:rPr>
           <w:rFonts w:ascii="Times New Roman" w:eastAsia="Times New Roman" w:hAnsi="Times New Roman" w:cs="Times New Roman"/>
@@ -20154,6 +20056,7 @@
           <w:lang w:eastAsia="en-LC"/>
           <w14:ligatures w14:val="none"/>
         </w:rPr>
+        <w:lastRenderedPageBreak/>
         <w:t>Additional Features</w:t>
       </w:r>
     </w:p>
@@ -21013,6 +20916,32 @@
     <w:p>
       <w:pPr>
         <w:spacing w:after="0" w:line="240" w:lineRule="auto"/>
+        <w:rPr>
+          <w:rFonts w:ascii="Times New Roman" w:eastAsia="Times New Roman" w:hAnsi="Times New Roman" w:cs="Times New Roman"/>
+          <w:b/>
+          <w:bCs/>
+          <w:kern w:val="0"/>
+          <w:lang w:eastAsia="en-LC"/>
+          <w14:ligatures w14:val="none"/>
+        </w:rPr>
+      </w:pPr>
+    </w:p>
+    <w:p>
+      <w:pPr>
+        <w:spacing w:after="0" w:line="240" w:lineRule="auto"/>
+        <w:rPr>
+          <w:rFonts w:ascii="Times New Roman" w:eastAsia="Times New Roman" w:hAnsi="Times New Roman" w:cs="Times New Roman"/>
+          <w:b/>
+          <w:bCs/>
+          <w:kern w:val="0"/>
+          <w:lang w:eastAsia="en-LC"/>
+          <w14:ligatures w14:val="none"/>
+        </w:rPr>
+      </w:pPr>
+    </w:p>
+    <w:p>
+      <w:pPr>
+        <w:spacing w:after="0" w:line="240" w:lineRule="auto"/>
         <w:jc w:val="center"/>
         <w:rPr>
           <w:rFonts w:ascii="Times New Roman" w:eastAsia="Times New Roman" w:hAnsi="Times New Roman" w:cs="Times New Roman"/>
@@ -21413,6 +21342,216 @@
         <w:spacing w:after="0" w:line="240" w:lineRule="auto"/>
         <w:rPr>
           <w:rFonts w:ascii="Times New Roman" w:eastAsia="Times New Roman" w:hAnsi="Times New Roman" w:cs="Times New Roman"/>
+          <w:b/>
+          <w:bCs/>
+          <w:kern w:val="0"/>
+          <w:lang w:eastAsia="en-LC"/>
+          <w14:ligatures w14:val="none"/>
+        </w:rPr>
+      </w:pPr>
+    </w:p>
+    <w:p>
+      <w:pPr>
+        <w:spacing w:after="0" w:line="240" w:lineRule="auto"/>
+        <w:jc w:val="center"/>
+        <w:rPr>
+          <w:rFonts w:ascii="Times New Roman" w:eastAsia="Times New Roman" w:hAnsi="Times New Roman" w:cs="Times New Roman"/>
+          <w:b/>
+          <w:bCs/>
+          <w:kern w:val="0"/>
+          <w:lang w:eastAsia="en-LC"/>
+          <w14:ligatures w14:val="none"/>
+        </w:rPr>
+      </w:pPr>
+      <w:r>
+        <w:rPr>
+          <w:rFonts w:ascii="Times New Roman" w:eastAsia="Times New Roman" w:hAnsi="Times New Roman" w:cs="Times New Roman"/>
+          <w:b/>
+          <w:bCs/>
+          <w:kern w:val="0"/>
+          <w:lang w:eastAsia="en-LC"/>
+          <w14:ligatures w14:val="none"/>
+        </w:rPr>
+        <w:t>Sentry</w:t>
+      </w:r>
+    </w:p>
+    <w:p>
+      <w:pPr>
+        <w:spacing w:after="0" w:line="240" w:lineRule="auto"/>
+        <w:jc w:val="center"/>
+        <w:rPr>
+          <w:rFonts w:ascii="Times New Roman" w:eastAsia="Times New Roman" w:hAnsi="Times New Roman" w:cs="Times New Roman"/>
+          <w:b/>
+          <w:bCs/>
+          <w:kern w:val="0"/>
+          <w:lang w:eastAsia="en-LC"/>
+          <w14:ligatures w14:val="none"/>
+        </w:rPr>
+      </w:pPr>
+    </w:p>
+    <w:p>
+      <w:pPr>
+        <w:spacing w:after="0" w:line="240" w:lineRule="auto"/>
+        <w:rPr>
+          <w:rFonts w:ascii="Times New Roman" w:eastAsia="Times New Roman" w:hAnsi="Times New Roman" w:cs="Times New Roman"/>
+          <w:kern w:val="0"/>
+          <w:lang w:eastAsia="en-LC"/>
+          <w14:ligatures w14:val="none"/>
+        </w:rPr>
+      </w:pPr>
+      <w:r>
+        <w:rPr>
+          <w:rFonts w:ascii="Times New Roman" w:eastAsia="Times New Roman" w:hAnsi="Times New Roman" w:cs="Times New Roman"/>
+          <w:kern w:val="0"/>
+          <w:lang w:eastAsia="en-LC"/>
+          <w14:ligatures w14:val="none"/>
+        </w:rPr>
+        <w:t>Sentry is an open-source tool used for monitoring notifications and errors sent by applications</w:t>
+      </w:r>
+      <w:r>
+        <w:rPr>
+          <w:rFonts w:ascii="Times New Roman" w:eastAsia="Times New Roman" w:hAnsi="Times New Roman" w:cs="Times New Roman"/>
+          <w:kern w:val="0"/>
+          <w:lang w:eastAsia="en-LC"/>
+          <w14:ligatures w14:val="none"/>
+        </w:rPr>
+        <w:t>. It helps developers identify crashes and bugs that would not have been caught in testing.</w:t>
+      </w:r>
+    </w:p>
+    <w:p>
+      <w:pPr>
+        <w:spacing w:after="0" w:line="240" w:lineRule="auto"/>
+        <w:rPr>
+          <w:rFonts w:ascii="Times New Roman" w:eastAsia="Times New Roman" w:hAnsi="Times New Roman" w:cs="Times New Roman"/>
+          <w:kern w:val="0"/>
+          <w:lang w:eastAsia="en-LC"/>
+          <w14:ligatures w14:val="none"/>
+        </w:rPr>
+      </w:pPr>
+    </w:p>
+    <w:p>
+      <w:pPr>
+        <w:spacing w:after="0" w:line="240" w:lineRule="auto"/>
+        <w:rPr>
+          <w:rFonts w:ascii="Times New Roman" w:eastAsia="Times New Roman" w:hAnsi="Times New Roman" w:cs="Times New Roman"/>
+          <w:b/>
+          <w:bCs/>
+          <w:kern w:val="0"/>
+          <w:lang w:eastAsia="en-LC"/>
+          <w14:ligatures w14:val="none"/>
+        </w:rPr>
+      </w:pPr>
+      <w:r>
+        <w:rPr>
+          <w:rFonts w:ascii="Times New Roman" w:eastAsia="Times New Roman" w:hAnsi="Times New Roman" w:cs="Times New Roman"/>
+          <w:b/>
+          <w:bCs/>
+          <w:kern w:val="0"/>
+          <w:lang w:eastAsia="en-LC"/>
+          <w14:ligatures w14:val="none"/>
+        </w:rPr>
+        <w:t>Benefits:</w:t>
+      </w:r>
+    </w:p>
+    <w:p>
+      <w:pPr>
+        <w:spacing w:after="0" w:line="240" w:lineRule="auto"/>
+        <w:rPr>
+          <w:rFonts w:ascii="Times New Roman" w:eastAsia="Times New Roman" w:hAnsi="Times New Roman" w:cs="Times New Roman"/>
+          <w:b/>
+          <w:bCs/>
+          <w:kern w:val="0"/>
+          <w:lang w:eastAsia="en-LC"/>
+          <w14:ligatures w14:val="none"/>
+        </w:rPr>
+      </w:pPr>
+    </w:p>
+    <w:p>
+      <w:pPr>
+        <w:pStyle w:val="ListParagraph"/>
+        <w:numPr>
+          <w:ilvl w:val="0"/>
+          <w:numId w:val="82"/>
+        </w:numPr>
+        <w:spacing w:after="0" w:line="240" w:lineRule="auto"/>
+        <w:rPr>
+          <w:rFonts w:ascii="Times New Roman" w:eastAsia="Times New Roman" w:hAnsi="Times New Roman" w:cs="Times New Roman"/>
+          <w:b/>
+          <w:bCs/>
+          <w:kern w:val="0"/>
+          <w:lang w:eastAsia="en-LC"/>
+          <w14:ligatures w14:val="none"/>
+        </w:rPr>
+      </w:pPr>
+      <w:r>
+        <w:rPr>
+          <w:rFonts w:ascii="Times New Roman" w:eastAsia="Times New Roman" w:hAnsi="Times New Roman" w:cs="Times New Roman"/>
+          <w:kern w:val="0"/>
+          <w:lang w:eastAsia="en-LC"/>
+          <w14:ligatures w14:val="none"/>
+        </w:rPr>
+        <w:t>Real-time error reporting</w:t>
+      </w:r>
+    </w:p>
+    <w:p>
+      <w:pPr>
+        <w:pStyle w:val="ListParagraph"/>
+        <w:numPr>
+          <w:ilvl w:val="0"/>
+          <w:numId w:val="82"/>
+        </w:numPr>
+        <w:spacing w:after="0" w:line="240" w:lineRule="auto"/>
+        <w:rPr>
+          <w:rFonts w:ascii="Times New Roman" w:eastAsia="Times New Roman" w:hAnsi="Times New Roman" w:cs="Times New Roman"/>
+          <w:b/>
+          <w:bCs/>
+          <w:kern w:val="0"/>
+          <w:lang w:eastAsia="en-LC"/>
+          <w14:ligatures w14:val="none"/>
+        </w:rPr>
+      </w:pPr>
+      <w:r>
+        <w:rPr>
+          <w:rFonts w:ascii="Times New Roman" w:eastAsia="Times New Roman" w:hAnsi="Times New Roman" w:cs="Times New Roman"/>
+          <w:kern w:val="0"/>
+          <w:lang w:eastAsia="en-LC"/>
+          <w14:ligatures w14:val="none"/>
+        </w:rPr>
+        <w:t>Supports multiple programming languages</w:t>
+      </w:r>
+    </w:p>
+    <w:p>
+      <w:pPr>
+        <w:pStyle w:val="ListParagraph"/>
+        <w:numPr>
+          <w:ilvl w:val="0"/>
+          <w:numId w:val="82"/>
+        </w:numPr>
+        <w:spacing w:after="0" w:line="240" w:lineRule="auto"/>
+        <w:rPr>
+          <w:rFonts w:ascii="Times New Roman" w:eastAsia="Times New Roman" w:hAnsi="Times New Roman" w:cs="Times New Roman"/>
+          <w:b/>
+          <w:bCs/>
+          <w:kern w:val="0"/>
+          <w:lang w:eastAsia="en-LC"/>
+          <w14:ligatures w14:val="none"/>
+        </w:rPr>
+      </w:pPr>
+      <w:r>
+        <w:rPr>
+          <w:rFonts w:ascii="Times New Roman" w:eastAsia="Times New Roman" w:hAnsi="Times New Roman" w:cs="Times New Roman"/>
+          <w:kern w:val="0"/>
+          <w:lang w:eastAsia="en-LC"/>
+          <w14:ligatures w14:val="none"/>
+        </w:rPr>
+        <w:t xml:space="preserve">Helps catch specific crashes and bugs </w:t>
+      </w:r>
+    </w:p>
+    <w:p>
+      <w:pPr>
+        <w:spacing w:after="0" w:line="240" w:lineRule="auto"/>
+        <w:rPr>
+          <w:rFonts w:ascii="Times New Roman" w:eastAsia="Times New Roman" w:hAnsi="Times New Roman" w:cs="Times New Roman"/>
           <w:kern w:val="0"/>
           <w:lang w:eastAsia="en-LC"/>
           <w14:ligatures w14:val="none"/>
@@ -21492,242 +21631,2372 @@
     </w:p>
     <w:p>
       <w:pPr>
-        <w:rPr>
-          <w:rFonts w:ascii="Times New Roman" w:eastAsia="Times New Roman" w:hAnsi="Times New Roman" w:cs="Times New Roman"/>
-        </w:rPr>
-      </w:pPr>
-      <w:r>
-        <w:rPr>
-          <w:rFonts w:ascii="Times New Roman" w:eastAsia="Times New Roman" w:hAnsi="Times New Roman" w:cs="Times New Roman"/>
-        </w:rPr>
-        <w:t xml:space="preserve">[Introduction to chapter] </w:t>
-      </w:r>
-    </w:p>
-    <w:p>
-      <w:pPr>
-        <w:rPr>
-          <w:rFonts w:ascii="Times New Roman" w:eastAsia="Times New Roman" w:hAnsi="Times New Roman" w:cs="Times New Roman"/>
-        </w:rPr>
-      </w:pPr>
-      <w:r>
-        <w:rPr>
-          <w:rFonts w:ascii="Times New Roman" w:eastAsia="Times New Roman" w:hAnsi="Times New Roman" w:cs="Times New Roman"/>
-        </w:rPr>
-        <w:t>[List features of your application]</w:t>
-      </w:r>
-    </w:p>
-    <w:p>
-      <w:pPr>
-        <w:rPr>
-          <w:rFonts w:ascii="Times New Roman" w:eastAsia="Times New Roman" w:hAnsi="Times New Roman" w:cs="Times New Roman"/>
-        </w:rPr>
-      </w:pPr>
-      <w:r>
-        <w:rPr>
-          <w:rFonts w:ascii="Times New Roman" w:eastAsia="Times New Roman" w:hAnsi="Times New Roman" w:cs="Times New Roman"/>
-        </w:rPr>
-        <w:t xml:space="preserve">[List the Technologies you’ve </w:t>
+        <w:jc w:val="center"/>
+        <w:rPr>
+          <w:rFonts w:ascii="Times New Roman" w:eastAsia="Times New Roman" w:hAnsi="Times New Roman" w:cs="Times New Roman"/>
+          <w:b/>
+          <w:bCs/>
+        </w:rPr>
+      </w:pPr>
+      <w:r>
+        <w:rPr>
+          <w:rFonts w:ascii="Times New Roman" w:eastAsia="Times New Roman" w:hAnsi="Times New Roman" w:cs="Times New Roman"/>
+          <w:b/>
+          <w:bCs/>
+        </w:rPr>
+        <w:t>Introduction</w:t>
+      </w:r>
+    </w:p>
+    <w:p>
+      <w:pPr>
+        <w:rPr>
+          <w:rFonts w:ascii="Times New Roman" w:eastAsia="Times New Roman" w:hAnsi="Times New Roman" w:cs="Times New Roman"/>
+        </w:rPr>
+      </w:pPr>
+    </w:p>
+    <w:p>
+      <w:pPr>
+        <w:rPr>
+          <w:rFonts w:ascii="Times New Roman" w:eastAsia="Times New Roman" w:hAnsi="Times New Roman" w:cs="Times New Roman"/>
+        </w:rPr>
+      </w:pPr>
+      <w:r>
+        <w:rPr>
+          <w:rFonts w:ascii="Times New Roman" w:eastAsia="Times New Roman" w:hAnsi="Times New Roman" w:cs="Times New Roman"/>
+          <w:b/>
+          <w:bCs/>
+        </w:rPr>
+        <w:t xml:space="preserve"> </w:t>
+      </w:r>
+      <w:r>
+        <w:rPr>
+          <w:rFonts w:ascii="Times New Roman" w:eastAsia="Times New Roman" w:hAnsi="Times New Roman" w:cs="Times New Roman"/>
+        </w:rPr>
+        <w:t>In this chapter you will find the features of Hypertrophy, the technologies that have been chosen for the application, the development methodology implemented along with several diagrams representing the system.</w:t>
+      </w:r>
+    </w:p>
+    <w:p>
+      <w:pPr>
+        <w:rPr>
+          <w:rFonts w:ascii="Times New Roman" w:eastAsia="Times New Roman" w:hAnsi="Times New Roman" w:cs="Times New Roman"/>
+        </w:rPr>
+      </w:pPr>
+    </w:p>
+    <w:p>
+      <w:pPr>
+        <w:jc w:val="center"/>
+        <w:rPr>
+          <w:rFonts w:ascii="Times New Roman" w:eastAsia="Times New Roman" w:hAnsi="Times New Roman" w:cs="Times New Roman"/>
+          <w:b/>
+          <w:bCs/>
+        </w:rPr>
+      </w:pPr>
+      <w:r>
+        <w:rPr>
+          <w:rFonts w:ascii="Times New Roman" w:eastAsia="Times New Roman" w:hAnsi="Times New Roman" w:cs="Times New Roman"/>
+          <w:b/>
+          <w:bCs/>
+        </w:rPr>
+        <w:t>Features</w:t>
+      </w:r>
+    </w:p>
+    <w:p>
+      <w:pPr>
+        <w:jc w:val="center"/>
+        <w:rPr>
+          <w:rFonts w:ascii="Times New Roman" w:eastAsia="Times New Roman" w:hAnsi="Times New Roman" w:cs="Times New Roman"/>
+          <w:b/>
+          <w:bCs/>
+        </w:rPr>
+      </w:pPr>
+    </w:p>
+    <w:p>
+      <w:pPr>
+        <w:rPr>
+          <w:rFonts w:ascii="Times New Roman" w:eastAsia="Times New Roman" w:hAnsi="Times New Roman" w:cs="Times New Roman"/>
+        </w:rPr>
+      </w:pPr>
+      <w:r>
+        <w:rPr>
+          <w:rFonts w:ascii="Times New Roman" w:eastAsia="Times New Roman" w:hAnsi="Times New Roman" w:cs="Times New Roman"/>
+        </w:rPr>
+        <w:t>Hypertrophy has four main components, the backend, mobile app, admin panel and monitoring services, the features for the components are:</w:t>
+      </w:r>
+    </w:p>
+    <w:p>
+      <w:pPr>
+        <w:rPr>
+          <w:rFonts w:ascii="Times New Roman" w:eastAsia="Times New Roman" w:hAnsi="Times New Roman" w:cs="Times New Roman"/>
+        </w:rPr>
+      </w:pPr>
+    </w:p>
+    <w:p>
+      <w:pPr>
+        <w:rPr>
+          <w:rFonts w:ascii="Times New Roman" w:hAnsi="Times New Roman" w:cs="Times New Roman"/>
+          <w:b/>
+          <w:bCs/>
+        </w:rPr>
+      </w:pPr>
+      <w:r>
+        <w:rPr>
+          <w:rFonts w:ascii="Times New Roman" w:hAnsi="Times New Roman" w:cs="Times New Roman"/>
+          <w:b/>
+          <w:bCs/>
+        </w:rPr>
+        <w:t>Backend</w:t>
+      </w:r>
+    </w:p>
+    <w:p>
+      <w:pPr>
+        <w:pStyle w:val="ListParagraph"/>
+        <w:numPr>
+          <w:ilvl w:val="0"/>
+          <w:numId w:val="81"/>
+        </w:numPr>
+        <w:rPr>
+          <w:rFonts w:ascii="Times New Roman" w:eastAsia="Times New Roman" w:hAnsi="Times New Roman" w:cs="Times New Roman"/>
+        </w:rPr>
+      </w:pPr>
+      <w:r>
+        <w:rPr>
+          <w:rFonts w:ascii="Times New Roman" w:eastAsia="Times New Roman" w:hAnsi="Times New Roman" w:cs="Times New Roman"/>
+        </w:rPr>
+        <w:t xml:space="preserve">Nutrition Logging </w:t>
+      </w:r>
+      <w:r>
+        <w:rPr>
+          <w:rFonts w:ascii="Times New Roman" w:eastAsia="Times New Roman" w:hAnsi="Times New Roman" w:cs="Times New Roman"/>
+        </w:rPr>
+        <w:t>including calories, protein, sleep and water.</w:t>
+      </w:r>
+    </w:p>
+    <w:p>
+      <w:pPr>
+        <w:pStyle w:val="ListParagraph"/>
+        <w:numPr>
+          <w:ilvl w:val="0"/>
+          <w:numId w:val="81"/>
+        </w:numPr>
+        <w:rPr>
+          <w:rFonts w:ascii="Times New Roman" w:eastAsia="Times New Roman" w:hAnsi="Times New Roman" w:cs="Times New Roman"/>
+        </w:rPr>
+      </w:pPr>
+      <w:r>
+        <w:rPr>
+          <w:rFonts w:ascii="Times New Roman" w:eastAsia="Times New Roman" w:hAnsi="Times New Roman" w:cs="Times New Roman"/>
+        </w:rPr>
+        <w:t>Automatic Cron Scheduled Jobs</w:t>
+      </w:r>
+    </w:p>
+    <w:p>
+      <w:pPr>
+        <w:pStyle w:val="ListParagraph"/>
+        <w:numPr>
+          <w:ilvl w:val="0"/>
+          <w:numId w:val="81"/>
+        </w:numPr>
+        <w:rPr>
+          <w:rFonts w:ascii="Times New Roman" w:eastAsia="Times New Roman" w:hAnsi="Times New Roman" w:cs="Times New Roman"/>
+        </w:rPr>
+      </w:pPr>
+      <w:r>
+        <w:rPr>
+          <w:rFonts w:ascii="Times New Roman" w:eastAsia="Times New Roman" w:hAnsi="Times New Roman" w:cs="Times New Roman"/>
+        </w:rPr>
+        <w:t>Automatic Database Migrations</w:t>
+      </w:r>
+    </w:p>
+    <w:p>
+      <w:pPr>
+        <w:pStyle w:val="ListParagraph"/>
+        <w:numPr>
+          <w:ilvl w:val="0"/>
+          <w:numId w:val="81"/>
+        </w:numPr>
+        <w:rPr>
+          <w:rFonts w:ascii="Times New Roman" w:eastAsia="Times New Roman" w:hAnsi="Times New Roman" w:cs="Times New Roman"/>
+        </w:rPr>
+      </w:pPr>
+      <w:r>
+        <w:rPr>
+          <w:rFonts w:ascii="Times New Roman" w:eastAsia="Times New Roman" w:hAnsi="Times New Roman" w:cs="Times New Roman"/>
+        </w:rPr>
+        <w:t>Secure Environment Variables</w:t>
+      </w:r>
+    </w:p>
+    <w:p>
+      <w:pPr>
+        <w:pStyle w:val="ListParagraph"/>
+        <w:numPr>
+          <w:ilvl w:val="0"/>
+          <w:numId w:val="81"/>
+        </w:numPr>
+        <w:rPr>
+          <w:rFonts w:ascii="Times New Roman" w:eastAsia="Times New Roman" w:hAnsi="Times New Roman" w:cs="Times New Roman"/>
+        </w:rPr>
+      </w:pPr>
+      <w:r>
+        <w:rPr>
+          <w:rFonts w:ascii="Times New Roman" w:eastAsia="Times New Roman" w:hAnsi="Times New Roman" w:cs="Times New Roman"/>
+        </w:rPr>
+        <w:t>Runtime &amp; File Logging</w:t>
+      </w:r>
+    </w:p>
+    <w:p>
+      <w:pPr>
+        <w:pStyle w:val="ListParagraph"/>
+        <w:numPr>
+          <w:ilvl w:val="0"/>
+          <w:numId w:val="81"/>
+        </w:numPr>
+        <w:rPr>
+          <w:rFonts w:ascii="Times New Roman" w:eastAsia="Times New Roman" w:hAnsi="Times New Roman" w:cs="Times New Roman"/>
+        </w:rPr>
+      </w:pPr>
+      <w:r>
+        <w:rPr>
+          <w:rFonts w:ascii="Times New Roman" w:eastAsia="Times New Roman" w:hAnsi="Times New Roman" w:cs="Times New Roman"/>
+        </w:rPr>
+        <w:t>Relational Database for User Storage</w:t>
+      </w:r>
+    </w:p>
+    <w:p>
+      <w:pPr>
+        <w:pStyle w:val="ListParagraph"/>
+        <w:numPr>
+          <w:ilvl w:val="0"/>
+          <w:numId w:val="81"/>
+        </w:numPr>
+        <w:rPr>
+          <w:rFonts w:ascii="Times New Roman" w:eastAsia="Times New Roman" w:hAnsi="Times New Roman" w:cs="Times New Roman"/>
+        </w:rPr>
+      </w:pPr>
+      <w:r>
+        <w:rPr>
+          <w:rFonts w:ascii="Times New Roman" w:eastAsia="Times New Roman" w:hAnsi="Times New Roman" w:cs="Times New Roman"/>
+        </w:rPr>
+        <w:t>JSON Serialization for Data Passing</w:t>
+      </w:r>
+    </w:p>
+    <w:p>
+      <w:pPr>
+        <w:pStyle w:val="ListParagraph"/>
+        <w:numPr>
+          <w:ilvl w:val="0"/>
+          <w:numId w:val="81"/>
+        </w:numPr>
+        <w:rPr>
+          <w:rFonts w:ascii="Times New Roman" w:eastAsia="Times New Roman" w:hAnsi="Times New Roman" w:cs="Times New Roman"/>
+        </w:rPr>
+      </w:pPr>
+      <w:r>
+        <w:rPr>
+          <w:rFonts w:ascii="Times New Roman" w:eastAsia="Times New Roman" w:hAnsi="Times New Roman" w:cs="Times New Roman"/>
+        </w:rPr>
+        <w:t>API Key Authentication</w:t>
+      </w:r>
+    </w:p>
+    <w:p>
+      <w:pPr>
+        <w:pStyle w:val="ListParagraph"/>
+        <w:numPr>
+          <w:ilvl w:val="0"/>
+          <w:numId w:val="81"/>
+        </w:numPr>
+        <w:rPr>
+          <w:rFonts w:ascii="Times New Roman" w:eastAsia="Times New Roman" w:hAnsi="Times New Roman" w:cs="Times New Roman"/>
+        </w:rPr>
+      </w:pPr>
+      <w:r>
+        <w:rPr>
+          <w:rFonts w:ascii="Times New Roman" w:eastAsia="Times New Roman" w:hAnsi="Times New Roman" w:cs="Times New Roman"/>
+        </w:rPr>
+        <w:t>Redis K/V Cache</w:t>
+      </w:r>
+    </w:p>
+    <w:p>
+      <w:pPr>
+        <w:pStyle w:val="ListParagraph"/>
+        <w:numPr>
+          <w:ilvl w:val="0"/>
+          <w:numId w:val="81"/>
+        </w:numPr>
+        <w:rPr>
+          <w:rFonts w:ascii="Times New Roman" w:eastAsia="Times New Roman" w:hAnsi="Times New Roman" w:cs="Times New Roman"/>
+        </w:rPr>
+      </w:pPr>
+      <w:r>
+        <w:rPr>
+          <w:rFonts w:ascii="Times New Roman" w:eastAsia="Times New Roman" w:hAnsi="Times New Roman" w:cs="Times New Roman"/>
+        </w:rPr>
+        <w:t>Email System</w:t>
+      </w:r>
+      <w:r>
+        <w:rPr>
+          <w:rFonts w:ascii="Times New Roman" w:eastAsia="Times New Roman" w:hAnsi="Times New Roman" w:cs="Times New Roman"/>
+        </w:rPr>
+        <w:t xml:space="preserve"> with templates for configurability</w:t>
+      </w:r>
+    </w:p>
+    <w:p>
+      <w:pPr>
+        <w:pStyle w:val="ListParagraph"/>
+        <w:numPr>
+          <w:ilvl w:val="0"/>
+          <w:numId w:val="81"/>
+        </w:numPr>
+        <w:rPr>
+          <w:rFonts w:ascii="Times New Roman" w:eastAsia="Times New Roman" w:hAnsi="Times New Roman" w:cs="Times New Roman"/>
+        </w:rPr>
+      </w:pPr>
+      <w:r>
+        <w:rPr>
+          <w:rFonts w:ascii="Times New Roman" w:eastAsia="Times New Roman" w:hAnsi="Times New Roman" w:cs="Times New Roman"/>
+        </w:rPr>
+        <w:t>Cross-Origin Resource Sharing</w:t>
+      </w:r>
+    </w:p>
+    <w:p>
+      <w:pPr>
+        <w:pStyle w:val="ListParagraph"/>
+        <w:numPr>
+          <w:ilvl w:val="0"/>
+          <w:numId w:val="81"/>
+        </w:numPr>
+        <w:rPr>
+          <w:rFonts w:ascii="Times New Roman" w:eastAsia="Times New Roman" w:hAnsi="Times New Roman" w:cs="Times New Roman"/>
+        </w:rPr>
+      </w:pPr>
+      <w:r>
+        <w:rPr>
+          <w:rFonts w:ascii="Times New Roman" w:eastAsia="Times New Roman" w:hAnsi="Times New Roman" w:cs="Times New Roman"/>
+        </w:rPr>
+        <w:t>Docker for easy deployments</w:t>
+      </w:r>
+      <w:r>
+        <w:rPr>
+          <w:rFonts w:ascii="Times New Roman" w:eastAsia="Times New Roman" w:hAnsi="Times New Roman" w:cs="Times New Roman"/>
+        </w:rPr>
+        <w:t xml:space="preserve"> </w:t>
+      </w:r>
+    </w:p>
+    <w:p>
+      <w:pPr>
+        <w:pStyle w:val="ListParagraph"/>
+        <w:numPr>
+          <w:ilvl w:val="0"/>
+          <w:numId w:val="81"/>
+        </w:numPr>
+        <w:rPr>
+          <w:rFonts w:ascii="Times New Roman" w:eastAsia="Times New Roman" w:hAnsi="Times New Roman" w:cs="Times New Roman"/>
+        </w:rPr>
+      </w:pPr>
+      <w:r>
+        <w:rPr>
+          <w:rFonts w:ascii="Times New Roman" w:eastAsia="Times New Roman" w:hAnsi="Times New Roman" w:cs="Times New Roman"/>
+        </w:rPr>
+        <w:t xml:space="preserve">Password Hashing </w:t>
+      </w:r>
+    </w:p>
+    <w:p>
+      <w:pPr>
+        <w:pStyle w:val="ListParagraph"/>
+        <w:numPr>
+          <w:ilvl w:val="0"/>
+          <w:numId w:val="81"/>
+        </w:numPr>
+        <w:rPr>
+          <w:rFonts w:ascii="Times New Roman" w:eastAsia="Times New Roman" w:hAnsi="Times New Roman" w:cs="Times New Roman"/>
+        </w:rPr>
+      </w:pPr>
+      <w:r>
+        <w:rPr>
+          <w:rFonts w:ascii="Times New Roman" w:eastAsia="Times New Roman" w:hAnsi="Times New Roman" w:cs="Times New Roman"/>
+        </w:rPr>
+        <w:t xml:space="preserve">Discord Webhooks </w:t>
+      </w:r>
+      <w:r>
+        <w:rPr>
+          <w:rFonts w:ascii="Times New Roman" w:eastAsia="Times New Roman" w:hAnsi="Times New Roman" w:cs="Times New Roman"/>
+        </w:rPr>
+        <w:t>for</w:t>
+      </w:r>
+      <w:r>
+        <w:rPr>
+          <w:rFonts w:ascii="Times New Roman" w:eastAsia="Times New Roman" w:hAnsi="Times New Roman" w:cs="Times New Roman"/>
+        </w:rPr>
+        <w:t xml:space="preserve"> External Updates</w:t>
+      </w:r>
+    </w:p>
+    <w:p>
+      <w:pPr>
+        <w:pStyle w:val="ListParagraph"/>
+        <w:numPr>
+          <w:ilvl w:val="0"/>
+          <w:numId w:val="81"/>
+        </w:numPr>
+        <w:rPr>
+          <w:rFonts w:ascii="Times New Roman" w:eastAsia="Times New Roman" w:hAnsi="Times New Roman" w:cs="Times New Roman"/>
+        </w:rPr>
+      </w:pPr>
+      <w:r>
+        <w:rPr>
+          <w:rFonts w:ascii="Times New Roman" w:eastAsia="Times New Roman" w:hAnsi="Times New Roman" w:cs="Times New Roman"/>
+        </w:rPr>
+        <w:t>Connection to Prometheus Monitoring</w:t>
+      </w:r>
+    </w:p>
+    <w:p>
+      <w:pPr>
+        <w:pStyle w:val="ListParagraph"/>
+        <w:numPr>
+          <w:ilvl w:val="0"/>
+          <w:numId w:val="81"/>
+        </w:numPr>
+        <w:rPr>
+          <w:rFonts w:ascii="Times New Roman" w:eastAsia="Times New Roman" w:hAnsi="Times New Roman" w:cs="Times New Roman"/>
+        </w:rPr>
+      </w:pPr>
+      <w:r>
+        <w:rPr>
+          <w:rFonts w:ascii="Times New Roman" w:eastAsia="Times New Roman" w:hAnsi="Times New Roman" w:cs="Times New Roman"/>
+        </w:rPr>
+        <w:t>Admin Only Routes</w:t>
+      </w:r>
+    </w:p>
+    <w:p>
+      <w:pPr>
+        <w:pStyle w:val="ListParagraph"/>
+        <w:numPr>
+          <w:ilvl w:val="0"/>
+          <w:numId w:val="81"/>
+        </w:numPr>
+        <w:rPr>
+          <w:rFonts w:ascii="Times New Roman" w:eastAsia="Times New Roman" w:hAnsi="Times New Roman" w:cs="Times New Roman"/>
+        </w:rPr>
+      </w:pPr>
+      <w:r>
+        <w:rPr>
+          <w:rFonts w:ascii="Times New Roman" w:eastAsia="Times New Roman" w:hAnsi="Times New Roman" w:cs="Times New Roman"/>
+        </w:rPr>
+        <w:t>Automatic Burst Rate Limiting</w:t>
+      </w:r>
+    </w:p>
+    <w:p>
+      <w:pPr>
+        <w:pStyle w:val="ListParagraph"/>
+        <w:numPr>
+          <w:ilvl w:val="0"/>
+          <w:numId w:val="81"/>
+        </w:numPr>
+        <w:rPr>
+          <w:rFonts w:ascii="Times New Roman" w:eastAsia="Times New Roman" w:hAnsi="Times New Roman" w:cs="Times New Roman"/>
+        </w:rPr>
+      </w:pPr>
+      <w:r>
+        <w:rPr>
+          <w:rFonts w:ascii="Times New Roman" w:eastAsia="Times New Roman" w:hAnsi="Times New Roman" w:cs="Times New Roman"/>
+        </w:rPr>
+        <w:t>Error Reporting to Sentry</w:t>
+      </w:r>
+    </w:p>
+    <w:p>
+      <w:pPr>
+        <w:pStyle w:val="ListParagraph"/>
+        <w:numPr>
+          <w:ilvl w:val="0"/>
+          <w:numId w:val="81"/>
+        </w:numPr>
+        <w:rPr>
+          <w:rFonts w:ascii="Times New Roman" w:eastAsia="Times New Roman" w:hAnsi="Times New Roman" w:cs="Times New Roman"/>
+        </w:rPr>
+      </w:pPr>
+      <w:r>
+        <w:rPr>
+          <w:rFonts w:ascii="Times New Roman" w:eastAsia="Times New Roman" w:hAnsi="Times New Roman" w:cs="Times New Roman"/>
+        </w:rPr>
+        <w:t>Automatic Database Backups</w:t>
+      </w:r>
+    </w:p>
+    <w:p>
+      <w:pPr>
+        <w:pStyle w:val="ListParagraph"/>
+        <w:numPr>
+          <w:ilvl w:val="0"/>
+          <w:numId w:val="81"/>
+        </w:numPr>
+        <w:rPr>
+          <w:rFonts w:ascii="Times New Roman" w:eastAsia="Times New Roman" w:hAnsi="Times New Roman" w:cs="Times New Roman"/>
+        </w:rPr>
+      </w:pPr>
+      <w:r>
+        <w:rPr>
+          <w:rFonts w:ascii="Times New Roman" w:eastAsia="Times New Roman" w:hAnsi="Times New Roman" w:cs="Times New Roman"/>
+        </w:rPr>
+        <w:t>CI/CD Releases to Github</w:t>
+      </w:r>
+    </w:p>
+    <w:p>
+      <w:pPr>
+        <w:pStyle w:val="ListParagraph"/>
+        <w:rPr>
+          <w:rFonts w:ascii="Times New Roman" w:eastAsia="Times New Roman" w:hAnsi="Times New Roman" w:cs="Times New Roman"/>
+        </w:rPr>
+      </w:pPr>
+    </w:p>
+    <w:p>
+      <w:pPr>
+        <w:rPr>
+          <w:rFonts w:ascii="Times New Roman" w:eastAsia="Times New Roman" w:hAnsi="Times New Roman" w:cs="Times New Roman"/>
+          <w:b/>
+          <w:bCs/>
+        </w:rPr>
+      </w:pPr>
+    </w:p>
+    <w:p>
+      <w:pPr>
+        <w:rPr>
+          <w:rFonts w:ascii="Times New Roman" w:eastAsia="Times New Roman" w:hAnsi="Times New Roman" w:cs="Times New Roman"/>
+          <w:b/>
+          <w:bCs/>
+        </w:rPr>
+      </w:pPr>
+    </w:p>
+    <w:p>
+      <w:pPr>
+        <w:rPr>
+          <w:rFonts w:ascii="Times New Roman" w:eastAsia="Times New Roman" w:hAnsi="Times New Roman" w:cs="Times New Roman"/>
+          <w:b/>
+          <w:bCs/>
+        </w:rPr>
+      </w:pPr>
+      <w:r>
+        <w:rPr>
+          <w:rFonts w:ascii="Times New Roman" w:eastAsia="Times New Roman" w:hAnsi="Times New Roman" w:cs="Times New Roman"/>
+          <w:b/>
+          <w:bCs/>
+        </w:rPr>
+        <w:lastRenderedPageBreak/>
+        <w:t>Mobil</w:t>
+      </w:r>
+      <w:r>
+        <w:rPr>
+          <w:rFonts w:ascii="Times New Roman" w:eastAsia="Times New Roman" w:hAnsi="Times New Roman" w:cs="Times New Roman"/>
+          <w:b/>
+          <w:bCs/>
+        </w:rPr>
+        <w:t>e</w:t>
+      </w:r>
+      <w:r>
+        <w:rPr>
+          <w:rFonts w:ascii="Times New Roman" w:eastAsia="Times New Roman" w:hAnsi="Times New Roman" w:cs="Times New Roman"/>
+          <w:b/>
+          <w:bCs/>
+        </w:rPr>
+        <w:t xml:space="preserve"> App</w:t>
+      </w:r>
+    </w:p>
+    <w:p>
+      <w:pPr>
+        <w:pStyle w:val="ListParagraph"/>
+        <w:numPr>
+          <w:ilvl w:val="0"/>
+          <w:numId w:val="83"/>
+        </w:numPr>
+        <w:rPr>
+          <w:rFonts w:ascii="Times New Roman" w:eastAsia="Times New Roman" w:hAnsi="Times New Roman" w:cs="Times New Roman"/>
+          <w:b/>
+          <w:bCs/>
+        </w:rPr>
+      </w:pPr>
+      <w:r>
+        <w:rPr>
+          <w:rFonts w:ascii="Times New Roman" w:eastAsia="Times New Roman" w:hAnsi="Times New Roman" w:cs="Times New Roman"/>
+        </w:rPr>
+        <w:t>Internationalization with multiple languages</w:t>
+      </w:r>
+    </w:p>
+    <w:p>
+      <w:pPr>
+        <w:pStyle w:val="ListParagraph"/>
+        <w:numPr>
+          <w:ilvl w:val="0"/>
+          <w:numId w:val="83"/>
+        </w:numPr>
+        <w:rPr>
+          <w:rFonts w:ascii="Times New Roman" w:eastAsia="Times New Roman" w:hAnsi="Times New Roman" w:cs="Times New Roman"/>
+          <w:b/>
+          <w:bCs/>
+        </w:rPr>
+      </w:pPr>
+      <w:r>
+        <w:rPr>
+          <w:rFonts w:ascii="Times New Roman" w:eastAsia="Times New Roman" w:hAnsi="Times New Roman" w:cs="Times New Roman"/>
+        </w:rPr>
+        <w:t>No Internet Connection Support</w:t>
+      </w:r>
+    </w:p>
+    <w:p>
+      <w:pPr>
+        <w:pStyle w:val="ListParagraph"/>
+        <w:numPr>
+          <w:ilvl w:val="0"/>
+          <w:numId w:val="83"/>
+        </w:numPr>
+        <w:rPr>
+          <w:rFonts w:ascii="Times New Roman" w:eastAsia="Times New Roman" w:hAnsi="Times New Roman" w:cs="Times New Roman"/>
+          <w:b/>
+          <w:bCs/>
+        </w:rPr>
+      </w:pPr>
+      <w:r>
+        <w:rPr>
+          <w:rFonts w:ascii="Times New Roman" w:eastAsia="Times New Roman" w:hAnsi="Times New Roman" w:cs="Times New Roman"/>
+        </w:rPr>
+        <w:t>Error reporting to Sentry</w:t>
+      </w:r>
+    </w:p>
+    <w:p>
+      <w:pPr>
+        <w:pStyle w:val="ListParagraph"/>
+        <w:numPr>
+          <w:ilvl w:val="0"/>
+          <w:numId w:val="83"/>
+        </w:numPr>
+        <w:rPr>
+          <w:rFonts w:ascii="Times New Roman" w:eastAsia="Times New Roman" w:hAnsi="Times New Roman" w:cs="Times New Roman"/>
+          <w:b/>
+          <w:bCs/>
+        </w:rPr>
+      </w:pPr>
+      <w:r>
+        <w:rPr>
+          <w:rFonts w:ascii="Times New Roman" w:eastAsia="Times New Roman" w:hAnsi="Times New Roman" w:cs="Times New Roman"/>
+        </w:rPr>
+        <w:t>Performant Local Storage</w:t>
+      </w:r>
+    </w:p>
+    <w:p>
+      <w:pPr>
+        <w:pStyle w:val="ListParagraph"/>
+        <w:numPr>
+          <w:ilvl w:val="0"/>
+          <w:numId w:val="83"/>
+        </w:numPr>
+        <w:rPr>
+          <w:rFonts w:ascii="Times New Roman" w:eastAsia="Times New Roman" w:hAnsi="Times New Roman" w:cs="Times New Roman"/>
+          <w:b/>
+          <w:bCs/>
+        </w:rPr>
+      </w:pPr>
+      <w:r>
+        <w:rPr>
+          <w:rFonts w:ascii="Times New Roman" w:eastAsia="Times New Roman" w:hAnsi="Times New Roman" w:cs="Times New Roman"/>
+        </w:rPr>
+        <w:t>User Friendly User Interface</w:t>
+      </w:r>
+    </w:p>
+    <w:p>
+      <w:pPr>
+        <w:pStyle w:val="ListParagraph"/>
+        <w:numPr>
+          <w:ilvl w:val="0"/>
+          <w:numId w:val="83"/>
+        </w:numPr>
+        <w:rPr>
+          <w:rFonts w:ascii="Times New Roman" w:eastAsia="Times New Roman" w:hAnsi="Times New Roman" w:cs="Times New Roman"/>
+          <w:b/>
+          <w:bCs/>
+        </w:rPr>
+      </w:pPr>
+      <w:r>
+        <w:rPr>
+          <w:rFonts w:ascii="Times New Roman" w:eastAsia="Times New Roman" w:hAnsi="Times New Roman" w:cs="Times New Roman"/>
+        </w:rPr>
+        <w:t>Light Mode/Dark Mode</w:t>
+      </w:r>
+    </w:p>
+    <w:p>
+      <w:pPr>
+        <w:pStyle w:val="ListParagraph"/>
+        <w:numPr>
+          <w:ilvl w:val="0"/>
+          <w:numId w:val="83"/>
+        </w:numPr>
+        <w:rPr>
+          <w:rFonts w:ascii="Times New Roman" w:eastAsia="Times New Roman" w:hAnsi="Times New Roman" w:cs="Times New Roman"/>
+          <w:b/>
+          <w:bCs/>
+        </w:rPr>
+      </w:pPr>
+      <w:r>
+        <w:rPr>
+          <w:rFonts w:ascii="Times New Roman" w:eastAsia="Times New Roman" w:hAnsi="Times New Roman" w:cs="Times New Roman"/>
+        </w:rPr>
+        <w:t>Connection to backend service</w:t>
+      </w:r>
+    </w:p>
+    <w:p>
+      <w:pPr>
+        <w:pStyle w:val="ListParagraph"/>
+        <w:numPr>
+          <w:ilvl w:val="0"/>
+          <w:numId w:val="83"/>
+        </w:numPr>
+        <w:rPr>
+          <w:rFonts w:ascii="Times New Roman" w:eastAsia="Times New Roman" w:hAnsi="Times New Roman" w:cs="Times New Roman"/>
+          <w:b/>
+          <w:bCs/>
+        </w:rPr>
+      </w:pPr>
+      <w:r>
+        <w:rPr>
+          <w:rFonts w:ascii="Times New Roman" w:eastAsia="Times New Roman" w:hAnsi="Times New Roman" w:cs="Times New Roman"/>
+        </w:rPr>
+        <w:t>Debug Tools When Developing/Testing</w:t>
+      </w:r>
+    </w:p>
+    <w:p>
+      <w:pPr>
+        <w:pStyle w:val="ListParagraph"/>
+        <w:numPr>
+          <w:ilvl w:val="0"/>
+          <w:numId w:val="83"/>
+        </w:numPr>
+        <w:rPr>
+          <w:rFonts w:ascii="Times New Roman" w:eastAsia="Times New Roman" w:hAnsi="Times New Roman" w:cs="Times New Roman"/>
+          <w:b/>
+          <w:bCs/>
+        </w:rPr>
+      </w:pPr>
+      <w:r>
+        <w:rPr>
+          <w:rFonts w:ascii="Times New Roman" w:eastAsia="Times New Roman" w:hAnsi="Times New Roman" w:cs="Times New Roman"/>
+        </w:rPr>
+        <w:t>Login/Signup/Forgot Password Functionality</w:t>
+      </w:r>
+    </w:p>
+    <w:p>
+      <w:pPr>
+        <w:pStyle w:val="ListParagraph"/>
+        <w:numPr>
+          <w:ilvl w:val="0"/>
+          <w:numId w:val="83"/>
+        </w:numPr>
+        <w:rPr>
+          <w:rFonts w:ascii="Times New Roman" w:eastAsia="Times New Roman" w:hAnsi="Times New Roman" w:cs="Times New Roman"/>
+          <w:b/>
+          <w:bCs/>
+        </w:rPr>
+      </w:pPr>
+      <w:r>
+        <w:rPr>
+          <w:rFonts w:ascii="Times New Roman" w:eastAsia="Times New Roman" w:hAnsi="Times New Roman" w:cs="Times New Roman"/>
+        </w:rPr>
+        <w:t>Multi Factor Authentication Support</w:t>
+      </w:r>
+    </w:p>
+    <w:p>
+      <w:pPr>
+        <w:pStyle w:val="ListParagraph"/>
+        <w:numPr>
+          <w:ilvl w:val="0"/>
+          <w:numId w:val="83"/>
+        </w:numPr>
+        <w:rPr>
+          <w:rFonts w:ascii="Times New Roman" w:eastAsia="Times New Roman" w:hAnsi="Times New Roman" w:cs="Times New Roman"/>
+          <w:b/>
+          <w:bCs/>
+        </w:rPr>
+      </w:pPr>
+      <w:r>
+        <w:rPr>
+          <w:rFonts w:ascii="Times New Roman" w:eastAsia="Times New Roman" w:hAnsi="Times New Roman" w:cs="Times New Roman"/>
+        </w:rPr>
+        <w:t>Built-in Exercise Viewer</w:t>
+      </w:r>
+    </w:p>
+    <w:p>
+      <w:pPr>
+        <w:pStyle w:val="ListParagraph"/>
+        <w:numPr>
+          <w:ilvl w:val="0"/>
+          <w:numId w:val="83"/>
+        </w:numPr>
+        <w:rPr>
+          <w:rFonts w:ascii="Times New Roman" w:eastAsia="Times New Roman" w:hAnsi="Times New Roman" w:cs="Times New Roman"/>
+          <w:b/>
+          <w:bCs/>
+        </w:rPr>
+      </w:pPr>
+      <w:r>
+        <w:rPr>
+          <w:rFonts w:ascii="Times New Roman" w:eastAsia="Times New Roman" w:hAnsi="Times New Roman" w:cs="Times New Roman"/>
+        </w:rPr>
+        <w:t>Custom Exercise Viewer and Editor</w:t>
+      </w:r>
+    </w:p>
+    <w:p>
+      <w:pPr>
+        <w:pStyle w:val="ListParagraph"/>
+        <w:numPr>
+          <w:ilvl w:val="0"/>
+          <w:numId w:val="83"/>
+        </w:numPr>
+        <w:rPr>
+          <w:rFonts w:ascii="Times New Roman" w:eastAsia="Times New Roman" w:hAnsi="Times New Roman" w:cs="Times New Roman"/>
+          <w:b/>
+          <w:bCs/>
+        </w:rPr>
+      </w:pPr>
+      <w:r>
+        <w:rPr>
+          <w:rFonts w:ascii="Times New Roman" w:eastAsia="Times New Roman" w:hAnsi="Times New Roman" w:cs="Times New Roman"/>
+        </w:rPr>
+        <w:t>Exercise Logs Functionality</w:t>
+      </w:r>
+    </w:p>
+    <w:p>
+      <w:pPr>
+        <w:pStyle w:val="ListParagraph"/>
+        <w:numPr>
+          <w:ilvl w:val="0"/>
+          <w:numId w:val="83"/>
+        </w:numPr>
+        <w:rPr>
+          <w:rFonts w:ascii="Times New Roman" w:eastAsia="Times New Roman" w:hAnsi="Times New Roman" w:cs="Times New Roman"/>
+          <w:b/>
+          <w:bCs/>
+        </w:rPr>
+      </w:pPr>
+      <w:r>
+        <w:rPr>
+          <w:rFonts w:ascii="Times New Roman" w:eastAsia="Times New Roman" w:hAnsi="Times New Roman" w:cs="Times New Roman"/>
+        </w:rPr>
+        <w:t>Nutrition Logging Functionality</w:t>
+      </w:r>
+    </w:p>
+    <w:p>
+      <w:pPr>
+        <w:pStyle w:val="ListParagraph"/>
+        <w:numPr>
+          <w:ilvl w:val="0"/>
+          <w:numId w:val="83"/>
+        </w:numPr>
+        <w:rPr>
+          <w:rFonts w:ascii="Times New Roman" w:eastAsia="Times New Roman" w:hAnsi="Times New Roman" w:cs="Times New Roman"/>
+          <w:b/>
+          <w:bCs/>
+        </w:rPr>
+      </w:pPr>
+      <w:r>
+        <w:rPr>
+          <w:rFonts w:ascii="Times New Roman" w:eastAsia="Times New Roman" w:hAnsi="Times New Roman" w:cs="Times New Roman"/>
+        </w:rPr>
+        <w:t>Profile Onboarding</w:t>
+      </w:r>
+    </w:p>
+    <w:p>
+      <w:pPr>
+        <w:pStyle w:val="ListParagraph"/>
+        <w:numPr>
+          <w:ilvl w:val="0"/>
+          <w:numId w:val="83"/>
+        </w:numPr>
+        <w:rPr>
+          <w:rFonts w:ascii="Times New Roman" w:eastAsia="Times New Roman" w:hAnsi="Times New Roman" w:cs="Times New Roman"/>
+          <w:b/>
+          <w:bCs/>
+        </w:rPr>
+      </w:pPr>
+      <w:r>
+        <w:rPr>
+          <w:rFonts w:ascii="Times New Roman" w:eastAsia="Times New Roman" w:hAnsi="Times New Roman" w:cs="Times New Roman"/>
+        </w:rPr>
+        <w:t>Public/Private Profile Functionality</w:t>
+      </w:r>
+    </w:p>
+    <w:p>
+      <w:pPr>
+        <w:pStyle w:val="ListParagraph"/>
+        <w:numPr>
+          <w:ilvl w:val="0"/>
+          <w:numId w:val="83"/>
+        </w:numPr>
+        <w:rPr>
+          <w:rFonts w:ascii="Times New Roman" w:eastAsia="Times New Roman" w:hAnsi="Times New Roman" w:cs="Times New Roman"/>
+          <w:b/>
+          <w:bCs/>
+        </w:rPr>
+      </w:pPr>
+      <w:r>
+        <w:rPr>
+          <w:rFonts w:ascii="Times New Roman" w:eastAsia="Times New Roman" w:hAnsi="Times New Roman" w:cs="Times New Roman"/>
+        </w:rPr>
+        <w:t>Trainers and Trainer Announcement Functionality</w:t>
+      </w:r>
+    </w:p>
+    <w:p>
+      <w:pPr>
+        <w:pStyle w:val="ListParagraph"/>
+        <w:numPr>
+          <w:ilvl w:val="0"/>
+          <w:numId w:val="83"/>
+        </w:numPr>
+        <w:rPr>
+          <w:rFonts w:ascii="Times New Roman" w:eastAsia="Times New Roman" w:hAnsi="Times New Roman" w:cs="Times New Roman"/>
+          <w:b/>
+          <w:bCs/>
+        </w:rPr>
+      </w:pPr>
+      <w:r>
+        <w:rPr>
+          <w:rFonts w:ascii="Times New Roman" w:eastAsia="Times New Roman" w:hAnsi="Times New Roman" w:cs="Times New Roman"/>
+        </w:rPr>
+        <w:t>Workout Plans and Workout Plan Logs</w:t>
+      </w:r>
+    </w:p>
+    <w:p>
+      <w:pPr>
+        <w:pStyle w:val="ListParagraph"/>
+        <w:numPr>
+          <w:ilvl w:val="0"/>
+          <w:numId w:val="83"/>
+        </w:numPr>
+        <w:rPr>
+          <w:rFonts w:ascii="Times New Roman" w:eastAsia="Times New Roman" w:hAnsi="Times New Roman" w:cs="Times New Roman"/>
+          <w:b/>
+          <w:bCs/>
+        </w:rPr>
+      </w:pPr>
+      <w:r>
+        <w:rPr>
+          <w:rFonts w:ascii="Times New Roman" w:eastAsia="Times New Roman" w:hAnsi="Times New Roman" w:cs="Times New Roman"/>
+        </w:rPr>
+        <w:t>Workouts and Workout Logs</w:t>
+      </w:r>
+    </w:p>
+    <w:p>
+      <w:pPr>
+        <w:pStyle w:val="ListParagraph"/>
+        <w:numPr>
+          <w:ilvl w:val="0"/>
+          <w:numId w:val="83"/>
+        </w:numPr>
+        <w:rPr>
+          <w:rFonts w:ascii="Times New Roman" w:eastAsia="Times New Roman" w:hAnsi="Times New Roman" w:cs="Times New Roman"/>
+          <w:b/>
+          <w:bCs/>
+        </w:rPr>
+      </w:pPr>
+      <w:r>
+        <w:rPr>
+          <w:rFonts w:ascii="Times New Roman" w:eastAsia="Times New Roman" w:hAnsi="Times New Roman" w:cs="Times New Roman"/>
+        </w:rPr>
+        <w:t>Automatic Push Notifications</w:t>
+      </w:r>
+    </w:p>
+    <w:p>
+      <w:pPr>
+        <w:pStyle w:val="ListParagraph"/>
+        <w:rPr>
+          <w:rFonts w:ascii="Times New Roman" w:eastAsia="Times New Roman" w:hAnsi="Times New Roman" w:cs="Times New Roman"/>
+          <w:b/>
+          <w:bCs/>
+        </w:rPr>
+      </w:pPr>
+    </w:p>
+    <w:p>
+      <w:pPr>
+        <w:pStyle w:val="ListParagraph"/>
+        <w:rPr>
+          <w:rFonts w:ascii="Times New Roman" w:eastAsia="Times New Roman" w:hAnsi="Times New Roman" w:cs="Times New Roman"/>
+          <w:b/>
+          <w:bCs/>
+        </w:rPr>
+      </w:pPr>
+    </w:p>
+    <w:p>
+      <w:pPr>
+        <w:rPr>
+          <w:rFonts w:ascii="Times New Roman" w:eastAsia="Times New Roman" w:hAnsi="Times New Roman" w:cs="Times New Roman"/>
+          <w:b/>
+          <w:bCs/>
+        </w:rPr>
+      </w:pPr>
+      <w:r>
+        <w:rPr>
+          <w:rFonts w:ascii="Times New Roman" w:eastAsia="Times New Roman" w:hAnsi="Times New Roman" w:cs="Times New Roman"/>
+          <w:b/>
+          <w:bCs/>
+        </w:rPr>
+        <w:t>Admin Panel</w:t>
+      </w:r>
+    </w:p>
+    <w:p>
+      <w:pPr>
+        <w:pStyle w:val="ListParagraph"/>
+        <w:numPr>
+          <w:ilvl w:val="0"/>
+          <w:numId w:val="84"/>
+        </w:numPr>
+        <w:rPr>
+          <w:rFonts w:ascii="Times New Roman" w:eastAsia="Times New Roman" w:hAnsi="Times New Roman" w:cs="Times New Roman"/>
+          <w:b/>
+          <w:bCs/>
+        </w:rPr>
+      </w:pPr>
+      <w:r>
+        <w:rPr>
+          <w:rFonts w:ascii="Times New Roman" w:eastAsia="Times New Roman" w:hAnsi="Times New Roman" w:cs="Times New Roman"/>
+        </w:rPr>
+        <w:t>Management of Users, Profiles and Trainers</w:t>
+      </w:r>
+    </w:p>
+    <w:p>
+      <w:pPr>
+        <w:pStyle w:val="ListParagraph"/>
+        <w:numPr>
+          <w:ilvl w:val="0"/>
+          <w:numId w:val="84"/>
+        </w:numPr>
+        <w:rPr>
+          <w:rFonts w:ascii="Times New Roman" w:eastAsia="Times New Roman" w:hAnsi="Times New Roman" w:cs="Times New Roman"/>
+          <w:b/>
+          <w:bCs/>
+        </w:rPr>
+      </w:pPr>
+      <w:r>
+        <w:rPr>
+          <w:rFonts w:ascii="Times New Roman" w:eastAsia="Times New Roman" w:hAnsi="Times New Roman" w:cs="Times New Roman"/>
+        </w:rPr>
+        <w:t>API Key Authentication</w:t>
+      </w:r>
+    </w:p>
+    <w:p>
+      <w:pPr>
+        <w:pStyle w:val="ListParagraph"/>
+        <w:numPr>
+          <w:ilvl w:val="0"/>
+          <w:numId w:val="84"/>
+        </w:numPr>
+        <w:rPr>
+          <w:rFonts w:ascii="Times New Roman" w:eastAsia="Times New Roman" w:hAnsi="Times New Roman" w:cs="Times New Roman"/>
+          <w:b/>
+          <w:bCs/>
+        </w:rPr>
+      </w:pPr>
+      <w:r>
+        <w:rPr>
+          <w:rFonts w:ascii="Times New Roman" w:eastAsia="Times New Roman" w:hAnsi="Times New Roman" w:cs="Times New Roman"/>
+        </w:rPr>
+        <w:t>Management of API Keys</w:t>
+      </w:r>
+    </w:p>
+    <w:p>
+      <w:pPr>
+        <w:pStyle w:val="ListParagraph"/>
+        <w:numPr>
+          <w:ilvl w:val="0"/>
+          <w:numId w:val="84"/>
+        </w:numPr>
+        <w:rPr>
+          <w:rFonts w:ascii="Times New Roman" w:eastAsia="Times New Roman" w:hAnsi="Times New Roman" w:cs="Times New Roman"/>
+          <w:b/>
+          <w:bCs/>
+        </w:rPr>
+      </w:pPr>
+      <w:r>
+        <w:rPr>
+          <w:rFonts w:ascii="Times New Roman" w:eastAsia="Times New Roman" w:hAnsi="Times New Roman" w:cs="Times New Roman"/>
+        </w:rPr>
+        <w:t>Intuitive and User-Friendly UI/UX</w:t>
+      </w:r>
+    </w:p>
+    <w:p>
+      <w:pPr>
+        <w:rPr>
+          <w:rFonts w:ascii="Times New Roman" w:eastAsia="Times New Roman" w:hAnsi="Times New Roman" w:cs="Times New Roman"/>
+          <w:b/>
+          <w:bCs/>
+        </w:rPr>
+      </w:pPr>
+    </w:p>
+    <w:p>
+      <w:pPr>
+        <w:rPr>
+          <w:rFonts w:ascii="Times New Roman" w:eastAsia="Times New Roman" w:hAnsi="Times New Roman" w:cs="Times New Roman"/>
+          <w:b/>
+          <w:bCs/>
+        </w:rPr>
+      </w:pPr>
+      <w:r>
+        <w:rPr>
+          <w:rFonts w:ascii="Times New Roman" w:eastAsia="Times New Roman" w:hAnsi="Times New Roman" w:cs="Times New Roman"/>
+          <w:b/>
+          <w:bCs/>
+        </w:rPr>
+        <w:t>Monitoring</w:t>
+      </w:r>
+    </w:p>
+    <w:p>
+      <w:pPr>
+        <w:rPr>
+          <w:rFonts w:ascii="Times New Roman" w:eastAsia="Times New Roman" w:hAnsi="Times New Roman" w:cs="Times New Roman"/>
+          <w:b/>
+          <w:bCs/>
+        </w:rPr>
+      </w:pPr>
+      <w:r>
+        <w:rPr>
+          <w:rFonts w:ascii="Times New Roman" w:eastAsia="Times New Roman" w:hAnsi="Times New Roman" w:cs="Times New Roman"/>
+          <w:b/>
+          <w:bCs/>
+        </w:rPr>
+        <w:t>Uptime Kuma:</w:t>
+      </w:r>
+    </w:p>
+    <w:p>
+      <w:pPr>
+        <w:pStyle w:val="ListParagraph"/>
+        <w:numPr>
+          <w:ilvl w:val="0"/>
+          <w:numId w:val="85"/>
+        </w:numPr>
+        <w:rPr>
+          <w:rFonts w:ascii="Times New Roman" w:eastAsia="Times New Roman" w:hAnsi="Times New Roman" w:cs="Times New Roman"/>
+          <w:b/>
+          <w:bCs/>
+        </w:rPr>
+      </w:pPr>
+      <w:r>
+        <w:rPr>
+          <w:rFonts w:ascii="Times New Roman" w:eastAsia="Times New Roman" w:hAnsi="Times New Roman" w:cs="Times New Roman"/>
+        </w:rPr>
+        <w:t>Real-time monitoring of the backend, mobile app and admin panel</w:t>
+      </w:r>
+    </w:p>
+    <w:p>
+      <w:pPr>
+        <w:pStyle w:val="ListParagraph"/>
+        <w:numPr>
+          <w:ilvl w:val="0"/>
+          <w:numId w:val="85"/>
+        </w:numPr>
+        <w:rPr>
+          <w:rFonts w:ascii="Times New Roman" w:eastAsia="Times New Roman" w:hAnsi="Times New Roman" w:cs="Times New Roman"/>
+          <w:b/>
+          <w:bCs/>
+        </w:rPr>
+      </w:pPr>
+      <w:r>
+        <w:rPr>
+          <w:rFonts w:ascii="Times New Roman" w:eastAsia="Times New Roman" w:hAnsi="Times New Roman" w:cs="Times New Roman"/>
+        </w:rPr>
+        <w:t>User-Friendly User Interface</w:t>
+      </w:r>
+    </w:p>
+    <w:p>
+      <w:pPr>
+        <w:pStyle w:val="ListParagraph"/>
+        <w:numPr>
+          <w:ilvl w:val="0"/>
+          <w:numId w:val="85"/>
+        </w:numPr>
+        <w:rPr>
+          <w:rFonts w:ascii="Times New Roman" w:eastAsia="Times New Roman" w:hAnsi="Times New Roman" w:cs="Times New Roman"/>
+          <w:b/>
+          <w:bCs/>
+        </w:rPr>
+      </w:pPr>
+      <w:r>
+        <w:rPr>
+          <w:rFonts w:ascii="Times New Roman" w:eastAsia="Times New Roman" w:hAnsi="Times New Roman" w:cs="Times New Roman"/>
+        </w:rPr>
+        <w:t>Downtime alert notifications</w:t>
+      </w:r>
+    </w:p>
+    <w:p>
+      <w:pPr>
+        <w:pStyle w:val="ListParagraph"/>
+        <w:numPr>
+          <w:ilvl w:val="0"/>
+          <w:numId w:val="85"/>
+        </w:numPr>
+        <w:rPr>
+          <w:rFonts w:ascii="Times New Roman" w:eastAsia="Times New Roman" w:hAnsi="Times New Roman" w:cs="Times New Roman"/>
+          <w:b/>
+          <w:bCs/>
+        </w:rPr>
+      </w:pPr>
+      <w:r>
+        <w:rPr>
+          <w:rFonts w:ascii="Times New Roman" w:eastAsia="Times New Roman" w:hAnsi="Times New Roman" w:cs="Times New Roman"/>
+        </w:rPr>
+        <w:t>Uptime history</w:t>
+      </w:r>
+    </w:p>
+    <w:p>
+      <w:pPr>
+        <w:rPr>
+          <w:rFonts w:ascii="Times New Roman" w:eastAsia="Times New Roman" w:hAnsi="Times New Roman" w:cs="Times New Roman"/>
+          <w:b/>
+          <w:bCs/>
+        </w:rPr>
+      </w:pPr>
+    </w:p>
+    <w:p>
+      <w:pPr>
+        <w:rPr>
+          <w:rFonts w:ascii="Times New Roman" w:eastAsia="Times New Roman" w:hAnsi="Times New Roman" w:cs="Times New Roman"/>
+          <w:b/>
+          <w:bCs/>
+        </w:rPr>
+      </w:pPr>
+    </w:p>
+    <w:p>
+      <w:pPr>
+        <w:rPr>
+          <w:rFonts w:ascii="Times New Roman" w:eastAsia="Times New Roman" w:hAnsi="Times New Roman" w:cs="Times New Roman"/>
+          <w:b/>
+          <w:bCs/>
+        </w:rPr>
+      </w:pPr>
+      <w:r>
+        <w:rPr>
+          <w:rFonts w:ascii="Times New Roman" w:eastAsia="Times New Roman" w:hAnsi="Times New Roman" w:cs="Times New Roman"/>
+          <w:b/>
+          <w:bCs/>
+        </w:rPr>
+        <w:lastRenderedPageBreak/>
+        <w:t>Prometheus:</w:t>
+      </w:r>
+    </w:p>
+    <w:p>
+      <w:pPr>
+        <w:pStyle w:val="ListParagraph"/>
+        <w:numPr>
+          <w:ilvl w:val="0"/>
+          <w:numId w:val="86"/>
+        </w:numPr>
+        <w:rPr>
+          <w:rFonts w:ascii="Times New Roman" w:eastAsia="Times New Roman" w:hAnsi="Times New Roman" w:cs="Times New Roman"/>
+          <w:b/>
+          <w:bCs/>
+        </w:rPr>
+      </w:pPr>
+      <w:r>
+        <w:rPr>
+          <w:rFonts w:ascii="Times New Roman" w:eastAsia="Times New Roman" w:hAnsi="Times New Roman" w:cs="Times New Roman"/>
+        </w:rPr>
+        <w:t>Integration with backend</w:t>
+      </w:r>
+    </w:p>
+    <w:p>
+      <w:pPr>
+        <w:pStyle w:val="ListParagraph"/>
+        <w:numPr>
+          <w:ilvl w:val="0"/>
+          <w:numId w:val="86"/>
+        </w:numPr>
+        <w:rPr>
+          <w:rFonts w:ascii="Times New Roman" w:eastAsia="Times New Roman" w:hAnsi="Times New Roman" w:cs="Times New Roman"/>
+          <w:b/>
+          <w:bCs/>
+        </w:rPr>
+      </w:pPr>
+      <w:r>
+        <w:rPr>
+          <w:rFonts w:ascii="Times New Roman" w:eastAsia="Times New Roman" w:hAnsi="Times New Roman" w:cs="Times New Roman"/>
+        </w:rPr>
+        <w:t>Analysis of System Resources (CPU, RAM, Storage)</w:t>
+      </w:r>
+    </w:p>
+    <w:p>
+      <w:pPr>
+        <w:pStyle w:val="ListParagraph"/>
+        <w:numPr>
+          <w:ilvl w:val="0"/>
+          <w:numId w:val="86"/>
+        </w:numPr>
+        <w:rPr>
+          <w:rFonts w:ascii="Times New Roman" w:eastAsia="Times New Roman" w:hAnsi="Times New Roman" w:cs="Times New Roman"/>
+          <w:b/>
+          <w:bCs/>
+        </w:rPr>
+      </w:pPr>
+      <w:r>
+        <w:rPr>
+          <w:rFonts w:ascii="Times New Roman" w:eastAsia="Times New Roman" w:hAnsi="Times New Roman" w:cs="Times New Roman"/>
+        </w:rPr>
+        <w:t>Integration with Docker</w:t>
+      </w:r>
+    </w:p>
+    <w:p>
+      <w:pPr>
+        <w:pStyle w:val="ListParagraph"/>
+        <w:rPr>
+          <w:rFonts w:ascii="Times New Roman" w:eastAsia="Times New Roman" w:hAnsi="Times New Roman" w:cs="Times New Roman"/>
+          <w:b/>
+          <w:bCs/>
+        </w:rPr>
+      </w:pPr>
+    </w:p>
+    <w:p>
+      <w:pPr>
+        <w:rPr>
+          <w:rFonts w:ascii="Times New Roman" w:eastAsia="Times New Roman" w:hAnsi="Times New Roman" w:cs="Times New Roman"/>
+          <w:b/>
+          <w:bCs/>
+        </w:rPr>
+      </w:pPr>
+      <w:r>
+        <w:rPr>
+          <w:rFonts w:ascii="Times New Roman" w:eastAsia="Times New Roman" w:hAnsi="Times New Roman" w:cs="Times New Roman"/>
+          <w:b/>
+          <w:bCs/>
+        </w:rPr>
+        <w:t>Grafana:</w:t>
+      </w:r>
+    </w:p>
+    <w:p>
+      <w:pPr>
+        <w:rPr>
+          <w:rFonts w:ascii="Times New Roman" w:eastAsia="Times New Roman" w:hAnsi="Times New Roman" w:cs="Times New Roman"/>
+          <w:b/>
+          <w:bCs/>
+        </w:rPr>
+      </w:pPr>
+    </w:p>
+    <w:p>
+      <w:pPr>
+        <w:pStyle w:val="ListParagraph"/>
+        <w:numPr>
+          <w:ilvl w:val="0"/>
+          <w:numId w:val="87"/>
+        </w:numPr>
+        <w:rPr>
+          <w:rFonts w:ascii="Times New Roman" w:eastAsia="Times New Roman" w:hAnsi="Times New Roman" w:cs="Times New Roman"/>
+          <w:b/>
+          <w:bCs/>
+        </w:rPr>
+      </w:pPr>
+      <w:r>
+        <w:rPr>
+          <w:rFonts w:ascii="Times New Roman" w:eastAsia="Times New Roman" w:hAnsi="Times New Roman" w:cs="Times New Roman"/>
+        </w:rPr>
+        <w:t>Dashboards displaying metrics data from backend</w:t>
+      </w:r>
+    </w:p>
+    <w:p>
+      <w:pPr>
+        <w:pStyle w:val="ListParagraph"/>
+        <w:numPr>
+          <w:ilvl w:val="0"/>
+          <w:numId w:val="87"/>
+        </w:numPr>
+        <w:rPr>
+          <w:rFonts w:ascii="Times New Roman" w:eastAsia="Times New Roman" w:hAnsi="Times New Roman" w:cs="Times New Roman"/>
+          <w:b/>
+          <w:bCs/>
+        </w:rPr>
+      </w:pPr>
+      <w:r>
+        <w:rPr>
+          <w:rFonts w:ascii="Times New Roman" w:eastAsia="Times New Roman" w:hAnsi="Times New Roman" w:cs="Times New Roman"/>
+        </w:rPr>
+        <w:t>Dashboards displaying system resources</w:t>
+      </w:r>
+    </w:p>
+    <w:p>
+      <w:pPr>
+        <w:rPr>
+          <w:rFonts w:ascii="Times New Roman" w:eastAsia="Times New Roman" w:hAnsi="Times New Roman" w:cs="Times New Roman"/>
+          <w:b/>
+          <w:bCs/>
+        </w:rPr>
+      </w:pPr>
+    </w:p>
+    <w:p>
+      <w:pPr>
+        <w:rPr>
+          <w:rFonts w:ascii="Times New Roman" w:eastAsia="Times New Roman" w:hAnsi="Times New Roman" w:cs="Times New Roman"/>
+          <w:b/>
+          <w:bCs/>
+        </w:rPr>
+      </w:pPr>
+      <w:r>
+        <w:rPr>
+          <w:rFonts w:ascii="Times New Roman" w:eastAsia="Times New Roman" w:hAnsi="Times New Roman" w:cs="Times New Roman"/>
+          <w:b/>
+          <w:bCs/>
+        </w:rPr>
+        <w:t>Sentry:</w:t>
+      </w:r>
+    </w:p>
+    <w:p>
+      <w:pPr>
+        <w:rPr>
+          <w:rFonts w:ascii="Times New Roman" w:eastAsia="Times New Roman" w:hAnsi="Times New Roman" w:cs="Times New Roman"/>
+          <w:b/>
+          <w:bCs/>
+        </w:rPr>
+      </w:pPr>
+    </w:p>
+    <w:p>
+      <w:pPr>
+        <w:pStyle w:val="ListParagraph"/>
+        <w:numPr>
+          <w:ilvl w:val="0"/>
+          <w:numId w:val="88"/>
+        </w:numPr>
+        <w:rPr>
+          <w:rFonts w:ascii="Times New Roman" w:eastAsia="Times New Roman" w:hAnsi="Times New Roman" w:cs="Times New Roman"/>
+          <w:b/>
+          <w:bCs/>
+        </w:rPr>
+      </w:pPr>
+      <w:r>
+        <w:rPr>
+          <w:rFonts w:ascii="Times New Roman" w:eastAsia="Times New Roman" w:hAnsi="Times New Roman" w:cs="Times New Roman"/>
+        </w:rPr>
+        <w:t>Real-time error detection and reporting</w:t>
+      </w:r>
+    </w:p>
+    <w:p>
+      <w:pPr>
+        <w:pStyle w:val="ListParagraph"/>
+        <w:numPr>
+          <w:ilvl w:val="0"/>
+          <w:numId w:val="88"/>
+        </w:numPr>
+        <w:rPr>
+          <w:rFonts w:ascii="Times New Roman" w:eastAsia="Times New Roman" w:hAnsi="Times New Roman" w:cs="Times New Roman"/>
+          <w:b/>
+          <w:bCs/>
+        </w:rPr>
+      </w:pPr>
+      <w:r>
+        <w:rPr>
+          <w:rFonts w:ascii="Times New Roman" w:eastAsia="Times New Roman" w:hAnsi="Times New Roman" w:cs="Times New Roman"/>
+        </w:rPr>
+        <w:t>Detailed error stack traces</w:t>
+      </w:r>
+    </w:p>
+    <w:p>
+      <w:pPr>
+        <w:jc w:val="center"/>
+        <w:rPr>
+          <w:rFonts w:ascii="Times New Roman" w:eastAsia="Times New Roman" w:hAnsi="Times New Roman" w:cs="Times New Roman"/>
+          <w:b/>
+          <w:bCs/>
+        </w:rPr>
+      </w:pPr>
+    </w:p>
+    <w:p>
+      <w:pPr>
+        <w:jc w:val="center"/>
+        <w:rPr>
+          <w:rFonts w:ascii="Times New Roman" w:eastAsia="Times New Roman" w:hAnsi="Times New Roman" w:cs="Times New Roman"/>
+          <w:b/>
+          <w:bCs/>
+        </w:rPr>
+      </w:pPr>
+      <w:r>
+        <w:rPr>
+          <w:rFonts w:ascii="Times New Roman" w:eastAsia="Times New Roman" w:hAnsi="Times New Roman" w:cs="Times New Roman"/>
+          <w:b/>
+          <w:bCs/>
+        </w:rPr>
+        <w:t xml:space="preserve">Technologies </w:t>
+      </w:r>
+      <w:r>
+        <w:rPr>
+          <w:rFonts w:ascii="Times New Roman" w:eastAsia="Times New Roman" w:hAnsi="Times New Roman" w:cs="Times New Roman"/>
+          <w:b/>
+          <w:bCs/>
+        </w:rPr>
+        <w:t>Chosen</w:t>
+      </w:r>
+    </w:p>
+    <w:p>
+      <w:pPr>
+        <w:rPr>
+          <w:rFonts w:ascii="Times New Roman" w:eastAsia="Times New Roman" w:hAnsi="Times New Roman" w:cs="Times New Roman"/>
+        </w:rPr>
+      </w:pPr>
+      <w:r>
+        <w:rPr>
+          <w:rFonts w:ascii="Times New Roman" w:eastAsia="Times New Roman" w:hAnsi="Times New Roman" w:cs="Times New Roman"/>
+        </w:rPr>
+        <w:t>Hypertrophy has chosen modern technologies for the development and deployment of the application.</w:t>
+      </w:r>
+      <w:r>
+        <w:rPr>
+          <w:rFonts w:ascii="Times New Roman" w:eastAsia="Times New Roman" w:hAnsi="Times New Roman" w:cs="Times New Roman"/>
+        </w:rPr>
+        <w:t xml:space="preserve"> Each piece of technology that was chosen for Hypertrophy was carefully chosen for its usability, scalability and performance.</w:t>
+      </w:r>
+    </w:p>
+    <w:p>
+      <w:pPr>
+        <w:rPr>
+          <w:rFonts w:ascii="Times New Roman" w:eastAsia="Times New Roman" w:hAnsi="Times New Roman" w:cs="Times New Roman"/>
+        </w:rPr>
+      </w:pPr>
+    </w:p>
+    <w:p>
+      <w:pPr>
+        <w:rPr>
+          <w:rFonts w:ascii="Times New Roman" w:eastAsia="Times New Roman" w:hAnsi="Times New Roman" w:cs="Times New Roman"/>
+          <w:b/>
+          <w:bCs/>
+        </w:rPr>
+      </w:pPr>
+      <w:r>
+        <w:rPr>
+          <w:rFonts w:ascii="Times New Roman" w:eastAsia="Times New Roman" w:hAnsi="Times New Roman" w:cs="Times New Roman"/>
+          <w:b/>
+          <w:bCs/>
+        </w:rPr>
+        <w:t>Backend:</w:t>
+      </w:r>
+    </w:p>
+    <w:p>
+      <w:pPr>
+        <w:rPr>
+          <w:rFonts w:ascii="Times New Roman" w:eastAsia="Times New Roman" w:hAnsi="Times New Roman" w:cs="Times New Roman"/>
+        </w:rPr>
+      </w:pPr>
+      <w:r>
+        <w:rPr>
+          <w:rFonts w:ascii="Times New Roman" w:eastAsia="Times New Roman" w:hAnsi="Times New Roman" w:cs="Times New Roman"/>
+        </w:rPr>
+        <w:t>Hypertrophy’s backend was designed to be fast, secure and heavily scalable</w:t>
+      </w:r>
+      <w:r>
+        <w:rPr>
+          <w:rFonts w:ascii="Times New Roman" w:eastAsia="Times New Roman" w:hAnsi="Times New Roman" w:cs="Times New Roman"/>
+        </w:rPr>
+        <w:t>, therefore, the technologies were chosen to reflect those goals.</w:t>
+      </w:r>
+    </w:p>
+    <w:p>
+      <w:pPr>
+        <w:rPr>
+          <w:rFonts w:ascii="Times New Roman" w:eastAsia="Times New Roman" w:hAnsi="Times New Roman" w:cs="Times New Roman"/>
+        </w:rPr>
+      </w:pPr>
+    </w:p>
+    <w:p>
+      <w:pPr>
+        <w:rPr>
+          <w:rFonts w:ascii="Times New Roman" w:eastAsia="Times New Roman" w:hAnsi="Times New Roman" w:cs="Times New Roman"/>
+        </w:rPr>
+      </w:pPr>
+      <w:r>
+        <w:rPr>
+          <w:rFonts w:ascii="Times New Roman" w:eastAsia="Times New Roman" w:hAnsi="Times New Roman" w:cs="Times New Roman"/>
+          <w:b/>
+          <w:bCs/>
+        </w:rPr>
+        <w:t xml:space="preserve">Rust: </w:t>
+      </w:r>
+      <w:r>
+        <w:rPr>
+          <w:rFonts w:ascii="Times New Roman" w:eastAsia="Times New Roman" w:hAnsi="Times New Roman" w:cs="Times New Roman"/>
+        </w:rPr>
+        <w:t>The Rust programming language was chosen due to its emphasis on memory safety and performance, being a systems programming language.</w:t>
+      </w:r>
+      <w:r>
+        <w:rPr>
+          <w:rFonts w:ascii="Times New Roman" w:eastAsia="Times New Roman" w:hAnsi="Times New Roman" w:cs="Times New Roman"/>
+        </w:rPr>
+        <w:t xml:space="preserve"> It was ch</w:t>
+      </w:r>
+      <w:r>
+        <w:rPr>
+          <w:rFonts w:ascii="Times New Roman" w:eastAsia="Times New Roman" w:hAnsi="Times New Roman" w:cs="Times New Roman"/>
+        </w:rPr>
+        <w:t>osen as the Rust compiler ensures common programming mistakes made such as data racing and null pointer referencing/dereferencing is not allowed. It was also chosen because of the strong community support around async/await, as well as HTTP/REST libraries.</w:t>
+      </w:r>
+    </w:p>
+    <w:p>
+      <w:pPr>
+        <w:rPr>
+          <w:rFonts w:ascii="Times New Roman" w:eastAsia="Times New Roman" w:hAnsi="Times New Roman" w:cs="Times New Roman"/>
+        </w:rPr>
+      </w:pPr>
+      <w:r>
+        <w:rPr>
+          <w:rFonts w:ascii="Times New Roman" w:eastAsia="Times New Roman" w:hAnsi="Times New Roman" w:cs="Times New Roman"/>
+        </w:rPr>
+        <w:t xml:space="preserve"> </w:t>
+      </w:r>
+    </w:p>
+    <w:p>
+      <w:pPr>
+        <w:rPr>
+          <w:rFonts w:ascii="Times New Roman" w:eastAsia="Times New Roman" w:hAnsi="Times New Roman" w:cs="Times New Roman"/>
+        </w:rPr>
+      </w:pPr>
+      <w:r>
+        <w:rPr>
+          <w:rFonts w:ascii="Times New Roman" w:eastAsia="Times New Roman" w:hAnsi="Times New Roman" w:cs="Times New Roman"/>
+          <w:b/>
+          <w:bCs/>
+        </w:rPr>
+        <w:t xml:space="preserve">Rocket: </w:t>
+      </w:r>
+      <w:r>
+        <w:rPr>
+          <w:rFonts w:ascii="Times New Roman" w:eastAsia="Times New Roman" w:hAnsi="Times New Roman" w:cs="Times New Roman"/>
+        </w:rPr>
+        <w:t>Rocket is a fast, type-safe framework built in rust to build secure web applications. It was chosen due its emphasis on type-safe, extensible and boilerplate free code. It is used to manage routing, authentication and business logic for Hypertrophy. As well as support for JSON serialization/deserialization.</w:t>
+      </w:r>
+    </w:p>
+    <w:p>
+      <w:pPr>
+        <w:rPr>
+          <w:rFonts w:ascii="Times New Roman" w:eastAsia="Times New Roman" w:hAnsi="Times New Roman" w:cs="Times New Roman"/>
+        </w:rPr>
+      </w:pPr>
+      <w:r>
+        <w:rPr>
+          <w:rFonts w:ascii="Times New Roman" w:eastAsia="Times New Roman" w:hAnsi="Times New Roman" w:cs="Times New Roman"/>
+          <w:b/>
+          <w:bCs/>
+        </w:rPr>
+        <w:lastRenderedPageBreak/>
+        <w:t xml:space="preserve">PostgreSQL: </w:t>
+      </w:r>
+      <w:r>
+        <w:rPr>
+          <w:rFonts w:ascii="Times New Roman" w:eastAsia="Times New Roman" w:hAnsi="Times New Roman" w:cs="Times New Roman"/>
+        </w:rPr>
+        <w:t>PostgreSQL was chosen</w:t>
+      </w:r>
+      <w:r>
+        <w:rPr>
+          <w:rFonts w:ascii="Times New Roman" w:eastAsia="Times New Roman" w:hAnsi="Times New Roman" w:cs="Times New Roman"/>
+        </w:rPr>
+        <w:t xml:space="preserve"> as the relational database management system due its stability, extensibility and data integrity. PostgreSQL is capable of very complex queries making it ideal for storing user data.</w:t>
+      </w:r>
+    </w:p>
+    <w:p>
+      <w:pPr>
+        <w:rPr>
+          <w:rFonts w:ascii="Times New Roman" w:eastAsia="Times New Roman" w:hAnsi="Times New Roman" w:cs="Times New Roman"/>
+        </w:rPr>
+      </w:pPr>
+    </w:p>
+    <w:p>
+      <w:pPr>
+        <w:rPr>
+          <w:rFonts w:ascii="Times New Roman" w:eastAsia="Times New Roman" w:hAnsi="Times New Roman" w:cs="Times New Roman"/>
+        </w:rPr>
+      </w:pPr>
+      <w:r>
+        <w:rPr>
+          <w:rFonts w:ascii="Times New Roman" w:eastAsia="Times New Roman" w:hAnsi="Times New Roman" w:cs="Times New Roman"/>
+          <w:b/>
+          <w:bCs/>
+        </w:rPr>
+        <w:t xml:space="preserve">Redis: </w:t>
+      </w:r>
+      <w:r>
+        <w:rPr>
+          <w:rFonts w:ascii="Times New Roman" w:eastAsia="Times New Roman" w:hAnsi="Times New Roman" w:cs="Times New Roman"/>
+        </w:rPr>
+        <w:t xml:space="preserve">Redis is used as the </w:t>
+      </w:r>
+      <w:r>
+        <w:rPr>
+          <w:rFonts w:ascii="Times New Roman" w:eastAsia="Times New Roman" w:hAnsi="Times New Roman" w:cs="Times New Roman"/>
+        </w:rPr>
+        <w:t>in-memory</w:t>
+      </w:r>
+      <w:r>
+        <w:rPr>
+          <w:rFonts w:ascii="Times New Roman" w:eastAsia="Times New Roman" w:hAnsi="Times New Roman" w:cs="Times New Roman"/>
+        </w:rPr>
+        <w:t xml:space="preserve"> key value store database for quick lookups without having to call the database</w:t>
+      </w:r>
+      <w:r>
+        <w:rPr>
+          <w:rFonts w:ascii="Times New Roman" w:eastAsia="Times New Roman" w:hAnsi="Times New Roman" w:cs="Times New Roman"/>
+        </w:rPr>
+        <w:t>, introducing a cache layer. It improves performance by reducing the load on the main database.</w:t>
+      </w:r>
+    </w:p>
+    <w:p>
+      <w:pPr>
+        <w:rPr>
+          <w:rFonts w:ascii="Times New Roman" w:eastAsia="Times New Roman" w:hAnsi="Times New Roman" w:cs="Times New Roman"/>
+        </w:rPr>
+      </w:pPr>
+    </w:p>
+    <w:p>
+      <w:pPr>
+        <w:rPr>
+          <w:rFonts w:ascii="Times New Roman" w:eastAsia="Times New Roman" w:hAnsi="Times New Roman" w:cs="Times New Roman"/>
+        </w:rPr>
+      </w:pPr>
+      <w:r>
+        <w:rPr>
+          <w:rFonts w:ascii="Times New Roman" w:eastAsia="Times New Roman" w:hAnsi="Times New Roman" w:cs="Times New Roman"/>
+          <w:b/>
+          <w:bCs/>
+        </w:rPr>
+        <w:t xml:space="preserve">SMTP: </w:t>
+      </w:r>
+      <w:r>
+        <w:rPr>
+          <w:rFonts w:ascii="Times New Roman" w:eastAsia="Times New Roman" w:hAnsi="Times New Roman" w:cs="Times New Roman"/>
+        </w:rPr>
+        <w:t>SMTP is used to connect to Google’s Gmail servers to send emails from the backend. It is used due its reliability and scalability.</w:t>
+      </w:r>
+    </w:p>
+    <w:p>
+      <w:pPr>
+        <w:rPr>
+          <w:rFonts w:ascii="Times New Roman" w:eastAsia="Times New Roman" w:hAnsi="Times New Roman" w:cs="Times New Roman"/>
+        </w:rPr>
+      </w:pPr>
+    </w:p>
+    <w:p>
+      <w:pPr>
+        <w:rPr>
+          <w:rFonts w:ascii="Times New Roman" w:eastAsia="Times New Roman" w:hAnsi="Times New Roman" w:cs="Times New Roman"/>
+        </w:rPr>
+      </w:pPr>
+      <w:r>
+        <w:rPr>
+          <w:rFonts w:ascii="Times New Roman" w:eastAsia="Times New Roman" w:hAnsi="Times New Roman" w:cs="Times New Roman"/>
+          <w:b/>
+          <w:bCs/>
+        </w:rPr>
+        <w:t xml:space="preserve">Docker: </w:t>
+      </w:r>
+      <w:r>
+        <w:rPr>
+          <w:rFonts w:ascii="Times New Roman" w:eastAsia="Times New Roman" w:hAnsi="Times New Roman" w:cs="Times New Roman"/>
+        </w:rPr>
+        <w:t>Docker is used to containerize and deploy the backend, allowing for cross-platform testing and deployment.</w:t>
+      </w:r>
+    </w:p>
+    <w:p>
+      <w:pPr>
+        <w:rPr>
+          <w:rFonts w:ascii="Times New Roman" w:eastAsia="Times New Roman" w:hAnsi="Times New Roman" w:cs="Times New Roman"/>
+        </w:rPr>
+      </w:pPr>
+    </w:p>
+    <w:p>
+      <w:pPr>
+        <w:rPr>
+          <w:rFonts w:ascii="Times New Roman" w:eastAsia="Times New Roman" w:hAnsi="Times New Roman" w:cs="Times New Roman"/>
+          <w:b/>
+          <w:bCs/>
+        </w:rPr>
+      </w:pPr>
+      <w:r>
+        <w:rPr>
+          <w:rFonts w:ascii="Times New Roman" w:eastAsia="Times New Roman" w:hAnsi="Times New Roman" w:cs="Times New Roman"/>
+          <w:b/>
+          <w:bCs/>
+        </w:rPr>
+        <w:t>Mobile App:</w:t>
+      </w:r>
+    </w:p>
+    <w:p>
+      <w:pPr>
+        <w:rPr>
+          <w:rFonts w:ascii="Times New Roman" w:eastAsia="Times New Roman" w:hAnsi="Times New Roman" w:cs="Times New Roman"/>
+          <w:b/>
+          <w:bCs/>
+        </w:rPr>
+      </w:pPr>
+    </w:p>
+    <w:p>
+      <w:pPr>
+        <w:rPr>
+          <w:rFonts w:ascii="Times New Roman" w:eastAsia="Times New Roman" w:hAnsi="Times New Roman" w:cs="Times New Roman"/>
+        </w:rPr>
+      </w:pPr>
+      <w:r>
+        <w:rPr>
+          <w:rFonts w:ascii="Times New Roman" w:eastAsia="Times New Roman" w:hAnsi="Times New Roman" w:cs="Times New Roman"/>
+        </w:rPr>
+        <w:t>The mobile app for Hypertrophy is designed using React Native and Expo, using the TypeScript programming language. It was chosen for its cross-platform compatibility, ensuring that one codebase works on both Android and IOS.</w:t>
+      </w:r>
+    </w:p>
+    <w:p>
+      <w:pPr>
+        <w:rPr>
+          <w:rFonts w:ascii="Times New Roman" w:eastAsia="Times New Roman" w:hAnsi="Times New Roman" w:cs="Times New Roman"/>
+          <w:b/>
+          <w:bCs/>
+        </w:rPr>
+      </w:pPr>
+    </w:p>
+    <w:p>
+      <w:pPr>
+        <w:rPr>
+          <w:rFonts w:ascii="Times New Roman" w:eastAsia="Times New Roman" w:hAnsi="Times New Roman" w:cs="Times New Roman"/>
+        </w:rPr>
+      </w:pPr>
+      <w:r>
+        <w:rPr>
+          <w:rFonts w:ascii="Times New Roman" w:eastAsia="Times New Roman" w:hAnsi="Times New Roman" w:cs="Times New Roman"/>
+          <w:b/>
+          <w:bCs/>
+        </w:rPr>
+        <w:t xml:space="preserve">React Native: </w:t>
+      </w:r>
+      <w:r>
+        <w:rPr>
+          <w:rFonts w:ascii="Times New Roman" w:eastAsia="Times New Roman" w:hAnsi="Times New Roman" w:cs="Times New Roman"/>
+        </w:rPr>
+        <w:t xml:space="preserve">React Native is a popular </w:t>
       </w:r>
       <w:proofErr w:type="gramStart"/>
       <w:r>
         <w:rPr>
           <w:rFonts w:ascii="Times New Roman" w:eastAsia="Times New Roman" w:hAnsi="Times New Roman" w:cs="Times New Roman"/>
         </w:rPr>
-        <w:t>chosen ]</w:t>
+        <w:t>open source</w:t>
       </w:r>
       <w:proofErr w:type="gramEnd"/>
       <w:r>
         <w:rPr>
           <w:rFonts w:ascii="Times New Roman" w:eastAsia="Times New Roman" w:hAnsi="Times New Roman" w:cs="Times New Roman"/>
         </w:rPr>
+        <w:t xml:space="preserve"> framework used to develop cross-platform mobile applications with React. It was chosen for its vast community of resources and integrations with mobile devices.</w:t>
+      </w:r>
+    </w:p>
+    <w:p>
+      <w:pPr>
+        <w:rPr>
+          <w:rFonts w:ascii="Times New Roman" w:eastAsia="Times New Roman" w:hAnsi="Times New Roman" w:cs="Times New Roman"/>
+        </w:rPr>
+      </w:pPr>
+    </w:p>
+    <w:p>
+      <w:pPr>
+        <w:rPr>
+          <w:rFonts w:ascii="Times New Roman" w:eastAsia="Times New Roman" w:hAnsi="Times New Roman" w:cs="Times New Roman"/>
+        </w:rPr>
+      </w:pPr>
+      <w:r>
+        <w:rPr>
+          <w:rFonts w:ascii="Times New Roman" w:eastAsia="Times New Roman" w:hAnsi="Times New Roman" w:cs="Times New Roman"/>
+          <w:b/>
+          <w:bCs/>
+        </w:rPr>
+        <w:t>Expo:</w:t>
+      </w:r>
+      <w:r>
+        <w:rPr>
+          <w:rFonts w:ascii="Times New Roman" w:eastAsia="Times New Roman" w:hAnsi="Times New Roman" w:cs="Times New Roman"/>
+          <w:b/>
+          <w:bCs/>
+        </w:rPr>
         <w:t xml:space="preserve"> </w:t>
       </w:r>
-    </w:p>
-    <w:p>
-      <w:pPr>
-        <w:rPr>
-          <w:rFonts w:ascii="Times New Roman" w:eastAsia="Times New Roman" w:hAnsi="Times New Roman" w:cs="Times New Roman"/>
-        </w:rPr>
-      </w:pPr>
-      <w:r>
-        <w:rPr>
-          <w:rFonts w:ascii="Times New Roman" w:eastAsia="Times New Roman" w:hAnsi="Times New Roman" w:cs="Times New Roman"/>
-        </w:rPr>
-        <w:t xml:space="preserve">[State development </w:t>
-      </w:r>
-      <w:proofErr w:type="spellStart"/>
-      <w:r>
-        <w:rPr>
-          <w:rFonts w:ascii="Times New Roman" w:eastAsia="Times New Roman" w:hAnsi="Times New Roman" w:cs="Times New Roman"/>
-        </w:rPr>
-        <w:t>methodolgy</w:t>
-      </w:r>
-      <w:proofErr w:type="spellEnd"/>
-      <w:r>
-        <w:rPr>
-          <w:rFonts w:ascii="Times New Roman" w:eastAsia="Times New Roman" w:hAnsi="Times New Roman" w:cs="Times New Roman"/>
-        </w:rPr>
-        <w:t xml:space="preserve"> used and how it was </w:t>
-      </w:r>
-      <w:proofErr w:type="spellStart"/>
-      <w:r>
-        <w:rPr>
-          <w:rFonts w:ascii="Times New Roman" w:eastAsia="Times New Roman" w:hAnsi="Times New Roman" w:cs="Times New Roman"/>
-        </w:rPr>
-        <w:t>implmented</w:t>
-      </w:r>
-      <w:proofErr w:type="spellEnd"/>
+      <w:r>
+        <w:rPr>
+          <w:rFonts w:ascii="Times New Roman" w:eastAsia="Times New Roman" w:hAnsi="Times New Roman" w:cs="Times New Roman"/>
+        </w:rPr>
+        <w:t>Expo is a tool that simplifies the development of React Native applications. It was chosen for the built-in SDK that provides multiple components like the camera and push notifications.</w:t>
+      </w:r>
+    </w:p>
+    <w:p>
+      <w:pPr>
+        <w:rPr>
+          <w:rFonts w:ascii="Times New Roman" w:eastAsia="Times New Roman" w:hAnsi="Times New Roman" w:cs="Times New Roman"/>
+        </w:rPr>
+      </w:pPr>
+      <w:r>
+        <w:rPr>
+          <w:rFonts w:ascii="Times New Roman" w:eastAsia="Times New Roman" w:hAnsi="Times New Roman" w:cs="Times New Roman"/>
+        </w:rPr>
+        <w:t xml:space="preserve"> </w:t>
+      </w:r>
+    </w:p>
+    <w:p>
+      <w:pPr>
+        <w:rPr>
+          <w:rFonts w:ascii="Times New Roman" w:eastAsia="Times New Roman" w:hAnsi="Times New Roman" w:cs="Times New Roman"/>
+        </w:rPr>
+      </w:pPr>
+      <w:r>
+        <w:rPr>
+          <w:rFonts w:ascii="Times New Roman" w:eastAsia="Times New Roman" w:hAnsi="Times New Roman" w:cs="Times New Roman"/>
+          <w:b/>
+          <w:bCs/>
+        </w:rPr>
+        <w:t xml:space="preserve">TypeScript: </w:t>
+      </w:r>
+      <w:r>
+        <w:rPr>
+          <w:rFonts w:ascii="Times New Roman" w:eastAsia="Times New Roman" w:hAnsi="Times New Roman" w:cs="Times New Roman"/>
+        </w:rPr>
+        <w:t>TypeScript is a superset of JavaScript, which emphasizes on type-safety. It was chosen as it protects React Native applications from fewer runtime errors as well as better tooling in development.</w:t>
+      </w:r>
+    </w:p>
+    <w:p>
+      <w:pPr>
+        <w:rPr>
+          <w:rFonts w:ascii="Times New Roman" w:eastAsia="Times New Roman" w:hAnsi="Times New Roman" w:cs="Times New Roman"/>
+        </w:rPr>
+      </w:pPr>
+    </w:p>
+    <w:p>
+      <w:pPr>
+        <w:rPr>
+          <w:rFonts w:ascii="Times New Roman" w:eastAsia="Times New Roman" w:hAnsi="Times New Roman" w:cs="Times New Roman"/>
+        </w:rPr>
+      </w:pPr>
+      <w:r>
+        <w:rPr>
+          <w:rFonts w:ascii="Times New Roman" w:eastAsia="Times New Roman" w:hAnsi="Times New Roman" w:cs="Times New Roman"/>
+          <w:b/>
+          <w:bCs/>
+        </w:rPr>
+        <w:t xml:space="preserve">MMKV: </w:t>
+      </w:r>
+      <w:r>
+        <w:rPr>
+          <w:rFonts w:ascii="Times New Roman" w:eastAsia="Times New Roman" w:hAnsi="Times New Roman" w:cs="Times New Roman"/>
+        </w:rPr>
+        <w:t>MMKV is a super high performant local storage framework. It was chosen for its focus on extremely fast read/write operations on the user’s local storage.</w:t>
+      </w:r>
+      <w:r>
+        <w:rPr>
+          <w:rFonts w:ascii="Times New Roman" w:eastAsia="Times New Roman" w:hAnsi="Times New Roman" w:cs="Times New Roman"/>
+          <w:b/>
+          <w:bCs/>
+        </w:rPr>
+        <w:t xml:space="preserve"> </w:t>
+      </w:r>
+    </w:p>
+    <w:p>
+      <w:pPr>
+        <w:rPr>
+          <w:rFonts w:ascii="Times New Roman" w:eastAsia="Times New Roman" w:hAnsi="Times New Roman" w:cs="Times New Roman"/>
+          <w:b/>
+          <w:bCs/>
+        </w:rPr>
+      </w:pPr>
+      <w:r>
+        <w:rPr>
+          <w:rFonts w:ascii="Times New Roman" w:eastAsia="Times New Roman" w:hAnsi="Times New Roman" w:cs="Times New Roman"/>
+          <w:b/>
+          <w:bCs/>
+        </w:rPr>
+        <w:lastRenderedPageBreak/>
+        <w:t>Admin Panel:</w:t>
+      </w:r>
+    </w:p>
+    <w:p>
+      <w:pPr>
+        <w:rPr>
+          <w:rFonts w:ascii="Times New Roman" w:eastAsia="Times New Roman" w:hAnsi="Times New Roman" w:cs="Times New Roman"/>
+          <w:b/>
+          <w:bCs/>
+        </w:rPr>
+      </w:pPr>
+    </w:p>
+    <w:p>
+      <w:pPr>
+        <w:rPr>
+          <w:rFonts w:ascii="Times New Roman" w:eastAsia="Times New Roman" w:hAnsi="Times New Roman" w:cs="Times New Roman"/>
+        </w:rPr>
+      </w:pPr>
+      <w:r>
+        <w:rPr>
+          <w:rFonts w:ascii="Times New Roman" w:eastAsia="Times New Roman" w:hAnsi="Times New Roman" w:cs="Times New Roman"/>
+        </w:rPr>
+        <w:t>The Admin Panel for Hypertrophy is a web application that will allow administrators to manage users, profiles, trainers and API Keys. The tech stack that was chosen was for its stability and performance.</w:t>
+      </w:r>
+    </w:p>
+    <w:p>
+      <w:pPr>
+        <w:rPr>
+          <w:rFonts w:ascii="Times New Roman" w:eastAsia="Times New Roman" w:hAnsi="Times New Roman" w:cs="Times New Roman"/>
+        </w:rPr>
+      </w:pPr>
+    </w:p>
+    <w:p>
+      <w:pPr>
+        <w:rPr>
+          <w:rFonts w:ascii="Times New Roman" w:eastAsia="Times New Roman" w:hAnsi="Times New Roman" w:cs="Times New Roman"/>
+        </w:rPr>
+      </w:pPr>
+      <w:r>
+        <w:rPr>
+          <w:rFonts w:ascii="Times New Roman" w:eastAsia="Times New Roman" w:hAnsi="Times New Roman" w:cs="Times New Roman"/>
+          <w:b/>
+          <w:bCs/>
+        </w:rPr>
+        <w:t xml:space="preserve">TypeScript: </w:t>
+      </w:r>
+      <w:r>
+        <w:rPr>
+          <w:rFonts w:ascii="Times New Roman" w:eastAsia="Times New Roman" w:hAnsi="Times New Roman" w:cs="Times New Roman"/>
+        </w:rPr>
+        <w:t>It was chosen for this project due its importance on reducing errors at compile and runtime.</w:t>
+      </w:r>
+    </w:p>
+    <w:p>
+      <w:pPr>
+        <w:rPr>
+          <w:rFonts w:ascii="Times New Roman" w:eastAsia="Times New Roman" w:hAnsi="Times New Roman" w:cs="Times New Roman"/>
+        </w:rPr>
+      </w:pPr>
+    </w:p>
+    <w:p>
+      <w:pPr>
+        <w:rPr>
+          <w:rFonts w:ascii="Times New Roman" w:eastAsia="Times New Roman" w:hAnsi="Times New Roman" w:cs="Times New Roman"/>
+        </w:rPr>
+      </w:pPr>
+      <w:r>
+        <w:rPr>
+          <w:rFonts w:ascii="Times New Roman" w:eastAsia="Times New Roman" w:hAnsi="Times New Roman" w:cs="Times New Roman"/>
+          <w:b/>
+          <w:bCs/>
+        </w:rPr>
+        <w:t xml:space="preserve">NextJS: </w:t>
+      </w:r>
+      <w:r>
+        <w:rPr>
+          <w:rFonts w:ascii="Times New Roman" w:eastAsia="Times New Roman" w:hAnsi="Times New Roman" w:cs="Times New Roman"/>
+        </w:rPr>
+        <w:t>NextJS is a React framework that has built in routing, middleware</w:t>
+      </w:r>
+      <w:r>
+        <w:rPr>
+          <w:rFonts w:ascii="Times New Roman" w:eastAsia="Times New Roman" w:hAnsi="Times New Roman" w:cs="Times New Roman"/>
+        </w:rPr>
+        <w:t>, SSR, all while providing scalability and performance. It was chosen due its simplicity to implement secure web applications.</w:t>
+      </w:r>
+    </w:p>
+    <w:p>
+      <w:pPr>
+        <w:rPr>
+          <w:rFonts w:ascii="Times New Roman" w:eastAsia="Times New Roman" w:hAnsi="Times New Roman" w:cs="Times New Roman"/>
+        </w:rPr>
+      </w:pPr>
+    </w:p>
+    <w:p>
+      <w:pPr>
+        <w:rPr>
+          <w:rFonts w:ascii="Times New Roman" w:eastAsia="Times New Roman" w:hAnsi="Times New Roman" w:cs="Times New Roman"/>
+          <w:b/>
+          <w:bCs/>
+        </w:rPr>
+      </w:pPr>
+      <w:r>
+        <w:rPr>
+          <w:rFonts w:ascii="Times New Roman" w:eastAsia="Times New Roman" w:hAnsi="Times New Roman" w:cs="Times New Roman"/>
+          <w:b/>
+          <w:bCs/>
+        </w:rPr>
+        <w:t xml:space="preserve">Bun: </w:t>
+      </w:r>
+      <w:r>
+        <w:rPr>
+          <w:rFonts w:ascii="Times New Roman" w:eastAsia="Times New Roman" w:hAnsi="Times New Roman" w:cs="Times New Roman"/>
+        </w:rPr>
+        <w:t>Bun is a JavaScript runtime and package manager that is a modern replacement for traditional tools like Node.js, it was chosen due to its exceptional performance and extremely fast server response times.</w:t>
+      </w:r>
+      <w:r>
+        <w:rPr>
+          <w:rFonts w:ascii="Times New Roman" w:eastAsia="Times New Roman" w:hAnsi="Times New Roman" w:cs="Times New Roman"/>
+          <w:b/>
+          <w:bCs/>
+        </w:rPr>
+        <w:t xml:space="preserve"> </w:t>
+      </w:r>
+      <w:r>
+        <w:rPr>
+          <w:rFonts w:ascii="Times New Roman" w:eastAsia="Times New Roman" w:hAnsi="Times New Roman" w:cs="Times New Roman"/>
+          <w:b/>
+          <w:bCs/>
+        </w:rPr>
+        <w:t xml:space="preserve"> </w:t>
+      </w:r>
+    </w:p>
+    <w:p>
+      <w:pPr>
+        <w:rPr>
+          <w:rFonts w:ascii="Times New Roman" w:eastAsia="Times New Roman" w:hAnsi="Times New Roman" w:cs="Times New Roman"/>
+          <w:b/>
+          <w:bCs/>
+        </w:rPr>
+      </w:pPr>
+    </w:p>
+    <w:p>
+      <w:pPr>
+        <w:rPr>
+          <w:rFonts w:ascii="Times New Roman" w:eastAsia="Times New Roman" w:hAnsi="Times New Roman" w:cs="Times New Roman"/>
+          <w:b/>
+          <w:bCs/>
+        </w:rPr>
+      </w:pPr>
+      <w:r>
+        <w:rPr>
+          <w:rFonts w:ascii="Times New Roman" w:eastAsia="Times New Roman" w:hAnsi="Times New Roman" w:cs="Times New Roman"/>
+          <w:b/>
+          <w:bCs/>
+        </w:rPr>
+        <w:t>Monitoring</w:t>
+      </w:r>
+    </w:p>
+    <w:p>
+      <w:pPr>
+        <w:rPr>
+          <w:rFonts w:ascii="Times New Roman" w:eastAsia="Times New Roman" w:hAnsi="Times New Roman" w:cs="Times New Roman"/>
+        </w:rPr>
+      </w:pPr>
+      <w:r>
+        <w:rPr>
+          <w:rFonts w:ascii="Times New Roman" w:eastAsia="Times New Roman" w:hAnsi="Times New Roman" w:cs="Times New Roman"/>
+        </w:rPr>
+        <w:t xml:space="preserve">Hypertrophy ensures there </w:t>
+      </w:r>
+      <w:r>
+        <w:rPr>
+          <w:rFonts w:ascii="Times New Roman" w:eastAsia="Times New Roman" w:hAnsi="Times New Roman" w:cs="Times New Roman"/>
+        </w:rPr>
+        <w:t>are</w:t>
+      </w:r>
+      <w:r>
+        <w:rPr>
+          <w:rFonts w:ascii="Times New Roman" w:eastAsia="Times New Roman" w:hAnsi="Times New Roman" w:cs="Times New Roman"/>
+        </w:rPr>
+        <w:t xml:space="preserve"> robus</w:t>
+      </w:r>
+      <w:r>
+        <w:rPr>
+          <w:rFonts w:ascii="Times New Roman" w:eastAsia="Times New Roman" w:hAnsi="Times New Roman" w:cs="Times New Roman"/>
+        </w:rPr>
+        <w:t xml:space="preserve">t monitoring in place to verify that all systems are running at full capacity. </w:t>
+      </w:r>
+    </w:p>
+    <w:p>
+      <w:pPr>
+        <w:rPr>
+          <w:rFonts w:ascii="Times New Roman" w:eastAsia="Times New Roman" w:hAnsi="Times New Roman" w:cs="Times New Roman"/>
+        </w:rPr>
+      </w:pPr>
+    </w:p>
+    <w:p>
+      <w:pPr>
+        <w:rPr>
+          <w:rFonts w:ascii="Times New Roman" w:eastAsia="Times New Roman" w:hAnsi="Times New Roman" w:cs="Times New Roman"/>
+        </w:rPr>
+      </w:pPr>
+      <w:r>
+        <w:rPr>
+          <w:rFonts w:ascii="Times New Roman" w:eastAsia="Times New Roman" w:hAnsi="Times New Roman" w:cs="Times New Roman"/>
+          <w:b/>
+          <w:bCs/>
+        </w:rPr>
+        <w:t xml:space="preserve">Uptime Kuma: </w:t>
+      </w:r>
+      <w:r>
+        <w:rPr>
+          <w:rFonts w:ascii="Times New Roman" w:eastAsia="Times New Roman" w:hAnsi="Times New Roman" w:cs="Times New Roman"/>
+        </w:rPr>
+        <w:t>Self-Hosted with a clean UI that tracks the uptime of services, it is used for its built-in notification system and extensive monitoring library</w:t>
+      </w:r>
+    </w:p>
+    <w:p>
+      <w:pPr>
+        <w:rPr>
+          <w:rFonts w:ascii="Times New Roman" w:eastAsia="Times New Roman" w:hAnsi="Times New Roman" w:cs="Times New Roman"/>
+        </w:rPr>
+      </w:pPr>
+    </w:p>
+    <w:p>
+      <w:pPr>
+        <w:rPr>
+          <w:rFonts w:ascii="Times New Roman" w:eastAsia="Times New Roman" w:hAnsi="Times New Roman" w:cs="Times New Roman"/>
+        </w:rPr>
+      </w:pPr>
+      <w:r>
+        <w:rPr>
+          <w:rFonts w:ascii="Times New Roman" w:eastAsia="Times New Roman" w:hAnsi="Times New Roman" w:cs="Times New Roman"/>
+          <w:b/>
+          <w:bCs/>
+        </w:rPr>
+        <w:t xml:space="preserve">Prometheus: </w:t>
+      </w:r>
+      <w:r>
+        <w:rPr>
+          <w:rFonts w:ascii="Times New Roman" w:eastAsia="Times New Roman" w:hAnsi="Times New Roman" w:cs="Times New Roman"/>
+        </w:rPr>
+        <w:t>Open-source metrics tool. It is used for analysing system resources and HTTP requests.</w:t>
+      </w:r>
+    </w:p>
+    <w:p>
+      <w:pPr>
+        <w:rPr>
+          <w:rFonts w:ascii="Times New Roman" w:eastAsia="Times New Roman" w:hAnsi="Times New Roman" w:cs="Times New Roman"/>
+        </w:rPr>
+      </w:pPr>
+    </w:p>
+    <w:p>
+      <w:pPr>
+        <w:rPr>
+          <w:rFonts w:ascii="Times New Roman" w:eastAsia="Times New Roman" w:hAnsi="Times New Roman" w:cs="Times New Roman"/>
+        </w:rPr>
+      </w:pPr>
+      <w:r>
+        <w:rPr>
+          <w:rFonts w:ascii="Times New Roman" w:eastAsia="Times New Roman" w:hAnsi="Times New Roman" w:cs="Times New Roman"/>
+          <w:b/>
+          <w:bCs/>
+        </w:rPr>
+        <w:t xml:space="preserve">Grafana: </w:t>
+      </w:r>
+      <w:r>
+        <w:rPr>
+          <w:rFonts w:ascii="Times New Roman" w:eastAsia="Times New Roman" w:hAnsi="Times New Roman" w:cs="Times New Roman"/>
+        </w:rPr>
+        <w:t>Powerful visualization tool. It is used to create beautiful dashboards of system metrics.</w:t>
+      </w:r>
+    </w:p>
+    <w:p>
+      <w:pPr>
+        <w:rPr>
+          <w:rFonts w:ascii="Times New Roman" w:eastAsia="Times New Roman" w:hAnsi="Times New Roman" w:cs="Times New Roman"/>
+        </w:rPr>
+      </w:pPr>
+    </w:p>
+    <w:p>
+      <w:pPr>
+        <w:rPr>
+          <w:rFonts w:ascii="Times New Roman" w:eastAsia="Times New Roman" w:hAnsi="Times New Roman" w:cs="Times New Roman"/>
+        </w:rPr>
+      </w:pPr>
+      <w:r>
+        <w:rPr>
+          <w:rFonts w:ascii="Times New Roman" w:eastAsia="Times New Roman" w:hAnsi="Times New Roman" w:cs="Times New Roman"/>
+          <w:b/>
+          <w:bCs/>
+        </w:rPr>
+        <w:t xml:space="preserve">Sentry: </w:t>
+      </w:r>
+      <w:r>
+        <w:rPr>
+          <w:rFonts w:ascii="Times New Roman" w:eastAsia="Times New Roman" w:hAnsi="Times New Roman" w:cs="Times New Roman"/>
+        </w:rPr>
+        <w:t>Sentry is an error monitoring tool helped to identify runtime errors. It was chosen to capture runtime errors that users would run into that developers would miss in testing.</w:t>
+      </w:r>
+      <w:r>
+        <w:rPr>
+          <w:rFonts w:ascii="Times New Roman" w:eastAsia="Times New Roman" w:hAnsi="Times New Roman" w:cs="Times New Roman"/>
+        </w:rPr>
+        <w:t xml:space="preserve">  </w:t>
+      </w:r>
+      <w:r>
+        <w:rPr>
+          <w:rFonts w:ascii="Times New Roman" w:eastAsia="Times New Roman" w:hAnsi="Times New Roman" w:cs="Times New Roman"/>
+        </w:rPr>
+        <w:t xml:space="preserve"> </w:t>
+      </w:r>
+    </w:p>
+    <w:p>
+      <w:pPr>
+        <w:jc w:val="center"/>
+        <w:rPr>
+          <w:rFonts w:ascii="Times New Roman" w:eastAsia="Times New Roman" w:hAnsi="Times New Roman" w:cs="Times New Roman"/>
+          <w:b/>
+          <w:bCs/>
+        </w:rPr>
+      </w:pPr>
+    </w:p>
+    <w:p>
+      <w:pPr>
+        <w:jc w:val="center"/>
+        <w:rPr>
+          <w:rFonts w:ascii="Times New Roman" w:eastAsia="Times New Roman" w:hAnsi="Times New Roman" w:cs="Times New Roman"/>
+          <w:b/>
+          <w:bCs/>
+        </w:rPr>
+      </w:pPr>
+      <w:r>
+        <w:rPr>
+          <w:rFonts w:ascii="Times New Roman" w:eastAsia="Times New Roman" w:hAnsi="Times New Roman" w:cs="Times New Roman"/>
+          <w:b/>
+          <w:bCs/>
+        </w:rPr>
+        <w:lastRenderedPageBreak/>
+        <w:t>Development Methodology</w:t>
+      </w:r>
+    </w:p>
+    <w:p>
+      <w:pPr>
+        <w:jc w:val="both"/>
+        <w:rPr>
+          <w:rFonts w:ascii="Times New Roman" w:eastAsia="Times New Roman" w:hAnsi="Times New Roman" w:cs="Times New Roman"/>
+        </w:rPr>
+      </w:pPr>
+      <w:r>
+        <w:rPr>
+          <w:rFonts w:ascii="Times New Roman" w:eastAsia="Times New Roman" w:hAnsi="Times New Roman" w:cs="Times New Roman"/>
+          <w:b/>
+          <w:bCs/>
+        </w:rPr>
+        <w:t xml:space="preserve">Model Chosen: </w:t>
+      </w:r>
+      <w:r>
+        <w:rPr>
+          <w:rFonts w:ascii="Times New Roman" w:eastAsia="Times New Roman" w:hAnsi="Times New Roman" w:cs="Times New Roman"/>
+        </w:rPr>
+        <w:t>Incremental Model</w:t>
+      </w:r>
+    </w:p>
+    <w:p>
+      <w:pPr>
+        <w:jc w:val="both"/>
+        <w:rPr>
+          <w:rFonts w:ascii="Times New Roman" w:eastAsia="Times New Roman" w:hAnsi="Times New Roman" w:cs="Times New Roman"/>
+        </w:rPr>
+      </w:pPr>
+      <w:r>
+        <w:rPr>
+          <w:rFonts w:ascii="Times New Roman" w:eastAsia="Times New Roman" w:hAnsi="Times New Roman" w:cs="Times New Roman"/>
+        </w:rPr>
+        <w:t xml:space="preserve">The Incremental Model is an SDLC (Software Development Life Cycle) model where the application is developed in small functional segments. It was chosen so that developers can build the entire Hypertrophy system bit by bit, testing and debugging each segment </w:t>
+      </w:r>
       <w:proofErr w:type="gramStart"/>
       <w:r>
         <w:rPr>
           <w:rFonts w:ascii="Times New Roman" w:eastAsia="Times New Roman" w:hAnsi="Times New Roman" w:cs="Times New Roman"/>
         </w:rPr>
-        <w:t>];</w:t>
+        <w:t>and also</w:t>
       </w:r>
       <w:proofErr w:type="gramEnd"/>
-    </w:p>
-    <w:p>
-      <w:pPr>
-        <w:rPr>
-          <w:rFonts w:ascii="Times New Roman" w:eastAsia="Times New Roman" w:hAnsi="Times New Roman" w:cs="Times New Roman"/>
-        </w:rPr>
-      </w:pPr>
-      <w:r>
-        <w:rPr>
-          <w:rFonts w:ascii="Times New Roman" w:eastAsia="Times New Roman" w:hAnsi="Times New Roman" w:cs="Times New Roman"/>
-        </w:rPr>
-        <w:t>[</w:t>
-      </w:r>
-      <w:r>
-        <w:rPr>
-          <w:rFonts w:ascii="Times New Roman" w:eastAsia="Times New Roman" w:hAnsi="Times New Roman" w:cs="Times New Roman"/>
-        </w:rPr>
-        <w:t>Diagrams with Description</w:t>
-      </w:r>
-      <w:r>
-        <w:rPr>
-          <w:rFonts w:ascii="Times New Roman" w:eastAsia="Times New Roman" w:hAnsi="Times New Roman" w:cs="Times New Roman"/>
-        </w:rPr>
-        <w:t>s]</w:t>
-      </w:r>
-    </w:p>
-    <w:p>
-      <w:pPr>
-        <w:rPr>
-          <w:rFonts w:ascii="Times New Roman" w:eastAsia="Times New Roman" w:hAnsi="Times New Roman" w:cs="Times New Roman"/>
-        </w:rPr>
-      </w:pPr>
-      <w:r>
-        <w:rPr>
-          <w:rFonts w:ascii="Times New Roman" w:eastAsia="Times New Roman" w:hAnsi="Times New Roman" w:cs="Times New Roman"/>
-        </w:rPr>
-        <w:tab/>
-        <w:t>[</w:t>
-      </w:r>
-      <w:proofErr w:type="spellStart"/>
-      <w:r>
-        <w:rPr>
-          <w:rFonts w:ascii="Times New Roman" w:eastAsia="Times New Roman" w:hAnsi="Times New Roman" w:cs="Times New Roman"/>
-        </w:rPr>
-        <w:t>Usecase</w:t>
-      </w:r>
-      <w:proofErr w:type="spellEnd"/>
-      <w:r>
-        <w:rPr>
-          <w:rFonts w:ascii="Times New Roman" w:eastAsia="Times New Roman" w:hAnsi="Times New Roman" w:cs="Times New Roman"/>
-        </w:rPr>
-        <w:t xml:space="preserve">] </w:t>
-      </w:r>
-    </w:p>
-    <w:p>
-      <w:pPr>
-        <w:ind w:firstLine="720"/>
-        <w:rPr>
-          <w:rFonts w:ascii="Times New Roman" w:eastAsia="Times New Roman" w:hAnsi="Times New Roman" w:cs="Times New Roman"/>
-        </w:rPr>
-      </w:pPr>
-      <w:r>
-        <w:rPr>
-          <w:rFonts w:ascii="Times New Roman" w:eastAsia="Times New Roman" w:hAnsi="Times New Roman" w:cs="Times New Roman"/>
-        </w:rPr>
-        <w:t>[</w:t>
-      </w:r>
-      <w:proofErr w:type="spellStart"/>
-      <w:r>
-        <w:rPr>
-          <w:rFonts w:ascii="Times New Roman" w:eastAsia="Times New Roman" w:hAnsi="Times New Roman" w:cs="Times New Roman"/>
-        </w:rPr>
-        <w:t>SwimLane</w:t>
-      </w:r>
-      <w:proofErr w:type="spellEnd"/>
-      <w:r>
-        <w:rPr>
-          <w:rFonts w:ascii="Times New Roman" w:eastAsia="Times New Roman" w:hAnsi="Times New Roman" w:cs="Times New Roman"/>
-        </w:rPr>
-        <w:t xml:space="preserve">] </w:t>
-      </w:r>
-    </w:p>
-    <w:p>
-      <w:pPr>
-        <w:ind w:firstLine="720"/>
-        <w:rPr>
-          <w:rFonts w:ascii="Times New Roman" w:eastAsia="Times New Roman" w:hAnsi="Times New Roman" w:cs="Times New Roman"/>
-        </w:rPr>
-      </w:pPr>
-      <w:r>
-        <w:rPr>
-          <w:rFonts w:ascii="Times New Roman" w:eastAsia="Times New Roman" w:hAnsi="Times New Roman" w:cs="Times New Roman"/>
-        </w:rPr>
-        <w:t xml:space="preserve">[Entity Relationship Diagram] </w:t>
-      </w:r>
-    </w:p>
-    <w:p>
-      <w:pPr>
-        <w:ind w:firstLine="720"/>
-        <w:rPr>
-          <w:rFonts w:ascii="Times New Roman" w:eastAsia="Times New Roman" w:hAnsi="Times New Roman" w:cs="Times New Roman"/>
-        </w:rPr>
-      </w:pPr>
-      <w:r>
-        <w:rPr>
-          <w:rFonts w:ascii="Times New Roman" w:eastAsia="Times New Roman" w:hAnsi="Times New Roman" w:cs="Times New Roman"/>
-        </w:rPr>
-        <w:t xml:space="preserve">[Data Flow] </w:t>
-      </w:r>
-    </w:p>
-    <w:p>
-      <w:pPr>
-        <w:ind w:firstLine="720"/>
-        <w:rPr>
-          <w:rFonts w:ascii="Times New Roman" w:eastAsia="Times New Roman" w:hAnsi="Times New Roman" w:cs="Times New Roman"/>
-        </w:rPr>
-      </w:pPr>
-      <w:r>
-        <w:rPr>
-          <w:rFonts w:ascii="Times New Roman" w:eastAsia="Times New Roman" w:hAnsi="Times New Roman" w:cs="Times New Roman"/>
-        </w:rPr>
-        <w:t>[Wireframes]</w:t>
-      </w:r>
-    </w:p>
-    <w:p>
-      <w:pPr>
-        <w:ind w:firstLine="720"/>
-        <w:rPr>
-          <w:rFonts w:ascii="Times New Roman" w:eastAsia="Times New Roman" w:hAnsi="Times New Roman" w:cs="Times New Roman"/>
-        </w:rPr>
-      </w:pPr>
-      <w:r>
-        <w:rPr>
-          <w:rFonts w:ascii="Times New Roman" w:eastAsia="Times New Roman" w:hAnsi="Times New Roman" w:cs="Times New Roman"/>
-        </w:rPr>
-        <w:t xml:space="preserve">[Site maps]  </w:t>
+      <w:r>
+        <w:rPr>
+          <w:rFonts w:ascii="Times New Roman" w:eastAsia="Times New Roman" w:hAnsi="Times New Roman" w:cs="Times New Roman"/>
+        </w:rPr>
+        <w:t xml:space="preserve"> allowing flexibility for changes to the application. </w:t>
       </w:r>
     </w:p>
     <w:p>
       <w:pPr>
         <w:jc w:val="center"/>
         <w:rPr>
-          <w:rFonts w:ascii="Times New Roman" w:hAnsi="Times New Roman" w:cs="Times New Roman"/>
+          <w:rFonts w:ascii="Times New Roman" w:eastAsia="Times New Roman" w:hAnsi="Times New Roman" w:cs="Times New Roman"/>
+          <w:b/>
+          <w:bCs/>
         </w:rPr>
       </w:pPr>
     </w:p>
@@ -21735,7 +24004,9 @@
       <w:pPr>
         <w:jc w:val="center"/>
         <w:rPr>
-          <w:rFonts w:ascii="Times New Roman" w:hAnsi="Times New Roman" w:cs="Times New Roman"/>
+          <w:rFonts w:ascii="Times New Roman" w:eastAsia="Times New Roman" w:hAnsi="Times New Roman" w:cs="Times New Roman"/>
+          <w:b/>
+          <w:bCs/>
         </w:rPr>
       </w:pPr>
     </w:p>
@@ -21743,7 +24014,142 @@
       <w:pPr>
         <w:jc w:val="center"/>
         <w:rPr>
-          <w:rFonts w:ascii="Times New Roman" w:hAnsi="Times New Roman" w:cs="Times New Roman"/>
+          <w:rFonts w:ascii="Times New Roman" w:eastAsia="Times New Roman" w:hAnsi="Times New Roman" w:cs="Times New Roman"/>
+          <w:b/>
+          <w:bCs/>
+        </w:rPr>
+      </w:pPr>
+      <w:r>
+        <w:rPr>
+          <w:rFonts w:ascii="Times New Roman" w:eastAsia="Times New Roman" w:hAnsi="Times New Roman" w:cs="Times New Roman"/>
+          <w:b/>
+          <w:bCs/>
+        </w:rPr>
+        <w:t>Diagrams</w:t>
+      </w:r>
+    </w:p>
+    <w:p>
+      <w:pPr>
+        <w:rPr>
+          <w:rFonts w:ascii="Times New Roman" w:eastAsia="Times New Roman" w:hAnsi="Times New Roman" w:cs="Times New Roman"/>
+          <w:b/>
+          <w:bCs/>
+        </w:rPr>
+      </w:pPr>
+      <w:r>
+        <w:rPr>
+          <w:rFonts w:ascii="Times New Roman" w:eastAsia="Times New Roman" w:hAnsi="Times New Roman" w:cs="Times New Roman"/>
+          <w:b/>
+          <w:bCs/>
+        </w:rPr>
+        <w:t>Entity Relationship Diagram</w:t>
+      </w:r>
+    </w:p>
+    <w:p>
+      <w:pPr>
+        <w:rPr>
+          <w:rFonts w:ascii="Times New Roman" w:eastAsia="Times New Roman" w:hAnsi="Times New Roman" w:cs="Times New Roman"/>
+        </w:rPr>
+      </w:pPr>
+      <w:r>
+        <w:rPr>
+          <w:rFonts w:ascii="Times New Roman" w:eastAsia="Times New Roman" w:hAnsi="Times New Roman" w:cs="Times New Roman"/>
+        </w:rPr>
+        <w:t xml:space="preserve">An ERD (Entity-Relationship Diagram) is a visual representation of the relationships of data within an application. It is used to model how entities (users, profiles, workouts) relate to one another. The ERD for Hypertrophy </w:t>
+      </w:r>
+      <w:r>
+        <w:rPr>
+          <w:rFonts w:ascii="Times New Roman" w:eastAsia="Times New Roman" w:hAnsi="Times New Roman" w:cs="Times New Roman"/>
+        </w:rPr>
+        <w:t>is built mainly on “user_id”, which ties users of the application to their data (workouts, exercises, profiles).</w:t>
+      </w:r>
+    </w:p>
+    <w:p>
+      <w:pPr>
+        <w:rPr>
+          <w:rFonts w:ascii="Times New Roman" w:eastAsia="Times New Roman" w:hAnsi="Times New Roman" w:cs="Times New Roman"/>
+          <w:b/>
+          <w:bCs/>
+        </w:rPr>
+      </w:pPr>
+      <w:r>
+        <w:rPr>
+          <w:noProof/>
+        </w:rPr>
+        <w:drawing>
+          <wp:inline distT="0" distB="0" distL="0" distR="0" wp14:anchorId="02B01F5C" wp14:editId="6E713B26">
+            <wp:extent cx="5731510" cy="3822700"/>
+            <wp:effectExtent l="0" t="0" r="2540" b="6350"/>
+            <wp:docPr id="1865418724" name="Picture 1" descr="Entity Relationship Diagram"/>
+            <wp:cNvGraphicFramePr>
+              <a:graphicFrameLocks xmlns:a="http://schemas.openxmlformats.org/drawingml/2006/main" noChangeAspect="1"/>
+            </wp:cNvGraphicFramePr>
+            <a:graphic xmlns:a="http://schemas.openxmlformats.org/drawingml/2006/main">
+              <a:graphicData uri="http://schemas.openxmlformats.org/drawingml/2006/picture">
+                <pic:pic xmlns:pic="http://schemas.openxmlformats.org/drawingml/2006/picture">
+                  <pic:nvPicPr>
+                    <pic:cNvPr id="1865418724" name="Picture 1" descr="Entity Relationship Diagram"/>
+                    <pic:cNvPicPr>
+                      <a:picLocks noChangeAspect="1" noChangeArrowheads="1"/>
+                    </pic:cNvPicPr>
+                  </pic:nvPicPr>
+                  <pic:blipFill>
+                    <a:blip r:embed="rId25" cstate="print">
+                      <a:extLst>
+                        <a:ext uri="{28A0092B-C50C-407E-A947-70E740481C1C}">
+                          <a14:useLocalDpi xmlns:a14="http://schemas.microsoft.com/office/drawing/2010/main" val="0"/>
+                        </a:ext>
+                      </a:extLst>
+                    </a:blip>
+                    <a:srcRect/>
+                    <a:stretch>
+                      <a:fillRect/>
+                    </a:stretch>
+                  </pic:blipFill>
+                  <pic:spPr bwMode="auto">
+                    <a:xfrm>
+                      <a:off x="0" y="0"/>
+                      <a:ext cx="5731510" cy="3822700"/>
+                    </a:xfrm>
+                    <a:prstGeom prst="rect">
+                      <a:avLst/>
+                    </a:prstGeom>
+                    <a:noFill/>
+                    <a:ln>
+                      <a:noFill/>
+                    </a:ln>
+                  </pic:spPr>
+                </pic:pic>
+              </a:graphicData>
+            </a:graphic>
+          </wp:inline>
+        </w:drawing>
+      </w:r>
+    </w:p>
+    <w:p>
+      <w:pPr>
+        <w:rPr>
+          <w:rFonts w:ascii="Times New Roman" w:eastAsia="Times New Roman" w:hAnsi="Times New Roman" w:cs="Times New Roman"/>
+          <w:b/>
+          <w:bCs/>
+        </w:rPr>
+      </w:pPr>
+    </w:p>
+    <w:p>
+      <w:pPr>
+        <w:rPr>
+          <w:rFonts w:ascii="Times New Roman" w:eastAsia="Times New Roman" w:hAnsi="Times New Roman" w:cs="Times New Roman"/>
+          <w:b/>
+          <w:bCs/>
+        </w:rPr>
+      </w:pPr>
+    </w:p>
+    <w:p>
+      <w:pPr>
+        <w:rPr>
+          <w:rFonts w:ascii="Times New Roman" w:eastAsia="Times New Roman" w:hAnsi="Times New Roman" w:cs="Times New Roman"/>
+          <w:b/>
+          <w:bCs/>
         </w:rPr>
       </w:pPr>
     </w:p>
@@ -21751,7 +24157,7 @@
       <w:pPr>
         <w:jc w:val="center"/>
         <w:rPr>
-          <w:rFonts w:ascii="Times New Roman" w:hAnsi="Times New Roman" w:cs="Times New Roman"/>
+          <w:rFonts w:ascii="Times New Roman" w:eastAsia="Times New Roman" w:hAnsi="Times New Roman" w:cs="Times New Roman"/>
         </w:rPr>
       </w:pPr>
     </w:p>
@@ -21759,17 +24165,135 @@
       <w:pPr>
         <w:jc w:val="center"/>
         <w:rPr>
-          <w:rFonts w:ascii="Times New Roman" w:hAnsi="Times New Roman" w:cs="Times New Roman"/>
-        </w:rPr>
-      </w:pPr>
+          <w:rFonts w:ascii="Times New Roman" w:eastAsia="Times New Roman" w:hAnsi="Times New Roman" w:cs="Times New Roman"/>
+          <w:b/>
+          <w:bCs/>
+        </w:rPr>
+      </w:pPr>
+      <w:r>
+        <w:rPr>
+          <w:rFonts w:ascii="Times New Roman" w:eastAsia="Times New Roman" w:hAnsi="Times New Roman" w:cs="Times New Roman"/>
+          <w:b/>
+          <w:bCs/>
+        </w:rPr>
+        <w:lastRenderedPageBreak/>
+        <w:t>Wireframe</w:t>
+      </w:r>
     </w:p>
     <w:p>
       <w:pPr>
         <w:jc w:val="center"/>
         <w:rPr>
-          <w:rFonts w:ascii="Times New Roman" w:hAnsi="Times New Roman" w:cs="Times New Roman"/>
-        </w:rPr>
-      </w:pPr>
+          <w:rFonts w:ascii="Times New Roman" w:eastAsia="Times New Roman" w:hAnsi="Times New Roman" w:cs="Times New Roman"/>
+          <w:b/>
+          <w:bCs/>
+        </w:rPr>
+      </w:pPr>
+    </w:p>
+    <w:p>
+      <w:pPr>
+        <w:rPr>
+          <w:rFonts w:ascii="Times New Roman" w:eastAsia="Times New Roman" w:hAnsi="Times New Roman" w:cs="Times New Roman"/>
+        </w:rPr>
+      </w:pPr>
+      <w:r>
+        <w:rPr>
+          <w:rFonts w:ascii="Times New Roman" w:eastAsia="Times New Roman" w:hAnsi="Times New Roman" w:cs="Times New Roman"/>
+        </w:rPr>
+        <w:t>A</w:t>
+      </w:r>
+      <w:r>
+        <w:rPr>
+          <w:rFonts w:ascii="Times New Roman" w:eastAsia="Times New Roman" w:hAnsi="Times New Roman" w:cs="Times New Roman"/>
+        </w:rPr>
+        <w:t xml:space="preserve"> wireframe is a diagram that represents the structure and layout of an application. Wireframes help plan the user experience and interface in the development process. It was used in Hypertrophy to visualize how the mobile application</w:t>
+      </w:r>
+      <w:r>
+        <w:rPr>
+          <w:rFonts w:ascii="Times New Roman" w:eastAsia="Times New Roman" w:hAnsi="Times New Roman" w:cs="Times New Roman"/>
+        </w:rPr>
+        <w:t xml:space="preserve"> would look and feel.</w:t>
+      </w:r>
+    </w:p>
+    <w:p>
+      <w:pPr>
+        <w:rPr>
+          <w:rFonts w:ascii="Times New Roman" w:eastAsia="Times New Roman" w:hAnsi="Times New Roman" w:cs="Times New Roman"/>
+        </w:rPr>
+      </w:pPr>
+    </w:p>
+    <w:p>
+      <w:pPr>
+        <w:rPr>
+          <w:rFonts w:ascii="Times New Roman" w:hAnsi="Times New Roman" w:cs="Times New Roman"/>
+        </w:rPr>
+      </w:pPr>
+      <w:r>
+        <w:rPr>
+          <w:noProof/>
+        </w:rPr>
+        <w:drawing>
+          <wp:inline distT="0" distB="0" distL="0" distR="0" wp14:anchorId="2809CD90" wp14:editId="24F241E1">
+            <wp:extent cx="3657600" cy="6053455"/>
+            <wp:effectExtent l="0" t="0" r="0" b="4445"/>
+            <wp:docPr id="314626298" name="Picture 2" descr="A screenshot of a phone&#10;&#10;AI-generated content may be incorrect."/>
+            <wp:cNvGraphicFramePr>
+              <a:graphicFrameLocks xmlns:a="http://schemas.openxmlformats.org/drawingml/2006/main" noChangeAspect="1"/>
+            </wp:cNvGraphicFramePr>
+            <a:graphic xmlns:a="http://schemas.openxmlformats.org/drawingml/2006/main">
+              <a:graphicData uri="http://schemas.openxmlformats.org/drawingml/2006/picture">
+                <pic:pic xmlns:pic="http://schemas.openxmlformats.org/drawingml/2006/picture">
+                  <pic:nvPicPr>
+                    <pic:cNvPr id="314626298" name="Picture 2" descr="A screenshot of a phone&#10;&#10;AI-generated content may be incorrect."/>
+                    <pic:cNvPicPr>
+                      <a:picLocks noChangeAspect="1" noChangeArrowheads="1"/>
+                    </pic:cNvPicPr>
+                  </pic:nvPicPr>
+                  <pic:blipFill>
+                    <a:blip r:embed="rId26" cstate="print">
+                      <a:extLst>
+                        <a:ext uri="{28A0092B-C50C-407E-A947-70E740481C1C}">
+                          <a14:useLocalDpi xmlns:a14="http://schemas.microsoft.com/office/drawing/2010/main" val="0"/>
+                        </a:ext>
+                      </a:extLst>
+                    </a:blip>
+                    <a:srcRect/>
+                    <a:stretch>
+                      <a:fillRect/>
+                    </a:stretch>
+                  </pic:blipFill>
+                  <pic:spPr bwMode="auto">
+                    <a:xfrm>
+                      <a:off x="0" y="0"/>
+                      <a:ext cx="3657600" cy="6053455"/>
+                    </a:xfrm>
+                    <a:prstGeom prst="rect">
+                      <a:avLst/>
+                    </a:prstGeom>
+                    <a:noFill/>
+                    <a:ln>
+                      <a:noFill/>
+                    </a:ln>
+                  </pic:spPr>
+                </pic:pic>
+              </a:graphicData>
+            </a:graphic>
+          </wp:inline>
+        </w:drawing>
+      </w:r>
+    </w:p>
+    <w:p>
+      <w:pPr>
+        <w:rPr>
+          <w:rFonts w:ascii="Times New Roman" w:hAnsi="Times New Roman" w:cs="Times New Roman"/>
+        </w:rPr>
+      </w:pPr>
+      <w:r>
+        <w:rPr>
+          <w:rFonts w:ascii="Times New Roman" w:hAnsi="Times New Roman" w:cs="Times New Roman"/>
+        </w:rPr>
+        <w:t>Example wireframe of the Logs screen which will allow users to view their nutritional logs and filter by type (Calorie, Water, Sleep, Protein)</w:t>
+      </w:r>
     </w:p>
     <w:p>
       <w:pPr>
@@ -21789,6 +24313,87 @@
     </w:p>
     <w:p>
       <w:pPr>
+        <w:rPr>
+          <w:rFonts w:ascii="Times New Roman" w:hAnsi="Times New Roman" w:cs="Times New Roman"/>
+        </w:rPr>
+      </w:pPr>
+      <w:r>
+        <w:rPr>
+          <w:noProof/>
+        </w:rPr>
+        <w:lastRenderedPageBreak/>
+        <w:drawing>
+          <wp:inline distT="0" distB="0" distL="0" distR="0" wp14:anchorId="018B4A16" wp14:editId="7C6B2DA1">
+            <wp:extent cx="3657600" cy="6053455"/>
+            <wp:effectExtent l="0" t="0" r="0" b="4445"/>
+            <wp:docPr id="1117101186" name="Picture 3" descr="A screenshot of a phone&#10;&#10;AI-generated content may be incorrect."/>
+            <wp:cNvGraphicFramePr>
+              <a:graphicFrameLocks xmlns:a="http://schemas.openxmlformats.org/drawingml/2006/main" noChangeAspect="1"/>
+            </wp:cNvGraphicFramePr>
+            <a:graphic xmlns:a="http://schemas.openxmlformats.org/drawingml/2006/main">
+              <a:graphicData uri="http://schemas.openxmlformats.org/drawingml/2006/picture">
+                <pic:pic xmlns:pic="http://schemas.openxmlformats.org/drawingml/2006/picture">
+                  <pic:nvPicPr>
+                    <pic:cNvPr id="1117101186" name="Picture 3" descr="A screenshot of a phone&#10;&#10;AI-generated content may be incorrect."/>
+                    <pic:cNvPicPr>
+                      <a:picLocks noChangeAspect="1" noChangeArrowheads="1"/>
+                    </pic:cNvPicPr>
+                  </pic:nvPicPr>
+                  <pic:blipFill>
+                    <a:blip r:embed="rId27" cstate="print">
+                      <a:extLst>
+                        <a:ext uri="{28A0092B-C50C-407E-A947-70E740481C1C}">
+                          <a14:useLocalDpi xmlns:a14="http://schemas.microsoft.com/office/drawing/2010/main" val="0"/>
+                        </a:ext>
+                      </a:extLst>
+                    </a:blip>
+                    <a:srcRect/>
+                    <a:stretch>
+                      <a:fillRect/>
+                    </a:stretch>
+                  </pic:blipFill>
+                  <pic:spPr bwMode="auto">
+                    <a:xfrm>
+                      <a:off x="0" y="0"/>
+                      <a:ext cx="3657600" cy="6053455"/>
+                    </a:xfrm>
+                    <a:prstGeom prst="rect">
+                      <a:avLst/>
+                    </a:prstGeom>
+                    <a:noFill/>
+                    <a:ln>
+                      <a:noFill/>
+                    </a:ln>
+                  </pic:spPr>
+                </pic:pic>
+              </a:graphicData>
+            </a:graphic>
+          </wp:inline>
+        </w:drawing>
+      </w:r>
+    </w:p>
+    <w:p>
+      <w:pPr>
+        <w:rPr>
+          <w:rFonts w:ascii="Times New Roman" w:hAnsi="Times New Roman" w:cs="Times New Roman"/>
+        </w:rPr>
+      </w:pPr>
+    </w:p>
+    <w:p>
+      <w:pPr>
+        <w:rPr>
+          <w:rFonts w:ascii="Times New Roman" w:hAnsi="Times New Roman" w:cs="Times New Roman"/>
+        </w:rPr>
+      </w:pPr>
+      <w:r>
+        <w:rPr>
+          <w:rFonts w:ascii="Times New Roman" w:hAnsi="Times New Roman" w:cs="Times New Roman"/>
+        </w:rPr>
+        <w:t>Example wireframe of the Exercises search page where users would be able to search from a library of exercises and filter by type depending on their needs (Body Part, Complexity).</w:t>
+      </w:r>
+    </w:p>
+    <w:p>
+      <w:pPr>
         <w:jc w:val="center"/>
         <w:rPr>
           <w:rFonts w:ascii="Times New Roman" w:hAnsi="Times New Roman" w:cs="Times New Roman"/>
@@ -21821,38 +24426,14 @@
     </w:p>
     <w:p>
       <w:pPr>
+        <w:rPr>
+          <w:rFonts w:ascii="Times New Roman" w:hAnsi="Times New Roman" w:cs="Times New Roman"/>
+        </w:rPr>
+      </w:pPr>
+    </w:p>
+    <w:p>
+      <w:pPr>
         <w:jc w:val="center"/>
-        <w:rPr>
-          <w:rFonts w:ascii="Times New Roman" w:hAnsi="Times New Roman" w:cs="Times New Roman"/>
-        </w:rPr>
-      </w:pPr>
-    </w:p>
-    <w:p>
-      <w:pPr>
-        <w:jc w:val="center"/>
-        <w:rPr>
-          <w:rFonts w:ascii="Times New Roman" w:hAnsi="Times New Roman" w:cs="Times New Roman"/>
-        </w:rPr>
-      </w:pPr>
-    </w:p>
-    <w:p>
-      <w:pPr>
-        <w:jc w:val="center"/>
-        <w:rPr>
-          <w:rFonts w:ascii="Times New Roman" w:hAnsi="Times New Roman" w:cs="Times New Roman"/>
-        </w:rPr>
-      </w:pPr>
-    </w:p>
-    <w:p>
-      <w:pPr>
-        <w:jc w:val="center"/>
-        <w:rPr>
-          <w:rFonts w:ascii="Times New Roman" w:hAnsi="Times New Roman" w:cs="Times New Roman"/>
-        </w:rPr>
-      </w:pPr>
-    </w:p>
-    <w:p>
-      <w:pPr>
         <w:rPr>
           <w:rFonts w:ascii="Times New Roman" w:hAnsi="Times New Roman" w:cs="Times New Roman"/>
         </w:rPr>
@@ -22401,11 +24982,90 @@
           <w:rFonts w:ascii="Times New Roman" w:eastAsia="Times New Roman" w:hAnsi="Times New Roman" w:cs="Times New Roman"/>
         </w:rPr>
       </w:pPr>
-      <w:r>
-        <w:rPr>
-          <w:rFonts w:ascii="Times New Roman" w:eastAsia="Times New Roman" w:hAnsi="Times New Roman" w:cs="Times New Roman"/>
-        </w:rPr>
-        <w:lastRenderedPageBreak/>
+    </w:p>
+    <w:p>
+      <w:pPr>
+        <w:jc w:val="center"/>
+        <w:rPr>
+          <w:rFonts w:ascii="Times New Roman" w:eastAsia="Times New Roman" w:hAnsi="Times New Roman" w:cs="Times New Roman"/>
+        </w:rPr>
+      </w:pPr>
+    </w:p>
+    <w:p>
+      <w:pPr>
+        <w:jc w:val="center"/>
+        <w:rPr>
+          <w:rFonts w:ascii="Times New Roman" w:eastAsia="Times New Roman" w:hAnsi="Times New Roman" w:cs="Times New Roman"/>
+        </w:rPr>
+      </w:pPr>
+    </w:p>
+    <w:p>
+      <w:pPr>
+        <w:jc w:val="center"/>
+        <w:rPr>
+          <w:rFonts w:ascii="Times New Roman" w:eastAsia="Times New Roman" w:hAnsi="Times New Roman" w:cs="Times New Roman"/>
+        </w:rPr>
+      </w:pPr>
+    </w:p>
+    <w:p>
+      <w:pPr>
+        <w:jc w:val="center"/>
+        <w:rPr>
+          <w:rFonts w:ascii="Times New Roman" w:eastAsia="Times New Roman" w:hAnsi="Times New Roman" w:cs="Times New Roman"/>
+        </w:rPr>
+      </w:pPr>
+    </w:p>
+    <w:p>
+      <w:pPr>
+        <w:jc w:val="center"/>
+        <w:rPr>
+          <w:rFonts w:ascii="Times New Roman" w:eastAsia="Times New Roman" w:hAnsi="Times New Roman" w:cs="Times New Roman"/>
+        </w:rPr>
+      </w:pPr>
+    </w:p>
+    <w:p>
+      <w:pPr>
+        <w:jc w:val="center"/>
+        <w:rPr>
+          <w:rFonts w:ascii="Times New Roman" w:eastAsia="Times New Roman" w:hAnsi="Times New Roman" w:cs="Times New Roman"/>
+        </w:rPr>
+      </w:pPr>
+    </w:p>
+    <w:p>
+      <w:pPr>
+        <w:jc w:val="center"/>
+        <w:rPr>
+          <w:rFonts w:ascii="Times New Roman" w:eastAsia="Times New Roman" w:hAnsi="Times New Roman" w:cs="Times New Roman"/>
+        </w:rPr>
+      </w:pPr>
+    </w:p>
+    <w:p>
+      <w:pPr>
+        <w:jc w:val="center"/>
+        <w:rPr>
+          <w:rFonts w:ascii="Times New Roman" w:eastAsia="Times New Roman" w:hAnsi="Times New Roman" w:cs="Times New Roman"/>
+        </w:rPr>
+      </w:pPr>
+    </w:p>
+    <w:p>
+      <w:pPr>
+        <w:jc w:val="center"/>
+        <w:rPr>
+          <w:rFonts w:ascii="Times New Roman" w:eastAsia="Times New Roman" w:hAnsi="Times New Roman" w:cs="Times New Roman"/>
+        </w:rPr>
+      </w:pPr>
+    </w:p>
+    <w:p>
+      <w:pPr>
+        <w:jc w:val="center"/>
+        <w:rPr>
+          <w:rFonts w:ascii="Times New Roman" w:eastAsia="Times New Roman" w:hAnsi="Times New Roman" w:cs="Times New Roman"/>
+        </w:rPr>
+      </w:pPr>
+      <w:r>
+        <w:rPr>
+          <w:rFonts w:ascii="Times New Roman" w:eastAsia="Times New Roman" w:hAnsi="Times New Roman" w:cs="Times New Roman"/>
+        </w:rPr>
         <w:t>References</w:t>
       </w:r>
     </w:p>
@@ -22429,7 +25089,7 @@
         </w:rPr>
         <w:t xml:space="preserve">Apple. (n.d.) “Swift”. </w:t>
       </w:r>
-      <w:hyperlink r:id="rId25" w:history="1">
+      <w:hyperlink r:id="rId28" w:history="1">
         <w:r>
           <w:rPr>
             <w:rStyle w:val="Hyperlink"/>
@@ -22450,144 +25110,126 @@
       <w:pPr>
         <w:rPr>
           <w:rFonts w:ascii="Times New Roman" w:eastAsia="Times New Roman" w:hAnsi="Times New Roman" w:cs="Times New Roman"/>
-          <w:lang w:val="en-LC"/>
-        </w:rPr>
-      </w:pPr>
-      <w:r>
-        <w:rPr>
-          <w:rFonts w:ascii="Times New Roman" w:eastAsia="Times New Roman" w:hAnsi="Times New Roman" w:cs="Times New Roman"/>
-          <w:lang w:val="en-LC"/>
+        </w:rPr>
+      </w:pPr>
+      <w:r>
+        <w:rPr>
+          <w:rFonts w:ascii="Times New Roman" w:eastAsia="Times New Roman" w:hAnsi="Times New Roman" w:cs="Times New Roman"/>
         </w:rPr>
         <w:t xml:space="preserve">Chris, K. (2021, August 24). What is HTML – Definition and Meaning of Hypertext Markup Language. </w:t>
-      </w:r>
-      <w:hyperlink r:id="rId26" w:history="1">
-        <w:r>
-          <w:rPr>
-            <w:rStyle w:val="Hyperlink"/>
-            <w:rFonts w:ascii="Times New Roman" w:eastAsia="Times New Roman" w:hAnsi="Times New Roman" w:cs="Times New Roman"/>
-            <w:lang w:val="en-LC"/>
-          </w:rPr>
-          <w:t>https://www.freecodecamp.org/news/what-is-html-definition-and-meaning/</w:t>
-        </w:r>
-      </w:hyperlink>
-    </w:p>
-    <w:p>
-      <w:pPr>
-        <w:rPr>
-          <w:rFonts w:ascii="Times New Roman" w:eastAsia="Times New Roman" w:hAnsi="Times New Roman" w:cs="Times New Roman"/>
-          <w:lang w:val="en-LC"/>
-        </w:rPr>
-      </w:pPr>
-    </w:p>
-    <w:p>
-      <w:pPr>
-        <w:rPr>
-          <w:rFonts w:ascii="Times New Roman" w:eastAsia="Times New Roman" w:hAnsi="Times New Roman" w:cs="Times New Roman"/>
-          <w:lang w:val="en-LC"/>
-        </w:rPr>
-      </w:pPr>
-      <w:r>
-        <w:rPr>
-          <w:rFonts w:ascii="Times New Roman" w:eastAsia="Times New Roman" w:hAnsi="Times New Roman" w:cs="Times New Roman"/>
-          <w:lang w:val="en-LC"/>
-        </w:rPr>
-        <w:t xml:space="preserve">Flutter (n.d.). Flutter – Build apps for any screen. </w:t>
-      </w:r>
-      <w:hyperlink r:id="rId27" w:history="1">
-        <w:r>
-          <w:rPr>
-            <w:rStyle w:val="Hyperlink"/>
-            <w:rFonts w:ascii="Times New Roman" w:eastAsia="Times New Roman" w:hAnsi="Times New Roman" w:cs="Times New Roman"/>
-            <w:lang w:val="en-LC"/>
-          </w:rPr>
-          <w:t>https://flutter.dev/</w:t>
-        </w:r>
-      </w:hyperlink>
-    </w:p>
-    <w:p>
-      <w:pPr>
-        <w:rPr>
-          <w:rFonts w:ascii="Times New Roman" w:eastAsia="Times New Roman" w:hAnsi="Times New Roman" w:cs="Times New Roman"/>
-          <w:lang w:val="en-LC"/>
-        </w:rPr>
-      </w:pPr>
-    </w:p>
-    <w:p>
-      <w:pPr>
-        <w:rPr>
-          <w:rFonts w:ascii="Times New Roman" w:eastAsia="Times New Roman" w:hAnsi="Times New Roman" w:cs="Times New Roman"/>
-          <w:lang w:val="en-LC"/>
-        </w:rPr>
-      </w:pPr>
-      <w:r>
-        <w:rPr>
-          <w:rFonts w:ascii="Times New Roman" w:eastAsia="Times New Roman" w:hAnsi="Times New Roman" w:cs="Times New Roman"/>
-          <w:lang w:val="en-LC"/>
-        </w:rPr>
-        <w:t xml:space="preserve">Gavriluk, V. (2024, May 03). What is Rust and Why You Should Use </w:t>
-      </w:r>
-      <w:proofErr w:type="gramStart"/>
-      <w:r>
-        <w:rPr>
-          <w:rFonts w:ascii="Times New Roman" w:eastAsia="Times New Roman" w:hAnsi="Times New Roman" w:cs="Times New Roman"/>
-          <w:lang w:val="en-LC"/>
-        </w:rPr>
-        <w:t>It?.</w:t>
-      </w:r>
-      <w:proofErr w:type="gramEnd"/>
-      <w:r>
-        <w:rPr>
-          <w:rFonts w:ascii="Times New Roman" w:eastAsia="Times New Roman" w:hAnsi="Times New Roman" w:cs="Times New Roman"/>
-          <w:lang w:val="en-LC"/>
-        </w:rPr>
-        <w:t xml:space="preserve"> </w:t>
-      </w:r>
-      <w:hyperlink r:id="rId28" w:history="1">
-        <w:r>
-          <w:rPr>
-            <w:rStyle w:val="Hyperlink"/>
-            <w:rFonts w:ascii="Times New Roman" w:eastAsia="Times New Roman" w:hAnsi="Times New Roman" w:cs="Times New Roman"/>
-            <w:lang w:val="en-LC"/>
-          </w:rPr>
-          <w:t>https://arounda.agency/blog/what-is-rust-and-why-you-should-use-it</w:t>
-        </w:r>
-      </w:hyperlink>
-      <w:r>
-        <w:rPr>
-          <w:rFonts w:ascii="Times New Roman" w:eastAsia="Times New Roman" w:hAnsi="Times New Roman" w:cs="Times New Roman"/>
-          <w:lang w:val="en-LC"/>
-        </w:rPr>
-        <w:t>.</w:t>
-      </w:r>
-    </w:p>
-    <w:p>
-      <w:pPr>
-        <w:rPr>
-          <w:rFonts w:ascii="Times New Roman" w:eastAsia="Times New Roman" w:hAnsi="Times New Roman" w:cs="Times New Roman"/>
-          <w:lang w:val="en-LC"/>
-        </w:rPr>
-      </w:pPr>
-    </w:p>
-    <w:p>
-      <w:pPr>
-        <w:rPr>
-          <w:rFonts w:ascii="Times New Roman" w:eastAsia="Times New Roman" w:hAnsi="Times New Roman" w:cs="Times New Roman"/>
-          <w:lang w:val="en-LC"/>
-        </w:rPr>
-      </w:pPr>
-      <w:r>
-        <w:rPr>
-          <w:rFonts w:ascii="Times New Roman" w:eastAsia="Times New Roman" w:hAnsi="Times New Roman" w:cs="Times New Roman"/>
-          <w:lang w:val="en-LC"/>
-        </w:rPr>
-        <w:t xml:space="preserve">Golang (2025). “Golang Programming Language”. </w:t>
       </w:r>
       <w:hyperlink r:id="rId29" w:history="1">
         <w:r>
           <w:rPr>
             <w:rStyle w:val="Hyperlink"/>
             <w:rFonts w:ascii="Times New Roman" w:eastAsia="Times New Roman" w:hAnsi="Times New Roman" w:cs="Times New Roman"/>
-            <w:lang w:val="en-LC"/>
+          </w:rPr>
+          <w:t>https://www.freecodecamp.org/news/what-is-html-definition-and-meaning/</w:t>
+        </w:r>
+      </w:hyperlink>
+    </w:p>
+    <w:p>
+      <w:pPr>
+        <w:rPr>
+          <w:rFonts w:ascii="Times New Roman" w:eastAsia="Times New Roman" w:hAnsi="Times New Roman" w:cs="Times New Roman"/>
+        </w:rPr>
+      </w:pPr>
+    </w:p>
+    <w:p>
+      <w:pPr>
+        <w:rPr>
+          <w:rFonts w:ascii="Times New Roman" w:eastAsia="Times New Roman" w:hAnsi="Times New Roman" w:cs="Times New Roman"/>
+        </w:rPr>
+      </w:pPr>
+      <w:r>
+        <w:rPr>
+          <w:rFonts w:ascii="Times New Roman" w:eastAsia="Times New Roman" w:hAnsi="Times New Roman" w:cs="Times New Roman"/>
+        </w:rPr>
+        <w:t xml:space="preserve">Flutter (n.d.). Flutter – Build apps for any screen. </w:t>
+      </w:r>
+      <w:hyperlink r:id="rId30" w:history="1">
+        <w:r>
+          <w:rPr>
+            <w:rStyle w:val="Hyperlink"/>
+            <w:rFonts w:ascii="Times New Roman" w:eastAsia="Times New Roman" w:hAnsi="Times New Roman" w:cs="Times New Roman"/>
+          </w:rPr>
+          <w:t>https://flutter.dev/</w:t>
+        </w:r>
+      </w:hyperlink>
+    </w:p>
+    <w:p>
+      <w:pPr>
+        <w:rPr>
+          <w:rFonts w:ascii="Times New Roman" w:eastAsia="Times New Roman" w:hAnsi="Times New Roman" w:cs="Times New Roman"/>
+        </w:rPr>
+      </w:pPr>
+    </w:p>
+    <w:p>
+      <w:pPr>
+        <w:rPr>
+          <w:rFonts w:ascii="Times New Roman" w:eastAsia="Times New Roman" w:hAnsi="Times New Roman" w:cs="Times New Roman"/>
+        </w:rPr>
+      </w:pPr>
+      <w:r>
+        <w:rPr>
+          <w:rFonts w:ascii="Times New Roman" w:eastAsia="Times New Roman" w:hAnsi="Times New Roman" w:cs="Times New Roman"/>
+        </w:rPr>
+        <w:t xml:space="preserve">Gavriluk, V. (2024, May 03). What is Rust and Why You Should Use </w:t>
+      </w:r>
+      <w:proofErr w:type="gramStart"/>
+      <w:r>
+        <w:rPr>
+          <w:rFonts w:ascii="Times New Roman" w:eastAsia="Times New Roman" w:hAnsi="Times New Roman" w:cs="Times New Roman"/>
+        </w:rPr>
+        <w:t>It?.</w:t>
+      </w:r>
+      <w:proofErr w:type="gramEnd"/>
+      <w:r>
+        <w:rPr>
+          <w:rFonts w:ascii="Times New Roman" w:eastAsia="Times New Roman" w:hAnsi="Times New Roman" w:cs="Times New Roman"/>
+        </w:rPr>
+        <w:t xml:space="preserve"> </w:t>
+      </w:r>
+      <w:hyperlink r:id="rId31" w:history="1">
+        <w:r>
+          <w:rPr>
+            <w:rStyle w:val="Hyperlink"/>
+            <w:rFonts w:ascii="Times New Roman" w:eastAsia="Times New Roman" w:hAnsi="Times New Roman" w:cs="Times New Roman"/>
+          </w:rPr>
+          <w:t>https://arounda.agency/blog/what-is-rust-and-why-you-should-use-it</w:t>
+        </w:r>
+      </w:hyperlink>
+      <w:r>
+        <w:rPr>
+          <w:rFonts w:ascii="Times New Roman" w:eastAsia="Times New Roman" w:hAnsi="Times New Roman" w:cs="Times New Roman"/>
+        </w:rPr>
+        <w:t>.</w:t>
+      </w:r>
+    </w:p>
+    <w:p>
+      <w:pPr>
+        <w:rPr>
+          <w:rFonts w:ascii="Times New Roman" w:eastAsia="Times New Roman" w:hAnsi="Times New Roman" w:cs="Times New Roman"/>
+        </w:rPr>
+      </w:pPr>
+    </w:p>
+    <w:p>
+      <w:pPr>
+        <w:rPr>
+          <w:rFonts w:ascii="Times New Roman" w:eastAsia="Times New Roman" w:hAnsi="Times New Roman" w:cs="Times New Roman"/>
+        </w:rPr>
+      </w:pPr>
+      <w:r>
+        <w:rPr>
+          <w:rFonts w:ascii="Times New Roman" w:eastAsia="Times New Roman" w:hAnsi="Times New Roman" w:cs="Times New Roman"/>
+        </w:rPr>
+        <w:t xml:space="preserve">Golang (2025). “Golang Programming Language”. </w:t>
+      </w:r>
+      <w:hyperlink r:id="rId32" w:history="1">
+        <w:r>
+          <w:rPr>
+            <w:rStyle w:val="Hyperlink"/>
+            <w:rFonts w:ascii="Times New Roman" w:eastAsia="Times New Roman" w:hAnsi="Times New Roman" w:cs="Times New Roman"/>
           </w:rPr>
           <w:t>https://go.dev/</w:t>
         </w:r>
@@ -22597,7 +25239,6 @@
       <w:pPr>
         <w:rPr>
           <w:rFonts w:ascii="Times New Roman" w:eastAsia="Times New Roman" w:hAnsi="Times New Roman" w:cs="Times New Roman"/>
-          <w:lang w:val="en-LC"/>
         </w:rPr>
       </w:pPr>
     </w:p>
@@ -22643,7 +25284,7 @@
         </w:rPr>
         <w:t xml:space="preserve"> </w:t>
       </w:r>
-      <w:hyperlink r:id="rId30" w:history="1">
+      <w:hyperlink r:id="rId33" w:anchor="install-kotlin" w:history="1">
         <w:r>
           <w:rPr>
             <w:rStyle w:val="Hyperlink"/>
@@ -22657,175 +25298,146 @@
       <w:pPr>
         <w:rPr>
           <w:rFonts w:ascii="Times New Roman" w:eastAsia="Times New Roman" w:hAnsi="Times New Roman" w:cs="Times New Roman"/>
-          <w:lang w:val="en-LC"/>
-        </w:rPr>
-      </w:pPr>
-    </w:p>
-    <w:p>
-      <w:pPr>
-        <w:rPr>
-          <w:rFonts w:ascii="Times New Roman" w:eastAsia="Times New Roman" w:hAnsi="Times New Roman" w:cs="Times New Roman"/>
-          <w:lang w:val="en-LC"/>
-        </w:rPr>
-      </w:pPr>
-      <w:r>
-        <w:rPr>
-          <w:rFonts w:ascii="Times New Roman" w:eastAsia="Times New Roman" w:hAnsi="Times New Roman" w:cs="Times New Roman"/>
-          <w:lang w:val="en-LC"/>
+        </w:rPr>
+      </w:pPr>
+    </w:p>
+    <w:p>
+      <w:pPr>
+        <w:rPr>
+          <w:rFonts w:ascii="Times New Roman" w:eastAsia="Times New Roman" w:hAnsi="Times New Roman" w:cs="Times New Roman"/>
+        </w:rPr>
+      </w:pPr>
+      <w:r>
+        <w:rPr>
+          <w:rFonts w:ascii="Times New Roman" w:eastAsia="Times New Roman" w:hAnsi="Times New Roman" w:cs="Times New Roman"/>
         </w:rPr>
         <w:t xml:space="preserve">Mozilla. (2025). </w:t>
       </w:r>
       <w:r>
         <w:rPr>
           <w:rFonts w:ascii="Times New Roman" w:eastAsia="Times New Roman" w:hAnsi="Times New Roman" w:cs="Times New Roman"/>
-          <w:lang w:val="en-LC"/>
         </w:rPr>
         <w:t>CSS: Cascading Style Sheets</w:t>
       </w:r>
       <w:r>
         <w:rPr>
           <w:rFonts w:ascii="Times New Roman" w:eastAsia="Times New Roman" w:hAnsi="Times New Roman" w:cs="Times New Roman"/>
-          <w:lang w:val="en-LC"/>
         </w:rPr>
         <w:t xml:space="preserve">. </w:t>
-      </w:r>
-      <w:hyperlink r:id="rId31" w:history="1">
-        <w:r>
-          <w:rPr>
-            <w:rStyle w:val="Hyperlink"/>
-            <w:rFonts w:ascii="Times New Roman" w:eastAsia="Times New Roman" w:hAnsi="Times New Roman" w:cs="Times New Roman"/>
-            <w:lang w:val="en-LC"/>
-          </w:rPr>
-          <w:t>https://developer.mozilla.org/en-US/docs/Web/CSS</w:t>
-        </w:r>
-      </w:hyperlink>
-    </w:p>
-    <w:p>
-      <w:pPr>
-        <w:rPr>
-          <w:rFonts w:ascii="Times New Roman" w:eastAsia="Times New Roman" w:hAnsi="Times New Roman" w:cs="Times New Roman"/>
-          <w:lang w:val="en-LC"/>
-        </w:rPr>
-      </w:pPr>
-    </w:p>
-    <w:p>
-      <w:pPr>
-        <w:rPr>
-          <w:rFonts w:ascii="Times New Roman" w:eastAsia="Times New Roman" w:hAnsi="Times New Roman" w:cs="Times New Roman"/>
-          <w:lang w:val="en-LC"/>
-        </w:rPr>
-      </w:pPr>
-      <w:r>
-        <w:rPr>
-          <w:rFonts w:ascii="Times New Roman" w:eastAsia="Times New Roman" w:hAnsi="Times New Roman" w:cs="Times New Roman"/>
-          <w:lang w:val="en-LC"/>
-        </w:rPr>
-        <w:t xml:space="preserve">Mozilla. (2025). What is </w:t>
-      </w:r>
-      <w:proofErr w:type="gramStart"/>
-      <w:r>
-        <w:rPr>
-          <w:rFonts w:ascii="Times New Roman" w:eastAsia="Times New Roman" w:hAnsi="Times New Roman" w:cs="Times New Roman"/>
-          <w:lang w:val="en-LC"/>
-        </w:rPr>
-        <w:t>JavaScript?.</w:t>
-      </w:r>
-      <w:proofErr w:type="gramEnd"/>
-      <w:r>
-        <w:rPr>
-          <w:rFonts w:ascii="Times New Roman" w:eastAsia="Times New Roman" w:hAnsi="Times New Roman" w:cs="Times New Roman"/>
-          <w:lang w:val="en-LC"/>
-        </w:rPr>
-        <w:t xml:space="preserve"> </w:t>
-      </w:r>
-      <w:hyperlink r:id="rId32" w:history="1">
-        <w:r>
-          <w:rPr>
-            <w:rStyle w:val="Hyperlink"/>
-            <w:rFonts w:ascii="Times New Roman" w:eastAsia="Times New Roman" w:hAnsi="Times New Roman" w:cs="Times New Roman"/>
-            <w:lang w:val="en-LC"/>
-          </w:rPr>
-          <w:t>https://developer.mozilla.org/en-US/docs/Learn_web_development/Core/Scripting/What_is_JavaScript</w:t>
-        </w:r>
-      </w:hyperlink>
-    </w:p>
-    <w:p>
-      <w:pPr>
-        <w:rPr>
-          <w:rFonts w:ascii="Times New Roman" w:eastAsia="Times New Roman" w:hAnsi="Times New Roman" w:cs="Times New Roman"/>
-          <w:lang w:val="en-LC"/>
-        </w:rPr>
-      </w:pPr>
-    </w:p>
-    <w:p>
-      <w:pPr>
-        <w:rPr>
-          <w:rFonts w:ascii="Times New Roman" w:eastAsia="Times New Roman" w:hAnsi="Times New Roman" w:cs="Times New Roman"/>
-          <w:lang w:val="en-LC"/>
-        </w:rPr>
-      </w:pPr>
-      <w:proofErr w:type="spellStart"/>
-      <w:r>
-        <w:rPr>
-          <w:rFonts w:ascii="Times New Roman" w:eastAsia="Times New Roman" w:hAnsi="Times New Roman" w:cs="Times New Roman"/>
-          <w:lang w:val="en-LC"/>
-        </w:rPr>
-        <w:t>Netguru</w:t>
-      </w:r>
-      <w:proofErr w:type="spellEnd"/>
-      <w:r>
-        <w:rPr>
-          <w:rFonts w:ascii="Times New Roman" w:eastAsia="Times New Roman" w:hAnsi="Times New Roman" w:cs="Times New Roman"/>
-          <w:lang w:val="en-LC"/>
-        </w:rPr>
-        <w:t>. (n.d.). What is React Native? Complex Guide for 2024.</w:t>
-      </w:r>
-      <w:r>
-        <w:rPr>
-          <w:rFonts w:ascii="Times New Roman" w:eastAsia="Times New Roman" w:hAnsi="Times New Roman" w:cs="Times New Roman"/>
-          <w:lang w:val="en-LC"/>
-        </w:rPr>
-        <w:t xml:space="preserve"> </w:t>
-      </w:r>
-      <w:hyperlink r:id="rId33" w:history="1">
-        <w:r>
-          <w:rPr>
-            <w:rStyle w:val="Hyperlink"/>
-            <w:rFonts w:ascii="Times New Roman" w:eastAsia="Times New Roman" w:hAnsi="Times New Roman" w:cs="Times New Roman"/>
-            <w:lang w:val="en-LC"/>
-          </w:rPr>
-          <w:t>https://www.netguru.com/glossary/react-native</w:t>
-        </w:r>
-      </w:hyperlink>
-    </w:p>
-    <w:p>
-      <w:pPr>
-        <w:rPr>
-          <w:rFonts w:ascii="Times New Roman" w:eastAsia="Times New Roman" w:hAnsi="Times New Roman" w:cs="Times New Roman"/>
-          <w:lang w:val="en-LC"/>
-        </w:rPr>
-      </w:pPr>
-    </w:p>
-    <w:p>
-      <w:pPr>
-        <w:rPr>
-          <w:rFonts w:ascii="Times New Roman" w:eastAsia="Times New Roman" w:hAnsi="Times New Roman" w:cs="Times New Roman"/>
-          <w:lang w:val="en-LC"/>
-        </w:rPr>
-      </w:pPr>
-      <w:r>
-        <w:rPr>
-          <w:rFonts w:ascii="Times New Roman" w:eastAsia="Times New Roman" w:hAnsi="Times New Roman" w:cs="Times New Roman"/>
-          <w:lang w:val="en-LC"/>
-        </w:rPr>
-        <w:t xml:space="preserve">Node J.S. (n.d.) “About Node.js”. </w:t>
       </w:r>
       <w:hyperlink r:id="rId34" w:history="1">
         <w:r>
           <w:rPr>
             <w:rStyle w:val="Hyperlink"/>
             <w:rFonts w:ascii="Times New Roman" w:eastAsia="Times New Roman" w:hAnsi="Times New Roman" w:cs="Times New Roman"/>
-            <w:lang w:val="en-LC"/>
+          </w:rPr>
+          <w:t>https://developer.mozilla.org/en-US/docs/Web/CSS</w:t>
+        </w:r>
+      </w:hyperlink>
+    </w:p>
+    <w:p>
+      <w:pPr>
+        <w:rPr>
+          <w:rFonts w:ascii="Times New Roman" w:eastAsia="Times New Roman" w:hAnsi="Times New Roman" w:cs="Times New Roman"/>
+        </w:rPr>
+      </w:pPr>
+    </w:p>
+    <w:p>
+      <w:pPr>
+        <w:rPr>
+          <w:rFonts w:ascii="Times New Roman" w:eastAsia="Times New Roman" w:hAnsi="Times New Roman" w:cs="Times New Roman"/>
+        </w:rPr>
+      </w:pPr>
+      <w:r>
+        <w:rPr>
+          <w:rFonts w:ascii="Times New Roman" w:eastAsia="Times New Roman" w:hAnsi="Times New Roman" w:cs="Times New Roman"/>
+        </w:rPr>
+        <w:lastRenderedPageBreak/>
+        <w:t xml:space="preserve">Mozilla. (2025). What is </w:t>
+      </w:r>
+      <w:proofErr w:type="gramStart"/>
+      <w:r>
+        <w:rPr>
+          <w:rFonts w:ascii="Times New Roman" w:eastAsia="Times New Roman" w:hAnsi="Times New Roman" w:cs="Times New Roman"/>
+        </w:rPr>
+        <w:t>JavaScript?.</w:t>
+      </w:r>
+      <w:proofErr w:type="gramEnd"/>
+      <w:r>
+        <w:rPr>
+          <w:rFonts w:ascii="Times New Roman" w:eastAsia="Times New Roman" w:hAnsi="Times New Roman" w:cs="Times New Roman"/>
+        </w:rPr>
+        <w:t xml:space="preserve"> </w:t>
+      </w:r>
+      <w:hyperlink r:id="rId35" w:history="1">
+        <w:r>
+          <w:rPr>
+            <w:rStyle w:val="Hyperlink"/>
+            <w:rFonts w:ascii="Times New Roman" w:eastAsia="Times New Roman" w:hAnsi="Times New Roman" w:cs="Times New Roman"/>
+          </w:rPr>
+          <w:t>https://developer.mozilla.org/en-US/docs/Learn_web_development/Core/Scripting/What_is_JavaScript</w:t>
+        </w:r>
+      </w:hyperlink>
+    </w:p>
+    <w:p>
+      <w:pPr>
+        <w:rPr>
+          <w:rFonts w:ascii="Times New Roman" w:eastAsia="Times New Roman" w:hAnsi="Times New Roman" w:cs="Times New Roman"/>
+        </w:rPr>
+      </w:pPr>
+    </w:p>
+    <w:p>
+      <w:pPr>
+        <w:rPr>
+          <w:rFonts w:ascii="Times New Roman" w:eastAsia="Times New Roman" w:hAnsi="Times New Roman" w:cs="Times New Roman"/>
+        </w:rPr>
+      </w:pPr>
+      <w:r>
+        <w:rPr>
+          <w:rFonts w:ascii="Times New Roman" w:eastAsia="Times New Roman" w:hAnsi="Times New Roman" w:cs="Times New Roman"/>
+        </w:rPr>
+        <w:t>Netguru. (n.d.). What is React Native? Complex Guide for 2024.</w:t>
+      </w:r>
+      <w:r>
+        <w:rPr>
+          <w:rFonts w:ascii="Times New Roman" w:eastAsia="Times New Roman" w:hAnsi="Times New Roman" w:cs="Times New Roman"/>
+        </w:rPr>
+        <w:t xml:space="preserve"> </w:t>
+      </w:r>
+      <w:hyperlink r:id="rId36" w:history="1">
+        <w:r>
+          <w:rPr>
+            <w:rStyle w:val="Hyperlink"/>
+            <w:rFonts w:ascii="Times New Roman" w:eastAsia="Times New Roman" w:hAnsi="Times New Roman" w:cs="Times New Roman"/>
+          </w:rPr>
+          <w:t>https://www.netguru.com/glossary/react-native</w:t>
+        </w:r>
+      </w:hyperlink>
+    </w:p>
+    <w:p>
+      <w:pPr>
+        <w:rPr>
+          <w:rFonts w:ascii="Times New Roman" w:eastAsia="Times New Roman" w:hAnsi="Times New Roman" w:cs="Times New Roman"/>
+        </w:rPr>
+      </w:pPr>
+    </w:p>
+    <w:p>
+      <w:pPr>
+        <w:rPr>
+          <w:rFonts w:ascii="Times New Roman" w:eastAsia="Times New Roman" w:hAnsi="Times New Roman" w:cs="Times New Roman"/>
+        </w:rPr>
+      </w:pPr>
+      <w:r>
+        <w:rPr>
+          <w:rFonts w:ascii="Times New Roman" w:eastAsia="Times New Roman" w:hAnsi="Times New Roman" w:cs="Times New Roman"/>
+        </w:rPr>
+        <w:t xml:space="preserve">Node J.S. (n.d.) “About Node.js”. </w:t>
+      </w:r>
+      <w:hyperlink r:id="rId37" w:history="1">
+        <w:r>
+          <w:rPr>
+            <w:rStyle w:val="Hyperlink"/>
+            <w:rFonts w:ascii="Times New Roman" w:eastAsia="Times New Roman" w:hAnsi="Times New Roman" w:cs="Times New Roman"/>
           </w:rPr>
           <w:t>https://nodejs.org/en/about</w:t>
         </w:r>
@@ -22835,7 +25447,6 @@
       <w:pPr>
         <w:rPr>
           <w:rFonts w:ascii="Times New Roman" w:eastAsia="Times New Roman" w:hAnsi="Times New Roman" w:cs="Times New Roman"/>
-          <w:lang w:val="en-LC"/>
         </w:rPr>
       </w:pPr>
     </w:p>
@@ -22863,7 +25474,7 @@
         </w:rPr>
         <w:t xml:space="preserve">”. </w:t>
       </w:r>
-      <w:hyperlink r:id="rId35" w:history="1">
+      <w:hyperlink r:id="rId38" w:history="1">
         <w:r>
           <w:rPr>
             <w:rStyle w:val="Hyperlink"/>
@@ -22890,10 +25501,9 @@
         <w:rPr>
           <w:rFonts w:ascii="Times New Roman" w:eastAsia="Times New Roman" w:hAnsi="Times New Roman" w:cs="Times New Roman"/>
         </w:rPr>
-        <w:lastRenderedPageBreak/>
         <w:t xml:space="preserve">PHP. (2025). “PHP”. </w:t>
       </w:r>
-      <w:hyperlink r:id="rId36" w:history="1">
+      <w:hyperlink r:id="rId39" w:history="1">
         <w:r>
           <w:rPr>
             <w:rStyle w:val="Hyperlink"/>
@@ -22934,7 +25544,7 @@
         </w:rPr>
         <w:t xml:space="preserve">”. </w:t>
       </w:r>
-      <w:hyperlink r:id="rId37" w:history="1">
+      <w:hyperlink r:id="rId40" w:history="1">
         <w:r>
           <w:rPr>
             <w:rStyle w:val="Hyperlink"/>
@@ -22962,7 +25572,6 @@
       <w:pPr>
         <w:rPr>
           <w:rFonts w:ascii="Times New Roman" w:hAnsi="Times New Roman" w:cs="Times New Roman"/>
-          <w:lang w:val="en-LC"/>
         </w:rPr>
       </w:pPr>
     </w:p>
@@ -23134,7 +25743,6 @@
         <w:rPr>
           <w:rFonts w:ascii="Times New Roman" w:hAnsi="Times New Roman" w:cs="Times New Roman"/>
         </w:rPr>
-        <w:lastRenderedPageBreak/>
         <w:t>Appendix</w:t>
       </w:r>
     </w:p>
@@ -23148,7 +25756,7 @@
     </w:p>
     <w:p/>
     <w:sectPr>
-      <w:footerReference w:type="default" r:id="rId38"/>
+      <w:footerReference w:type="default" r:id="rId41"/>
       <w:pgSz w:w="11906" w:h="16838"/>
       <w:pgMar w:top="1440" w:right="1440" w:bottom="1440" w:left="1440" w:header="708" w:footer="708" w:gutter="0"/>
       <w:pgNumType w:start="1"/>
@@ -24839,6 +27447,119 @@
     </w:lvl>
   </w:abstractNum>
   <w:abstractNum w:abstractNumId="14" w15:restartNumberingAfterBreak="0">
+    <w:nsid w:val="11D83CB1"/>
+    <w:multiLevelType w:val="hybridMultilevel"/>
+    <w:tmpl w:val="3D44AE32"/>
+    <w:lvl w:ilvl="0" w:tplc="20000001">
+      <w:start w:val="1"/>
+      <w:numFmt w:val="bullet"/>
+      <w:lvlText w:val=""/>
+      <w:lvlJc w:val="left"/>
+      <w:pPr>
+        <w:ind w:left="720" w:hanging="360"/>
+      </w:pPr>
+      <w:rPr>
+        <w:rFonts w:ascii="Symbol" w:hAnsi="Symbol" w:hint="default"/>
+      </w:rPr>
+    </w:lvl>
+    <w:lvl w:ilvl="1" w:tplc="20000003" w:tentative="1">
+      <w:start w:val="1"/>
+      <w:numFmt w:val="bullet"/>
+      <w:lvlText w:val="o"/>
+      <w:lvlJc w:val="left"/>
+      <w:pPr>
+        <w:ind w:left="1440" w:hanging="360"/>
+      </w:pPr>
+      <w:rPr>
+        <w:rFonts w:ascii="Courier New" w:hAnsi="Courier New" w:cs="Courier New" w:hint="default"/>
+      </w:rPr>
+    </w:lvl>
+    <w:lvl w:ilvl="2" w:tplc="20000005" w:tentative="1">
+      <w:start w:val="1"/>
+      <w:numFmt w:val="bullet"/>
+      <w:lvlText w:val=""/>
+      <w:lvlJc w:val="left"/>
+      <w:pPr>
+        <w:ind w:left="2160" w:hanging="360"/>
+      </w:pPr>
+      <w:rPr>
+        <w:rFonts w:ascii="Wingdings" w:hAnsi="Wingdings" w:hint="default"/>
+      </w:rPr>
+    </w:lvl>
+    <w:lvl w:ilvl="3" w:tplc="20000001" w:tentative="1">
+      <w:start w:val="1"/>
+      <w:numFmt w:val="bullet"/>
+      <w:lvlText w:val=""/>
+      <w:lvlJc w:val="left"/>
+      <w:pPr>
+        <w:ind w:left="2880" w:hanging="360"/>
+      </w:pPr>
+      <w:rPr>
+        <w:rFonts w:ascii="Symbol" w:hAnsi="Symbol" w:hint="default"/>
+      </w:rPr>
+    </w:lvl>
+    <w:lvl w:ilvl="4" w:tplc="20000003" w:tentative="1">
+      <w:start w:val="1"/>
+      <w:numFmt w:val="bullet"/>
+      <w:lvlText w:val="o"/>
+      <w:lvlJc w:val="left"/>
+      <w:pPr>
+        <w:ind w:left="3600" w:hanging="360"/>
+      </w:pPr>
+      <w:rPr>
+        <w:rFonts w:ascii="Courier New" w:hAnsi="Courier New" w:cs="Courier New" w:hint="default"/>
+      </w:rPr>
+    </w:lvl>
+    <w:lvl w:ilvl="5" w:tplc="20000005" w:tentative="1">
+      <w:start w:val="1"/>
+      <w:numFmt w:val="bullet"/>
+      <w:lvlText w:val=""/>
+      <w:lvlJc w:val="left"/>
+      <w:pPr>
+        <w:ind w:left="4320" w:hanging="360"/>
+      </w:pPr>
+      <w:rPr>
+        <w:rFonts w:ascii="Wingdings" w:hAnsi="Wingdings" w:hint="default"/>
+      </w:rPr>
+    </w:lvl>
+    <w:lvl w:ilvl="6" w:tplc="20000001" w:tentative="1">
+      <w:start w:val="1"/>
+      <w:numFmt w:val="bullet"/>
+      <w:lvlText w:val=""/>
+      <w:lvlJc w:val="left"/>
+      <w:pPr>
+        <w:ind w:left="5040" w:hanging="360"/>
+      </w:pPr>
+      <w:rPr>
+        <w:rFonts w:ascii="Symbol" w:hAnsi="Symbol" w:hint="default"/>
+      </w:rPr>
+    </w:lvl>
+    <w:lvl w:ilvl="7" w:tplc="20000003" w:tentative="1">
+      <w:start w:val="1"/>
+      <w:numFmt w:val="bullet"/>
+      <w:lvlText w:val="o"/>
+      <w:lvlJc w:val="left"/>
+      <w:pPr>
+        <w:ind w:left="5760" w:hanging="360"/>
+      </w:pPr>
+      <w:rPr>
+        <w:rFonts w:ascii="Courier New" w:hAnsi="Courier New" w:cs="Courier New" w:hint="default"/>
+      </w:rPr>
+    </w:lvl>
+    <w:lvl w:ilvl="8" w:tplc="20000005" w:tentative="1">
+      <w:start w:val="1"/>
+      <w:numFmt w:val="bullet"/>
+      <w:lvlText w:val=""/>
+      <w:lvlJc w:val="left"/>
+      <w:pPr>
+        <w:ind w:left="6480" w:hanging="360"/>
+      </w:pPr>
+      <w:rPr>
+        <w:rFonts w:ascii="Wingdings" w:hAnsi="Wingdings" w:hint="default"/>
+      </w:rPr>
+    </w:lvl>
+  </w:abstractNum>
+  <w:abstractNum w:abstractNumId="15" w15:restartNumberingAfterBreak="0">
     <w:nsid w:val="14187E18"/>
     <w:multiLevelType w:val="hybridMultilevel"/>
     <w:tmpl w:val="4F78FDE0"/>
@@ -24951,7 +27672,7 @@
       </w:rPr>
     </w:lvl>
   </w:abstractNum>
-  <w:abstractNum w:abstractNumId="15" w15:restartNumberingAfterBreak="0">
+  <w:abstractNum w:abstractNumId="16" w15:restartNumberingAfterBreak="0">
     <w:nsid w:val="15F4767F"/>
     <w:multiLevelType w:val="hybridMultilevel"/>
     <w:tmpl w:val="89C6176C"/>
@@ -25064,7 +27785,7 @@
       </w:rPr>
     </w:lvl>
   </w:abstractNum>
-  <w:abstractNum w:abstractNumId="16" w15:restartNumberingAfterBreak="0">
+  <w:abstractNum w:abstractNumId="17" w15:restartNumberingAfterBreak="0">
     <w:nsid w:val="16A024B2"/>
     <w:multiLevelType w:val="hybridMultilevel"/>
     <w:tmpl w:val="10EC6E3E"/>
@@ -25177,7 +27898,7 @@
       </w:rPr>
     </w:lvl>
   </w:abstractNum>
-  <w:abstractNum w:abstractNumId="17" w15:restartNumberingAfterBreak="0">
+  <w:abstractNum w:abstractNumId="18" w15:restartNumberingAfterBreak="0">
     <w:nsid w:val="1AC11FD7"/>
     <w:multiLevelType w:val="hybridMultilevel"/>
     <w:tmpl w:val="651C832C"/>
@@ -25290,7 +28011,7 @@
       </w:rPr>
     </w:lvl>
   </w:abstractNum>
-  <w:abstractNum w:abstractNumId="18" w15:restartNumberingAfterBreak="0">
+  <w:abstractNum w:abstractNumId="19" w15:restartNumberingAfterBreak="0">
     <w:nsid w:val="1BD44435"/>
     <w:multiLevelType w:val="hybridMultilevel"/>
     <w:tmpl w:val="E2242E8E"/>
@@ -25403,7 +28124,7 @@
       </w:rPr>
     </w:lvl>
   </w:abstractNum>
-  <w:abstractNum w:abstractNumId="19" w15:restartNumberingAfterBreak="0">
+  <w:abstractNum w:abstractNumId="20" w15:restartNumberingAfterBreak="0">
     <w:nsid w:val="1C186BC1"/>
     <w:multiLevelType w:val="hybridMultilevel"/>
     <w:tmpl w:val="58341F56"/>
@@ -25515,7 +28236,120 @@
       </w:rPr>
     </w:lvl>
   </w:abstractNum>
-  <w:abstractNum w:abstractNumId="20" w15:restartNumberingAfterBreak="0">
+  <w:abstractNum w:abstractNumId="21" w15:restartNumberingAfterBreak="0">
+    <w:nsid w:val="1CAE7DED"/>
+    <w:multiLevelType w:val="hybridMultilevel"/>
+    <w:tmpl w:val="772C7930"/>
+    <w:lvl w:ilvl="0" w:tplc="20000001">
+      <w:start w:val="1"/>
+      <w:numFmt w:val="bullet"/>
+      <w:lvlText w:val=""/>
+      <w:lvlJc w:val="left"/>
+      <w:pPr>
+        <w:ind w:left="720" w:hanging="360"/>
+      </w:pPr>
+      <w:rPr>
+        <w:rFonts w:ascii="Symbol" w:hAnsi="Symbol" w:hint="default"/>
+      </w:rPr>
+    </w:lvl>
+    <w:lvl w:ilvl="1" w:tplc="20000003" w:tentative="1">
+      <w:start w:val="1"/>
+      <w:numFmt w:val="bullet"/>
+      <w:lvlText w:val="o"/>
+      <w:lvlJc w:val="left"/>
+      <w:pPr>
+        <w:ind w:left="1440" w:hanging="360"/>
+      </w:pPr>
+      <w:rPr>
+        <w:rFonts w:ascii="Courier New" w:hAnsi="Courier New" w:cs="Courier New" w:hint="default"/>
+      </w:rPr>
+    </w:lvl>
+    <w:lvl w:ilvl="2" w:tplc="20000005" w:tentative="1">
+      <w:start w:val="1"/>
+      <w:numFmt w:val="bullet"/>
+      <w:lvlText w:val=""/>
+      <w:lvlJc w:val="left"/>
+      <w:pPr>
+        <w:ind w:left="2160" w:hanging="360"/>
+      </w:pPr>
+      <w:rPr>
+        <w:rFonts w:ascii="Wingdings" w:hAnsi="Wingdings" w:hint="default"/>
+      </w:rPr>
+    </w:lvl>
+    <w:lvl w:ilvl="3" w:tplc="20000001" w:tentative="1">
+      <w:start w:val="1"/>
+      <w:numFmt w:val="bullet"/>
+      <w:lvlText w:val=""/>
+      <w:lvlJc w:val="left"/>
+      <w:pPr>
+        <w:ind w:left="2880" w:hanging="360"/>
+      </w:pPr>
+      <w:rPr>
+        <w:rFonts w:ascii="Symbol" w:hAnsi="Symbol" w:hint="default"/>
+      </w:rPr>
+    </w:lvl>
+    <w:lvl w:ilvl="4" w:tplc="20000003" w:tentative="1">
+      <w:start w:val="1"/>
+      <w:numFmt w:val="bullet"/>
+      <w:lvlText w:val="o"/>
+      <w:lvlJc w:val="left"/>
+      <w:pPr>
+        <w:ind w:left="3600" w:hanging="360"/>
+      </w:pPr>
+      <w:rPr>
+        <w:rFonts w:ascii="Courier New" w:hAnsi="Courier New" w:cs="Courier New" w:hint="default"/>
+      </w:rPr>
+    </w:lvl>
+    <w:lvl w:ilvl="5" w:tplc="20000005" w:tentative="1">
+      <w:start w:val="1"/>
+      <w:numFmt w:val="bullet"/>
+      <w:lvlText w:val=""/>
+      <w:lvlJc w:val="left"/>
+      <w:pPr>
+        <w:ind w:left="4320" w:hanging="360"/>
+      </w:pPr>
+      <w:rPr>
+        <w:rFonts w:ascii="Wingdings" w:hAnsi="Wingdings" w:hint="default"/>
+      </w:rPr>
+    </w:lvl>
+    <w:lvl w:ilvl="6" w:tplc="20000001" w:tentative="1">
+      <w:start w:val="1"/>
+      <w:numFmt w:val="bullet"/>
+      <w:lvlText w:val=""/>
+      <w:lvlJc w:val="left"/>
+      <w:pPr>
+        <w:ind w:left="5040" w:hanging="360"/>
+      </w:pPr>
+      <w:rPr>
+        <w:rFonts w:ascii="Symbol" w:hAnsi="Symbol" w:hint="default"/>
+      </w:rPr>
+    </w:lvl>
+    <w:lvl w:ilvl="7" w:tplc="20000003" w:tentative="1">
+      <w:start w:val="1"/>
+      <w:numFmt w:val="bullet"/>
+      <w:lvlText w:val="o"/>
+      <w:lvlJc w:val="left"/>
+      <w:pPr>
+        <w:ind w:left="5760" w:hanging="360"/>
+      </w:pPr>
+      <w:rPr>
+        <w:rFonts w:ascii="Courier New" w:hAnsi="Courier New" w:cs="Courier New" w:hint="default"/>
+      </w:rPr>
+    </w:lvl>
+    <w:lvl w:ilvl="8" w:tplc="20000005" w:tentative="1">
+      <w:start w:val="1"/>
+      <w:numFmt w:val="bullet"/>
+      <w:lvlText w:val=""/>
+      <w:lvlJc w:val="left"/>
+      <w:pPr>
+        <w:ind w:left="6480" w:hanging="360"/>
+      </w:pPr>
+      <w:rPr>
+        <w:rFonts w:ascii="Wingdings" w:hAnsi="Wingdings" w:hint="default"/>
+      </w:rPr>
+    </w:lvl>
+  </w:abstractNum>
+  <w:abstractNum w:abstractNumId="22" w15:restartNumberingAfterBreak="0">
     <w:nsid w:val="1FA11E91"/>
     <w:multiLevelType w:val="hybridMultilevel"/>
     <w:tmpl w:val="8A1E1AB0"/>
@@ -25628,7 +28462,7 @@
       </w:rPr>
     </w:lvl>
   </w:abstractNum>
-  <w:abstractNum w:abstractNumId="21" w15:restartNumberingAfterBreak="0">
+  <w:abstractNum w:abstractNumId="23" w15:restartNumberingAfterBreak="0">
     <w:nsid w:val="203E3229"/>
     <w:multiLevelType w:val="hybridMultilevel"/>
     <w:tmpl w:val="242E3BF2"/>
@@ -25741,7 +28575,7 @@
       </w:rPr>
     </w:lvl>
   </w:abstractNum>
-  <w:abstractNum w:abstractNumId="22" w15:restartNumberingAfterBreak="0">
+  <w:abstractNum w:abstractNumId="24" w15:restartNumberingAfterBreak="0">
     <w:nsid w:val="22AF511D"/>
     <w:multiLevelType w:val="hybridMultilevel"/>
     <w:tmpl w:val="29EA3AFE"/>
@@ -25854,7 +28688,7 @@
       </w:rPr>
     </w:lvl>
   </w:abstractNum>
-  <w:abstractNum w:abstractNumId="23" w15:restartNumberingAfterBreak="0">
+  <w:abstractNum w:abstractNumId="25" w15:restartNumberingAfterBreak="0">
     <w:nsid w:val="280213A0"/>
     <w:multiLevelType w:val="hybridMultilevel"/>
     <w:tmpl w:val="2112F7E0"/>
@@ -25967,7 +28801,7 @@
       </w:rPr>
     </w:lvl>
   </w:abstractNum>
-  <w:abstractNum w:abstractNumId="24" w15:restartNumberingAfterBreak="0">
+  <w:abstractNum w:abstractNumId="26" w15:restartNumberingAfterBreak="0">
     <w:nsid w:val="28835EB6"/>
     <w:multiLevelType w:val="hybridMultilevel"/>
     <w:tmpl w:val="8B0E08D6"/>
@@ -26080,7 +28914,7 @@
       </w:rPr>
     </w:lvl>
   </w:abstractNum>
-  <w:abstractNum w:abstractNumId="25" w15:restartNumberingAfterBreak="0">
+  <w:abstractNum w:abstractNumId="27" w15:restartNumberingAfterBreak="0">
     <w:nsid w:val="2B20288E"/>
     <w:multiLevelType w:val="hybridMultilevel"/>
     <w:tmpl w:val="F926EE2A"/>
@@ -26193,7 +29027,7 @@
       </w:rPr>
     </w:lvl>
   </w:abstractNum>
-  <w:abstractNum w:abstractNumId="26" w15:restartNumberingAfterBreak="0">
+  <w:abstractNum w:abstractNumId="28" w15:restartNumberingAfterBreak="0">
     <w:nsid w:val="2BD137E0"/>
     <w:multiLevelType w:val="hybridMultilevel"/>
     <w:tmpl w:val="9AB46828"/>
@@ -26306,7 +29140,120 @@
       </w:rPr>
     </w:lvl>
   </w:abstractNum>
-  <w:abstractNum w:abstractNumId="27" w15:restartNumberingAfterBreak="0">
+  <w:abstractNum w:abstractNumId="29" w15:restartNumberingAfterBreak="0">
+    <w:nsid w:val="2BFD45A1"/>
+    <w:multiLevelType w:val="hybridMultilevel"/>
+    <w:tmpl w:val="FC8E9194"/>
+    <w:lvl w:ilvl="0" w:tplc="20000001">
+      <w:start w:val="1"/>
+      <w:numFmt w:val="bullet"/>
+      <w:lvlText w:val=""/>
+      <w:lvlJc w:val="left"/>
+      <w:pPr>
+        <w:ind w:left="720" w:hanging="360"/>
+      </w:pPr>
+      <w:rPr>
+        <w:rFonts w:ascii="Symbol" w:hAnsi="Symbol" w:hint="default"/>
+      </w:rPr>
+    </w:lvl>
+    <w:lvl w:ilvl="1" w:tplc="20000003" w:tentative="1">
+      <w:start w:val="1"/>
+      <w:numFmt w:val="bullet"/>
+      <w:lvlText w:val="o"/>
+      <w:lvlJc w:val="left"/>
+      <w:pPr>
+        <w:ind w:left="1440" w:hanging="360"/>
+      </w:pPr>
+      <w:rPr>
+        <w:rFonts w:ascii="Courier New" w:hAnsi="Courier New" w:cs="Courier New" w:hint="default"/>
+      </w:rPr>
+    </w:lvl>
+    <w:lvl w:ilvl="2" w:tplc="20000005" w:tentative="1">
+      <w:start w:val="1"/>
+      <w:numFmt w:val="bullet"/>
+      <w:lvlText w:val=""/>
+      <w:lvlJc w:val="left"/>
+      <w:pPr>
+        <w:ind w:left="2160" w:hanging="360"/>
+      </w:pPr>
+      <w:rPr>
+        <w:rFonts w:ascii="Wingdings" w:hAnsi="Wingdings" w:hint="default"/>
+      </w:rPr>
+    </w:lvl>
+    <w:lvl w:ilvl="3" w:tplc="20000001" w:tentative="1">
+      <w:start w:val="1"/>
+      <w:numFmt w:val="bullet"/>
+      <w:lvlText w:val=""/>
+      <w:lvlJc w:val="left"/>
+      <w:pPr>
+        <w:ind w:left="2880" w:hanging="360"/>
+      </w:pPr>
+      <w:rPr>
+        <w:rFonts w:ascii="Symbol" w:hAnsi="Symbol" w:hint="default"/>
+      </w:rPr>
+    </w:lvl>
+    <w:lvl w:ilvl="4" w:tplc="20000003" w:tentative="1">
+      <w:start w:val="1"/>
+      <w:numFmt w:val="bullet"/>
+      <w:lvlText w:val="o"/>
+      <w:lvlJc w:val="left"/>
+      <w:pPr>
+        <w:ind w:left="3600" w:hanging="360"/>
+      </w:pPr>
+      <w:rPr>
+        <w:rFonts w:ascii="Courier New" w:hAnsi="Courier New" w:cs="Courier New" w:hint="default"/>
+      </w:rPr>
+    </w:lvl>
+    <w:lvl w:ilvl="5" w:tplc="20000005" w:tentative="1">
+      <w:start w:val="1"/>
+      <w:numFmt w:val="bullet"/>
+      <w:lvlText w:val=""/>
+      <w:lvlJc w:val="left"/>
+      <w:pPr>
+        <w:ind w:left="4320" w:hanging="360"/>
+      </w:pPr>
+      <w:rPr>
+        <w:rFonts w:ascii="Wingdings" w:hAnsi="Wingdings" w:hint="default"/>
+      </w:rPr>
+    </w:lvl>
+    <w:lvl w:ilvl="6" w:tplc="20000001" w:tentative="1">
+      <w:start w:val="1"/>
+      <w:numFmt w:val="bullet"/>
+      <w:lvlText w:val=""/>
+      <w:lvlJc w:val="left"/>
+      <w:pPr>
+        <w:ind w:left="5040" w:hanging="360"/>
+      </w:pPr>
+      <w:rPr>
+        <w:rFonts w:ascii="Symbol" w:hAnsi="Symbol" w:hint="default"/>
+      </w:rPr>
+    </w:lvl>
+    <w:lvl w:ilvl="7" w:tplc="20000003" w:tentative="1">
+      <w:start w:val="1"/>
+      <w:numFmt w:val="bullet"/>
+      <w:lvlText w:val="o"/>
+      <w:lvlJc w:val="left"/>
+      <w:pPr>
+        <w:ind w:left="5760" w:hanging="360"/>
+      </w:pPr>
+      <w:rPr>
+        <w:rFonts w:ascii="Courier New" w:hAnsi="Courier New" w:cs="Courier New" w:hint="default"/>
+      </w:rPr>
+    </w:lvl>
+    <w:lvl w:ilvl="8" w:tplc="20000005" w:tentative="1">
+      <w:start w:val="1"/>
+      <w:numFmt w:val="bullet"/>
+      <w:lvlText w:val=""/>
+      <w:lvlJc w:val="left"/>
+      <w:pPr>
+        <w:ind w:left="6480" w:hanging="360"/>
+      </w:pPr>
+      <w:rPr>
+        <w:rFonts w:ascii="Wingdings" w:hAnsi="Wingdings" w:hint="default"/>
+      </w:rPr>
+    </w:lvl>
+  </w:abstractNum>
+  <w:abstractNum w:abstractNumId="30" w15:restartNumberingAfterBreak="0">
     <w:nsid w:val="2CF57D85"/>
     <w:multiLevelType w:val="hybridMultilevel"/>
     <w:tmpl w:val="742E7D7A"/>
@@ -26419,7 +29366,7 @@
       </w:rPr>
     </w:lvl>
   </w:abstractNum>
-  <w:abstractNum w:abstractNumId="28" w15:restartNumberingAfterBreak="0">
+  <w:abstractNum w:abstractNumId="31" w15:restartNumberingAfterBreak="0">
     <w:nsid w:val="2D2B01E9"/>
     <w:multiLevelType w:val="hybridMultilevel"/>
     <w:tmpl w:val="02442298"/>
@@ -26532,7 +29479,7 @@
       </w:rPr>
     </w:lvl>
   </w:abstractNum>
-  <w:abstractNum w:abstractNumId="29" w15:restartNumberingAfterBreak="0">
+  <w:abstractNum w:abstractNumId="32" w15:restartNumberingAfterBreak="0">
     <w:nsid w:val="2D7472CD"/>
     <w:multiLevelType w:val="hybridMultilevel"/>
     <w:tmpl w:val="F5FC49DC"/>
@@ -26645,7 +29592,7 @@
       </w:rPr>
     </w:lvl>
   </w:abstractNum>
-  <w:abstractNum w:abstractNumId="30" w15:restartNumberingAfterBreak="0">
+  <w:abstractNum w:abstractNumId="33" w15:restartNumberingAfterBreak="0">
     <w:nsid w:val="2E040C39"/>
     <w:multiLevelType w:val="hybridMultilevel"/>
     <w:tmpl w:val="4AC03B5A"/>
@@ -26758,7 +29705,7 @@
       </w:rPr>
     </w:lvl>
   </w:abstractNum>
-  <w:abstractNum w:abstractNumId="31" w15:restartNumberingAfterBreak="0">
+  <w:abstractNum w:abstractNumId="34" w15:restartNumberingAfterBreak="0">
     <w:nsid w:val="2F4F17DB"/>
     <w:multiLevelType w:val="hybridMultilevel"/>
     <w:tmpl w:val="C660C2BA"/>
@@ -26871,7 +29818,7 @@
       </w:rPr>
     </w:lvl>
   </w:abstractNum>
-  <w:abstractNum w:abstractNumId="32" w15:restartNumberingAfterBreak="0">
+  <w:abstractNum w:abstractNumId="35" w15:restartNumberingAfterBreak="0">
     <w:nsid w:val="30420762"/>
     <w:multiLevelType w:val="hybridMultilevel"/>
     <w:tmpl w:val="D1E86702"/>
@@ -26984,7 +29931,7 @@
       </w:rPr>
     </w:lvl>
   </w:abstractNum>
-  <w:abstractNum w:abstractNumId="33" w15:restartNumberingAfterBreak="0">
+  <w:abstractNum w:abstractNumId="36" w15:restartNumberingAfterBreak="0">
     <w:nsid w:val="322024E4"/>
     <w:multiLevelType w:val="hybridMultilevel"/>
     <w:tmpl w:val="EAF8AC9C"/>
@@ -27097,7 +30044,7 @@
       </w:rPr>
     </w:lvl>
   </w:abstractNum>
-  <w:abstractNum w:abstractNumId="34" w15:restartNumberingAfterBreak="0">
+  <w:abstractNum w:abstractNumId="37" w15:restartNumberingAfterBreak="0">
     <w:nsid w:val="3269207D"/>
     <w:multiLevelType w:val="hybridMultilevel"/>
     <w:tmpl w:val="22EE8364"/>
@@ -27210,7 +30157,7 @@
       </w:rPr>
     </w:lvl>
   </w:abstractNum>
-  <w:abstractNum w:abstractNumId="35" w15:restartNumberingAfterBreak="0">
+  <w:abstractNum w:abstractNumId="38" w15:restartNumberingAfterBreak="0">
     <w:nsid w:val="33661A58"/>
     <w:multiLevelType w:val="hybridMultilevel"/>
     <w:tmpl w:val="CFCEC274"/>
@@ -27323,7 +30270,7 @@
       </w:rPr>
     </w:lvl>
   </w:abstractNum>
-  <w:abstractNum w:abstractNumId="36" w15:restartNumberingAfterBreak="0">
+  <w:abstractNum w:abstractNumId="39" w15:restartNumberingAfterBreak="0">
     <w:nsid w:val="33B31260"/>
     <w:multiLevelType w:val="hybridMultilevel"/>
     <w:tmpl w:val="30E88966"/>
@@ -27436,7 +30383,7 @@
       </w:rPr>
     </w:lvl>
   </w:abstractNum>
-  <w:abstractNum w:abstractNumId="37" w15:restartNumberingAfterBreak="0">
+  <w:abstractNum w:abstractNumId="40" w15:restartNumberingAfterBreak="0">
     <w:nsid w:val="3A033311"/>
     <w:multiLevelType w:val="hybridMultilevel"/>
     <w:tmpl w:val="AFCEF7C0"/>
@@ -27549,7 +30496,7 @@
       </w:rPr>
     </w:lvl>
   </w:abstractNum>
-  <w:abstractNum w:abstractNumId="38" w15:restartNumberingAfterBreak="0">
+  <w:abstractNum w:abstractNumId="41" w15:restartNumberingAfterBreak="0">
     <w:nsid w:val="3A0763ED"/>
     <w:multiLevelType w:val="hybridMultilevel"/>
     <w:tmpl w:val="8DAEC084"/>
@@ -27662,7 +30609,7 @@
       </w:rPr>
     </w:lvl>
   </w:abstractNum>
-  <w:abstractNum w:abstractNumId="39" w15:restartNumberingAfterBreak="0">
+  <w:abstractNum w:abstractNumId="42" w15:restartNumberingAfterBreak="0">
     <w:nsid w:val="3B5D2470"/>
     <w:multiLevelType w:val="hybridMultilevel"/>
     <w:tmpl w:val="2510260A"/>
@@ -27775,7 +30722,7 @@
       </w:rPr>
     </w:lvl>
   </w:abstractNum>
-  <w:abstractNum w:abstractNumId="40" w15:restartNumberingAfterBreak="0">
+  <w:abstractNum w:abstractNumId="43" w15:restartNumberingAfterBreak="0">
     <w:nsid w:val="3F322154"/>
     <w:multiLevelType w:val="hybridMultilevel"/>
     <w:tmpl w:val="B20C2ABE"/>
@@ -27888,7 +30835,7 @@
       </w:rPr>
     </w:lvl>
   </w:abstractNum>
-  <w:abstractNum w:abstractNumId="41" w15:restartNumberingAfterBreak="0">
+  <w:abstractNum w:abstractNumId="44" w15:restartNumberingAfterBreak="0">
     <w:nsid w:val="40041AD6"/>
     <w:multiLevelType w:val="hybridMultilevel"/>
     <w:tmpl w:val="68DE650E"/>
@@ -28001,7 +30948,120 @@
       </w:rPr>
     </w:lvl>
   </w:abstractNum>
-  <w:abstractNum w:abstractNumId="42" w15:restartNumberingAfterBreak="0">
+  <w:abstractNum w:abstractNumId="45" w15:restartNumberingAfterBreak="0">
+    <w:nsid w:val="410F22BC"/>
+    <w:multiLevelType w:val="hybridMultilevel"/>
+    <w:tmpl w:val="63F8A79A"/>
+    <w:lvl w:ilvl="0" w:tplc="20000001">
+      <w:start w:val="1"/>
+      <w:numFmt w:val="bullet"/>
+      <w:lvlText w:val=""/>
+      <w:lvlJc w:val="left"/>
+      <w:pPr>
+        <w:ind w:left="720" w:hanging="360"/>
+      </w:pPr>
+      <w:rPr>
+        <w:rFonts w:ascii="Symbol" w:hAnsi="Symbol" w:hint="default"/>
+      </w:rPr>
+    </w:lvl>
+    <w:lvl w:ilvl="1" w:tplc="20000003" w:tentative="1">
+      <w:start w:val="1"/>
+      <w:numFmt w:val="bullet"/>
+      <w:lvlText w:val="o"/>
+      <w:lvlJc w:val="left"/>
+      <w:pPr>
+        <w:ind w:left="1440" w:hanging="360"/>
+      </w:pPr>
+      <w:rPr>
+        <w:rFonts w:ascii="Courier New" w:hAnsi="Courier New" w:cs="Courier New" w:hint="default"/>
+      </w:rPr>
+    </w:lvl>
+    <w:lvl w:ilvl="2" w:tplc="20000005" w:tentative="1">
+      <w:start w:val="1"/>
+      <w:numFmt w:val="bullet"/>
+      <w:lvlText w:val=""/>
+      <w:lvlJc w:val="left"/>
+      <w:pPr>
+        <w:ind w:left="2160" w:hanging="360"/>
+      </w:pPr>
+      <w:rPr>
+        <w:rFonts w:ascii="Wingdings" w:hAnsi="Wingdings" w:hint="default"/>
+      </w:rPr>
+    </w:lvl>
+    <w:lvl w:ilvl="3" w:tplc="20000001" w:tentative="1">
+      <w:start w:val="1"/>
+      <w:numFmt w:val="bullet"/>
+      <w:lvlText w:val=""/>
+      <w:lvlJc w:val="left"/>
+      <w:pPr>
+        <w:ind w:left="2880" w:hanging="360"/>
+      </w:pPr>
+      <w:rPr>
+        <w:rFonts w:ascii="Symbol" w:hAnsi="Symbol" w:hint="default"/>
+      </w:rPr>
+    </w:lvl>
+    <w:lvl w:ilvl="4" w:tplc="20000003" w:tentative="1">
+      <w:start w:val="1"/>
+      <w:numFmt w:val="bullet"/>
+      <w:lvlText w:val="o"/>
+      <w:lvlJc w:val="left"/>
+      <w:pPr>
+        <w:ind w:left="3600" w:hanging="360"/>
+      </w:pPr>
+      <w:rPr>
+        <w:rFonts w:ascii="Courier New" w:hAnsi="Courier New" w:cs="Courier New" w:hint="default"/>
+      </w:rPr>
+    </w:lvl>
+    <w:lvl w:ilvl="5" w:tplc="20000005" w:tentative="1">
+      <w:start w:val="1"/>
+      <w:numFmt w:val="bullet"/>
+      <w:lvlText w:val=""/>
+      <w:lvlJc w:val="left"/>
+      <w:pPr>
+        <w:ind w:left="4320" w:hanging="360"/>
+      </w:pPr>
+      <w:rPr>
+        <w:rFonts w:ascii="Wingdings" w:hAnsi="Wingdings" w:hint="default"/>
+      </w:rPr>
+    </w:lvl>
+    <w:lvl w:ilvl="6" w:tplc="20000001" w:tentative="1">
+      <w:start w:val="1"/>
+      <w:numFmt w:val="bullet"/>
+      <w:lvlText w:val=""/>
+      <w:lvlJc w:val="left"/>
+      <w:pPr>
+        <w:ind w:left="5040" w:hanging="360"/>
+      </w:pPr>
+      <w:rPr>
+        <w:rFonts w:ascii="Symbol" w:hAnsi="Symbol" w:hint="default"/>
+      </w:rPr>
+    </w:lvl>
+    <w:lvl w:ilvl="7" w:tplc="20000003" w:tentative="1">
+      <w:start w:val="1"/>
+      <w:numFmt w:val="bullet"/>
+      <w:lvlText w:val="o"/>
+      <w:lvlJc w:val="left"/>
+      <w:pPr>
+        <w:ind w:left="5760" w:hanging="360"/>
+      </w:pPr>
+      <w:rPr>
+        <w:rFonts w:ascii="Courier New" w:hAnsi="Courier New" w:cs="Courier New" w:hint="default"/>
+      </w:rPr>
+    </w:lvl>
+    <w:lvl w:ilvl="8" w:tplc="20000005" w:tentative="1">
+      <w:start w:val="1"/>
+      <w:numFmt w:val="bullet"/>
+      <w:lvlText w:val=""/>
+      <w:lvlJc w:val="left"/>
+      <w:pPr>
+        <w:ind w:left="6480" w:hanging="360"/>
+      </w:pPr>
+      <w:rPr>
+        <w:rFonts w:ascii="Wingdings" w:hAnsi="Wingdings" w:hint="default"/>
+      </w:rPr>
+    </w:lvl>
+  </w:abstractNum>
+  <w:abstractNum w:abstractNumId="46" w15:restartNumberingAfterBreak="0">
     <w:nsid w:val="41E2308E"/>
     <w:multiLevelType w:val="hybridMultilevel"/>
     <w:tmpl w:val="E474E43C"/>
@@ -28114,7 +31174,120 @@
       </w:rPr>
     </w:lvl>
   </w:abstractNum>
-  <w:abstractNum w:abstractNumId="43" w15:restartNumberingAfterBreak="0">
+  <w:abstractNum w:abstractNumId="47" w15:restartNumberingAfterBreak="0">
+    <w:nsid w:val="421E30A3"/>
+    <w:multiLevelType w:val="hybridMultilevel"/>
+    <w:tmpl w:val="25221374"/>
+    <w:lvl w:ilvl="0" w:tplc="20000001">
+      <w:start w:val="1"/>
+      <w:numFmt w:val="bullet"/>
+      <w:lvlText w:val=""/>
+      <w:lvlJc w:val="left"/>
+      <w:pPr>
+        <w:ind w:left="720" w:hanging="360"/>
+      </w:pPr>
+      <w:rPr>
+        <w:rFonts w:ascii="Symbol" w:hAnsi="Symbol" w:hint="default"/>
+      </w:rPr>
+    </w:lvl>
+    <w:lvl w:ilvl="1" w:tplc="20000003" w:tentative="1">
+      <w:start w:val="1"/>
+      <w:numFmt w:val="bullet"/>
+      <w:lvlText w:val="o"/>
+      <w:lvlJc w:val="left"/>
+      <w:pPr>
+        <w:ind w:left="1440" w:hanging="360"/>
+      </w:pPr>
+      <w:rPr>
+        <w:rFonts w:ascii="Courier New" w:hAnsi="Courier New" w:cs="Courier New" w:hint="default"/>
+      </w:rPr>
+    </w:lvl>
+    <w:lvl w:ilvl="2" w:tplc="20000005" w:tentative="1">
+      <w:start w:val="1"/>
+      <w:numFmt w:val="bullet"/>
+      <w:lvlText w:val=""/>
+      <w:lvlJc w:val="left"/>
+      <w:pPr>
+        <w:ind w:left="2160" w:hanging="360"/>
+      </w:pPr>
+      <w:rPr>
+        <w:rFonts w:ascii="Wingdings" w:hAnsi="Wingdings" w:hint="default"/>
+      </w:rPr>
+    </w:lvl>
+    <w:lvl w:ilvl="3" w:tplc="20000001" w:tentative="1">
+      <w:start w:val="1"/>
+      <w:numFmt w:val="bullet"/>
+      <w:lvlText w:val=""/>
+      <w:lvlJc w:val="left"/>
+      <w:pPr>
+        <w:ind w:left="2880" w:hanging="360"/>
+      </w:pPr>
+      <w:rPr>
+        <w:rFonts w:ascii="Symbol" w:hAnsi="Symbol" w:hint="default"/>
+      </w:rPr>
+    </w:lvl>
+    <w:lvl w:ilvl="4" w:tplc="20000003" w:tentative="1">
+      <w:start w:val="1"/>
+      <w:numFmt w:val="bullet"/>
+      <w:lvlText w:val="o"/>
+      <w:lvlJc w:val="left"/>
+      <w:pPr>
+        <w:ind w:left="3600" w:hanging="360"/>
+      </w:pPr>
+      <w:rPr>
+        <w:rFonts w:ascii="Courier New" w:hAnsi="Courier New" w:cs="Courier New" w:hint="default"/>
+      </w:rPr>
+    </w:lvl>
+    <w:lvl w:ilvl="5" w:tplc="20000005" w:tentative="1">
+      <w:start w:val="1"/>
+      <w:numFmt w:val="bullet"/>
+      <w:lvlText w:val=""/>
+      <w:lvlJc w:val="left"/>
+      <w:pPr>
+        <w:ind w:left="4320" w:hanging="360"/>
+      </w:pPr>
+      <w:rPr>
+        <w:rFonts w:ascii="Wingdings" w:hAnsi="Wingdings" w:hint="default"/>
+      </w:rPr>
+    </w:lvl>
+    <w:lvl w:ilvl="6" w:tplc="20000001" w:tentative="1">
+      <w:start w:val="1"/>
+      <w:numFmt w:val="bullet"/>
+      <w:lvlText w:val=""/>
+      <w:lvlJc w:val="left"/>
+      <w:pPr>
+        <w:ind w:left="5040" w:hanging="360"/>
+      </w:pPr>
+      <w:rPr>
+        <w:rFonts w:ascii="Symbol" w:hAnsi="Symbol" w:hint="default"/>
+      </w:rPr>
+    </w:lvl>
+    <w:lvl w:ilvl="7" w:tplc="20000003" w:tentative="1">
+      <w:start w:val="1"/>
+      <w:numFmt w:val="bullet"/>
+      <w:lvlText w:val="o"/>
+      <w:lvlJc w:val="left"/>
+      <w:pPr>
+        <w:ind w:left="5760" w:hanging="360"/>
+      </w:pPr>
+      <w:rPr>
+        <w:rFonts w:ascii="Courier New" w:hAnsi="Courier New" w:cs="Courier New" w:hint="default"/>
+      </w:rPr>
+    </w:lvl>
+    <w:lvl w:ilvl="8" w:tplc="20000005" w:tentative="1">
+      <w:start w:val="1"/>
+      <w:numFmt w:val="bullet"/>
+      <w:lvlText w:val=""/>
+      <w:lvlJc w:val="left"/>
+      <w:pPr>
+        <w:ind w:left="6480" w:hanging="360"/>
+      </w:pPr>
+      <w:rPr>
+        <w:rFonts w:ascii="Wingdings" w:hAnsi="Wingdings" w:hint="default"/>
+      </w:rPr>
+    </w:lvl>
+  </w:abstractNum>
+  <w:abstractNum w:abstractNumId="48" w15:restartNumberingAfterBreak="0">
     <w:nsid w:val="423A6FA5"/>
     <w:multiLevelType w:val="hybridMultilevel"/>
     <w:tmpl w:val="B9C4491C"/>
@@ -28227,7 +31400,7 @@
       </w:rPr>
     </w:lvl>
   </w:abstractNum>
-  <w:abstractNum w:abstractNumId="44" w15:restartNumberingAfterBreak="0">
+  <w:abstractNum w:abstractNumId="49" w15:restartNumberingAfterBreak="0">
     <w:nsid w:val="42796C21"/>
     <w:multiLevelType w:val="hybridMultilevel"/>
     <w:tmpl w:val="EDFA1180"/>
@@ -28340,7 +31513,7 @@
       </w:rPr>
     </w:lvl>
   </w:abstractNum>
-  <w:abstractNum w:abstractNumId="45" w15:restartNumberingAfterBreak="0">
+  <w:abstractNum w:abstractNumId="50" w15:restartNumberingAfterBreak="0">
     <w:nsid w:val="43682414"/>
     <w:multiLevelType w:val="hybridMultilevel"/>
     <w:tmpl w:val="861E9D1C"/>
@@ -28453,7 +31626,120 @@
       </w:rPr>
     </w:lvl>
   </w:abstractNum>
-  <w:abstractNum w:abstractNumId="46" w15:restartNumberingAfterBreak="0">
+  <w:abstractNum w:abstractNumId="51" w15:restartNumberingAfterBreak="0">
+    <w:nsid w:val="44861017"/>
+    <w:multiLevelType w:val="hybridMultilevel"/>
+    <w:tmpl w:val="E848A354"/>
+    <w:lvl w:ilvl="0" w:tplc="20000001">
+      <w:start w:val="1"/>
+      <w:numFmt w:val="bullet"/>
+      <w:lvlText w:val=""/>
+      <w:lvlJc w:val="left"/>
+      <w:pPr>
+        <w:ind w:left="720" w:hanging="360"/>
+      </w:pPr>
+      <w:rPr>
+        <w:rFonts w:ascii="Symbol" w:hAnsi="Symbol" w:hint="default"/>
+      </w:rPr>
+    </w:lvl>
+    <w:lvl w:ilvl="1" w:tplc="20000003" w:tentative="1">
+      <w:start w:val="1"/>
+      <w:numFmt w:val="bullet"/>
+      <w:lvlText w:val="o"/>
+      <w:lvlJc w:val="left"/>
+      <w:pPr>
+        <w:ind w:left="1440" w:hanging="360"/>
+      </w:pPr>
+      <w:rPr>
+        <w:rFonts w:ascii="Courier New" w:hAnsi="Courier New" w:cs="Courier New" w:hint="default"/>
+      </w:rPr>
+    </w:lvl>
+    <w:lvl w:ilvl="2" w:tplc="20000005" w:tentative="1">
+      <w:start w:val="1"/>
+      <w:numFmt w:val="bullet"/>
+      <w:lvlText w:val=""/>
+      <w:lvlJc w:val="left"/>
+      <w:pPr>
+        <w:ind w:left="2160" w:hanging="360"/>
+      </w:pPr>
+      <w:rPr>
+        <w:rFonts w:ascii="Wingdings" w:hAnsi="Wingdings" w:hint="default"/>
+      </w:rPr>
+    </w:lvl>
+    <w:lvl w:ilvl="3" w:tplc="20000001" w:tentative="1">
+      <w:start w:val="1"/>
+      <w:numFmt w:val="bullet"/>
+      <w:lvlText w:val=""/>
+      <w:lvlJc w:val="left"/>
+      <w:pPr>
+        <w:ind w:left="2880" w:hanging="360"/>
+      </w:pPr>
+      <w:rPr>
+        <w:rFonts w:ascii="Symbol" w:hAnsi="Symbol" w:hint="default"/>
+      </w:rPr>
+    </w:lvl>
+    <w:lvl w:ilvl="4" w:tplc="20000003" w:tentative="1">
+      <w:start w:val="1"/>
+      <w:numFmt w:val="bullet"/>
+      <w:lvlText w:val="o"/>
+      <w:lvlJc w:val="left"/>
+      <w:pPr>
+        <w:ind w:left="3600" w:hanging="360"/>
+      </w:pPr>
+      <w:rPr>
+        <w:rFonts w:ascii="Courier New" w:hAnsi="Courier New" w:cs="Courier New" w:hint="default"/>
+      </w:rPr>
+    </w:lvl>
+    <w:lvl w:ilvl="5" w:tplc="20000005" w:tentative="1">
+      <w:start w:val="1"/>
+      <w:numFmt w:val="bullet"/>
+      <w:lvlText w:val=""/>
+      <w:lvlJc w:val="left"/>
+      <w:pPr>
+        <w:ind w:left="4320" w:hanging="360"/>
+      </w:pPr>
+      <w:rPr>
+        <w:rFonts w:ascii="Wingdings" w:hAnsi="Wingdings" w:hint="default"/>
+      </w:rPr>
+    </w:lvl>
+    <w:lvl w:ilvl="6" w:tplc="20000001" w:tentative="1">
+      <w:start w:val="1"/>
+      <w:numFmt w:val="bullet"/>
+      <w:lvlText w:val=""/>
+      <w:lvlJc w:val="left"/>
+      <w:pPr>
+        <w:ind w:left="5040" w:hanging="360"/>
+      </w:pPr>
+      <w:rPr>
+        <w:rFonts w:ascii="Symbol" w:hAnsi="Symbol" w:hint="default"/>
+      </w:rPr>
+    </w:lvl>
+    <w:lvl w:ilvl="7" w:tplc="20000003" w:tentative="1">
+      <w:start w:val="1"/>
+      <w:numFmt w:val="bullet"/>
+      <w:lvlText w:val="o"/>
+      <w:lvlJc w:val="left"/>
+      <w:pPr>
+        <w:ind w:left="5760" w:hanging="360"/>
+      </w:pPr>
+      <w:rPr>
+        <w:rFonts w:ascii="Courier New" w:hAnsi="Courier New" w:cs="Courier New" w:hint="default"/>
+      </w:rPr>
+    </w:lvl>
+    <w:lvl w:ilvl="8" w:tplc="20000005" w:tentative="1">
+      <w:start w:val="1"/>
+      <w:numFmt w:val="bullet"/>
+      <w:lvlText w:val=""/>
+      <w:lvlJc w:val="left"/>
+      <w:pPr>
+        <w:ind w:left="6480" w:hanging="360"/>
+      </w:pPr>
+      <w:rPr>
+        <w:rFonts w:ascii="Wingdings" w:hAnsi="Wingdings" w:hint="default"/>
+      </w:rPr>
+    </w:lvl>
+  </w:abstractNum>
+  <w:abstractNum w:abstractNumId="52" w15:restartNumberingAfterBreak="0">
     <w:nsid w:val="4834275F"/>
     <w:multiLevelType w:val="hybridMultilevel"/>
     <w:tmpl w:val="3E0843A2"/>
@@ -28566,7 +31852,7 @@
       </w:rPr>
     </w:lvl>
   </w:abstractNum>
-  <w:abstractNum w:abstractNumId="47" w15:restartNumberingAfterBreak="0">
+  <w:abstractNum w:abstractNumId="53" w15:restartNumberingAfterBreak="0">
     <w:nsid w:val="4A067DB4"/>
     <w:multiLevelType w:val="hybridMultilevel"/>
     <w:tmpl w:val="8800CD82"/>
@@ -28679,7 +31965,7 @@
       </w:rPr>
     </w:lvl>
   </w:abstractNum>
-  <w:abstractNum w:abstractNumId="48" w15:restartNumberingAfterBreak="0">
+  <w:abstractNum w:abstractNumId="54" w15:restartNumberingAfterBreak="0">
     <w:nsid w:val="4B264125"/>
     <w:multiLevelType w:val="hybridMultilevel"/>
     <w:tmpl w:val="BC601F2E"/>
@@ -28792,7 +32078,7 @@
       </w:rPr>
     </w:lvl>
   </w:abstractNum>
-  <w:abstractNum w:abstractNumId="49" w15:restartNumberingAfterBreak="0">
+  <w:abstractNum w:abstractNumId="55" w15:restartNumberingAfterBreak="0">
     <w:nsid w:val="4BED0B8F"/>
     <w:multiLevelType w:val="hybridMultilevel"/>
     <w:tmpl w:val="59D84058"/>
@@ -28905,7 +32191,7 @@
       </w:rPr>
     </w:lvl>
   </w:abstractNum>
-  <w:abstractNum w:abstractNumId="50" w15:restartNumberingAfterBreak="0">
+  <w:abstractNum w:abstractNumId="56" w15:restartNumberingAfterBreak="0">
     <w:nsid w:val="4E6656B8"/>
     <w:multiLevelType w:val="hybridMultilevel"/>
     <w:tmpl w:val="34168C22"/>
@@ -29018,7 +32304,7 @@
       </w:rPr>
     </w:lvl>
   </w:abstractNum>
-  <w:abstractNum w:abstractNumId="51" w15:restartNumberingAfterBreak="0">
+  <w:abstractNum w:abstractNumId="57" w15:restartNumberingAfterBreak="0">
     <w:nsid w:val="50B31F2B"/>
     <w:multiLevelType w:val="hybridMultilevel"/>
     <w:tmpl w:val="CFBCD7FA"/>
@@ -29131,7 +32417,7 @@
       </w:rPr>
     </w:lvl>
   </w:abstractNum>
-  <w:abstractNum w:abstractNumId="52" w15:restartNumberingAfterBreak="0">
+  <w:abstractNum w:abstractNumId="58" w15:restartNumberingAfterBreak="0">
     <w:nsid w:val="526E11D2"/>
     <w:multiLevelType w:val="hybridMultilevel"/>
     <w:tmpl w:val="BD38BB76"/>
@@ -29244,7 +32530,7 @@
       </w:rPr>
     </w:lvl>
   </w:abstractNum>
-  <w:abstractNum w:abstractNumId="53" w15:restartNumberingAfterBreak="0">
+  <w:abstractNum w:abstractNumId="59" w15:restartNumberingAfterBreak="0">
     <w:nsid w:val="52F7199D"/>
     <w:multiLevelType w:val="hybridMultilevel"/>
     <w:tmpl w:val="8A349170"/>
@@ -29357,7 +32643,7 @@
       </w:rPr>
     </w:lvl>
   </w:abstractNum>
-  <w:abstractNum w:abstractNumId="54" w15:restartNumberingAfterBreak="0">
+  <w:abstractNum w:abstractNumId="60" w15:restartNumberingAfterBreak="0">
     <w:nsid w:val="543E236A"/>
     <w:multiLevelType w:val="hybridMultilevel"/>
     <w:tmpl w:val="9F6A4B22"/>
@@ -29470,7 +32756,7 @@
       </w:rPr>
     </w:lvl>
   </w:abstractNum>
-  <w:abstractNum w:abstractNumId="55" w15:restartNumberingAfterBreak="0">
+  <w:abstractNum w:abstractNumId="61" w15:restartNumberingAfterBreak="0">
     <w:nsid w:val="57011709"/>
     <w:multiLevelType w:val="hybridMultilevel"/>
     <w:tmpl w:val="D39203FC"/>
@@ -29583,7 +32869,7 @@
       </w:rPr>
     </w:lvl>
   </w:abstractNum>
-  <w:abstractNum w:abstractNumId="56" w15:restartNumberingAfterBreak="0">
+  <w:abstractNum w:abstractNumId="62" w15:restartNumberingAfterBreak="0">
     <w:nsid w:val="58271E36"/>
     <w:multiLevelType w:val="hybridMultilevel"/>
     <w:tmpl w:val="615C772E"/>
@@ -29696,7 +32982,120 @@
       </w:rPr>
     </w:lvl>
   </w:abstractNum>
-  <w:abstractNum w:abstractNumId="57" w15:restartNumberingAfterBreak="0">
+  <w:abstractNum w:abstractNumId="63" w15:restartNumberingAfterBreak="0">
+    <w:nsid w:val="591F3AFA"/>
+    <w:multiLevelType w:val="hybridMultilevel"/>
+    <w:tmpl w:val="9FA2937A"/>
+    <w:lvl w:ilvl="0" w:tplc="20000001">
+      <w:start w:val="1"/>
+      <w:numFmt w:val="bullet"/>
+      <w:lvlText w:val=""/>
+      <w:lvlJc w:val="left"/>
+      <w:pPr>
+        <w:ind w:left="720" w:hanging="360"/>
+      </w:pPr>
+      <w:rPr>
+        <w:rFonts w:ascii="Symbol" w:hAnsi="Symbol" w:hint="default"/>
+      </w:rPr>
+    </w:lvl>
+    <w:lvl w:ilvl="1" w:tplc="20000003" w:tentative="1">
+      <w:start w:val="1"/>
+      <w:numFmt w:val="bullet"/>
+      <w:lvlText w:val="o"/>
+      <w:lvlJc w:val="left"/>
+      <w:pPr>
+        <w:ind w:left="1440" w:hanging="360"/>
+      </w:pPr>
+      <w:rPr>
+        <w:rFonts w:ascii="Courier New" w:hAnsi="Courier New" w:cs="Courier New" w:hint="default"/>
+      </w:rPr>
+    </w:lvl>
+    <w:lvl w:ilvl="2" w:tplc="20000005" w:tentative="1">
+      <w:start w:val="1"/>
+      <w:numFmt w:val="bullet"/>
+      <w:lvlText w:val=""/>
+      <w:lvlJc w:val="left"/>
+      <w:pPr>
+        <w:ind w:left="2160" w:hanging="360"/>
+      </w:pPr>
+      <w:rPr>
+        <w:rFonts w:ascii="Wingdings" w:hAnsi="Wingdings" w:hint="default"/>
+      </w:rPr>
+    </w:lvl>
+    <w:lvl w:ilvl="3" w:tplc="20000001" w:tentative="1">
+      <w:start w:val="1"/>
+      <w:numFmt w:val="bullet"/>
+      <w:lvlText w:val=""/>
+      <w:lvlJc w:val="left"/>
+      <w:pPr>
+        <w:ind w:left="2880" w:hanging="360"/>
+      </w:pPr>
+      <w:rPr>
+        <w:rFonts w:ascii="Symbol" w:hAnsi="Symbol" w:hint="default"/>
+      </w:rPr>
+    </w:lvl>
+    <w:lvl w:ilvl="4" w:tplc="20000003" w:tentative="1">
+      <w:start w:val="1"/>
+      <w:numFmt w:val="bullet"/>
+      <w:lvlText w:val="o"/>
+      <w:lvlJc w:val="left"/>
+      <w:pPr>
+        <w:ind w:left="3600" w:hanging="360"/>
+      </w:pPr>
+      <w:rPr>
+        <w:rFonts w:ascii="Courier New" w:hAnsi="Courier New" w:cs="Courier New" w:hint="default"/>
+      </w:rPr>
+    </w:lvl>
+    <w:lvl w:ilvl="5" w:tplc="20000005" w:tentative="1">
+      <w:start w:val="1"/>
+      <w:numFmt w:val="bullet"/>
+      <w:lvlText w:val=""/>
+      <w:lvlJc w:val="left"/>
+      <w:pPr>
+        <w:ind w:left="4320" w:hanging="360"/>
+      </w:pPr>
+      <w:rPr>
+        <w:rFonts w:ascii="Wingdings" w:hAnsi="Wingdings" w:hint="default"/>
+      </w:rPr>
+    </w:lvl>
+    <w:lvl w:ilvl="6" w:tplc="20000001" w:tentative="1">
+      <w:start w:val="1"/>
+      <w:numFmt w:val="bullet"/>
+      <w:lvlText w:val=""/>
+      <w:lvlJc w:val="left"/>
+      <w:pPr>
+        <w:ind w:left="5040" w:hanging="360"/>
+      </w:pPr>
+      <w:rPr>
+        <w:rFonts w:ascii="Symbol" w:hAnsi="Symbol" w:hint="default"/>
+      </w:rPr>
+    </w:lvl>
+    <w:lvl w:ilvl="7" w:tplc="20000003" w:tentative="1">
+      <w:start w:val="1"/>
+      <w:numFmt w:val="bullet"/>
+      <w:lvlText w:val="o"/>
+      <w:lvlJc w:val="left"/>
+      <w:pPr>
+        <w:ind w:left="5760" w:hanging="360"/>
+      </w:pPr>
+      <w:rPr>
+        <w:rFonts w:ascii="Courier New" w:hAnsi="Courier New" w:cs="Courier New" w:hint="default"/>
+      </w:rPr>
+    </w:lvl>
+    <w:lvl w:ilvl="8" w:tplc="20000005" w:tentative="1">
+      <w:start w:val="1"/>
+      <w:numFmt w:val="bullet"/>
+      <w:lvlText w:val=""/>
+      <w:lvlJc w:val="left"/>
+      <w:pPr>
+        <w:ind w:left="6480" w:hanging="360"/>
+      </w:pPr>
+      <w:rPr>
+        <w:rFonts w:ascii="Wingdings" w:hAnsi="Wingdings" w:hint="default"/>
+      </w:rPr>
+    </w:lvl>
+  </w:abstractNum>
+  <w:abstractNum w:abstractNumId="64" w15:restartNumberingAfterBreak="0">
     <w:nsid w:val="5D357905"/>
     <w:multiLevelType w:val="hybridMultilevel"/>
     <w:tmpl w:val="1DF47F8E"/>
@@ -29809,7 +33208,7 @@
       </w:rPr>
     </w:lvl>
   </w:abstractNum>
-  <w:abstractNum w:abstractNumId="58" w15:restartNumberingAfterBreak="0">
+  <w:abstractNum w:abstractNumId="65" w15:restartNumberingAfterBreak="0">
     <w:nsid w:val="5DAB3074"/>
     <w:multiLevelType w:val="hybridMultilevel"/>
     <w:tmpl w:val="F88E1646"/>
@@ -29922,7 +33321,7 @@
       </w:rPr>
     </w:lvl>
   </w:abstractNum>
-  <w:abstractNum w:abstractNumId="59" w15:restartNumberingAfterBreak="0">
+  <w:abstractNum w:abstractNumId="66" w15:restartNumberingAfterBreak="0">
     <w:nsid w:val="5E407873"/>
     <w:multiLevelType w:val="hybridMultilevel"/>
     <w:tmpl w:val="3B5CA356"/>
@@ -30035,7 +33434,7 @@
       </w:rPr>
     </w:lvl>
   </w:abstractNum>
-  <w:abstractNum w:abstractNumId="60" w15:restartNumberingAfterBreak="0">
+  <w:abstractNum w:abstractNumId="67" w15:restartNumberingAfterBreak="0">
     <w:nsid w:val="5ED25B47"/>
     <w:multiLevelType w:val="hybridMultilevel"/>
     <w:tmpl w:val="F294E198"/>
@@ -30148,7 +33547,7 @@
       </w:rPr>
     </w:lvl>
   </w:abstractNum>
-  <w:abstractNum w:abstractNumId="61" w15:restartNumberingAfterBreak="0">
+  <w:abstractNum w:abstractNumId="68" w15:restartNumberingAfterBreak="0">
     <w:nsid w:val="611F1B17"/>
     <w:multiLevelType w:val="hybridMultilevel"/>
     <w:tmpl w:val="0EE4A04A"/>
@@ -30261,7 +33660,7 @@
       </w:rPr>
     </w:lvl>
   </w:abstractNum>
-  <w:abstractNum w:abstractNumId="62" w15:restartNumberingAfterBreak="0">
+  <w:abstractNum w:abstractNumId="69" w15:restartNumberingAfterBreak="0">
     <w:nsid w:val="63DB221B"/>
     <w:multiLevelType w:val="hybridMultilevel"/>
     <w:tmpl w:val="20A813D8"/>
@@ -30374,7 +33773,7 @@
       </w:rPr>
     </w:lvl>
   </w:abstractNum>
-  <w:abstractNum w:abstractNumId="63" w15:restartNumberingAfterBreak="0">
+  <w:abstractNum w:abstractNumId="70" w15:restartNumberingAfterBreak="0">
     <w:nsid w:val="64013AF7"/>
     <w:multiLevelType w:val="hybridMultilevel"/>
     <w:tmpl w:val="9FE234A2"/>
@@ -30487,7 +33886,120 @@
       </w:rPr>
     </w:lvl>
   </w:abstractNum>
-  <w:abstractNum w:abstractNumId="64" w15:restartNumberingAfterBreak="0">
+  <w:abstractNum w:abstractNumId="71" w15:restartNumberingAfterBreak="0">
+    <w:nsid w:val="68043B6A"/>
+    <w:multiLevelType w:val="hybridMultilevel"/>
+    <w:tmpl w:val="3BF8078C"/>
+    <w:lvl w:ilvl="0" w:tplc="20000001">
+      <w:start w:val="1"/>
+      <w:numFmt w:val="bullet"/>
+      <w:lvlText w:val=""/>
+      <w:lvlJc w:val="left"/>
+      <w:pPr>
+        <w:ind w:left="720" w:hanging="360"/>
+      </w:pPr>
+      <w:rPr>
+        <w:rFonts w:ascii="Symbol" w:hAnsi="Symbol" w:hint="default"/>
+      </w:rPr>
+    </w:lvl>
+    <w:lvl w:ilvl="1" w:tplc="20000003" w:tentative="1">
+      <w:start w:val="1"/>
+      <w:numFmt w:val="bullet"/>
+      <w:lvlText w:val="o"/>
+      <w:lvlJc w:val="left"/>
+      <w:pPr>
+        <w:ind w:left="1440" w:hanging="360"/>
+      </w:pPr>
+      <w:rPr>
+        <w:rFonts w:ascii="Courier New" w:hAnsi="Courier New" w:cs="Courier New" w:hint="default"/>
+      </w:rPr>
+    </w:lvl>
+    <w:lvl w:ilvl="2" w:tplc="20000005" w:tentative="1">
+      <w:start w:val="1"/>
+      <w:numFmt w:val="bullet"/>
+      <w:lvlText w:val=""/>
+      <w:lvlJc w:val="left"/>
+      <w:pPr>
+        <w:ind w:left="2160" w:hanging="360"/>
+      </w:pPr>
+      <w:rPr>
+        <w:rFonts w:ascii="Wingdings" w:hAnsi="Wingdings" w:hint="default"/>
+      </w:rPr>
+    </w:lvl>
+    <w:lvl w:ilvl="3" w:tplc="20000001" w:tentative="1">
+      <w:start w:val="1"/>
+      <w:numFmt w:val="bullet"/>
+      <w:lvlText w:val=""/>
+      <w:lvlJc w:val="left"/>
+      <w:pPr>
+        <w:ind w:left="2880" w:hanging="360"/>
+      </w:pPr>
+      <w:rPr>
+        <w:rFonts w:ascii="Symbol" w:hAnsi="Symbol" w:hint="default"/>
+      </w:rPr>
+    </w:lvl>
+    <w:lvl w:ilvl="4" w:tplc="20000003" w:tentative="1">
+      <w:start w:val="1"/>
+      <w:numFmt w:val="bullet"/>
+      <w:lvlText w:val="o"/>
+      <w:lvlJc w:val="left"/>
+      <w:pPr>
+        <w:ind w:left="3600" w:hanging="360"/>
+      </w:pPr>
+      <w:rPr>
+        <w:rFonts w:ascii="Courier New" w:hAnsi="Courier New" w:cs="Courier New" w:hint="default"/>
+      </w:rPr>
+    </w:lvl>
+    <w:lvl w:ilvl="5" w:tplc="20000005" w:tentative="1">
+      <w:start w:val="1"/>
+      <w:numFmt w:val="bullet"/>
+      <w:lvlText w:val=""/>
+      <w:lvlJc w:val="left"/>
+      <w:pPr>
+        <w:ind w:left="4320" w:hanging="360"/>
+      </w:pPr>
+      <w:rPr>
+        <w:rFonts w:ascii="Wingdings" w:hAnsi="Wingdings" w:hint="default"/>
+      </w:rPr>
+    </w:lvl>
+    <w:lvl w:ilvl="6" w:tplc="20000001" w:tentative="1">
+      <w:start w:val="1"/>
+      <w:numFmt w:val="bullet"/>
+      <w:lvlText w:val=""/>
+      <w:lvlJc w:val="left"/>
+      <w:pPr>
+        <w:ind w:left="5040" w:hanging="360"/>
+      </w:pPr>
+      <w:rPr>
+        <w:rFonts w:ascii="Symbol" w:hAnsi="Symbol" w:hint="default"/>
+      </w:rPr>
+    </w:lvl>
+    <w:lvl w:ilvl="7" w:tplc="20000003" w:tentative="1">
+      <w:start w:val="1"/>
+      <w:numFmt w:val="bullet"/>
+      <w:lvlText w:val="o"/>
+      <w:lvlJc w:val="left"/>
+      <w:pPr>
+        <w:ind w:left="5760" w:hanging="360"/>
+      </w:pPr>
+      <w:rPr>
+        <w:rFonts w:ascii="Courier New" w:hAnsi="Courier New" w:cs="Courier New" w:hint="default"/>
+      </w:rPr>
+    </w:lvl>
+    <w:lvl w:ilvl="8" w:tplc="20000005" w:tentative="1">
+      <w:start w:val="1"/>
+      <w:numFmt w:val="bullet"/>
+      <w:lvlText w:val=""/>
+      <w:lvlJc w:val="left"/>
+      <w:pPr>
+        <w:ind w:left="6480" w:hanging="360"/>
+      </w:pPr>
+      <w:rPr>
+        <w:rFonts w:ascii="Wingdings" w:hAnsi="Wingdings" w:hint="default"/>
+      </w:rPr>
+    </w:lvl>
+  </w:abstractNum>
+  <w:abstractNum w:abstractNumId="72" w15:restartNumberingAfterBreak="0">
     <w:nsid w:val="69FD6117"/>
     <w:multiLevelType w:val="hybridMultilevel"/>
     <w:tmpl w:val="04C2CF92"/>
@@ -30600,7 +34112,7 @@
       </w:rPr>
     </w:lvl>
   </w:abstractNum>
-  <w:abstractNum w:abstractNumId="65" w15:restartNumberingAfterBreak="0">
+  <w:abstractNum w:abstractNumId="73" w15:restartNumberingAfterBreak="0">
     <w:nsid w:val="6AF046CE"/>
     <w:multiLevelType w:val="hybridMultilevel"/>
     <w:tmpl w:val="05D4E9DC"/>
@@ -30713,7 +34225,7 @@
       </w:rPr>
     </w:lvl>
   </w:abstractNum>
-  <w:abstractNum w:abstractNumId="66" w15:restartNumberingAfterBreak="0">
+  <w:abstractNum w:abstractNumId="74" w15:restartNumberingAfterBreak="0">
     <w:nsid w:val="6DAA4FD5"/>
     <w:multiLevelType w:val="hybridMultilevel"/>
     <w:tmpl w:val="BA1C4A3E"/>
@@ -30802,7 +34314,7 @@
       </w:pPr>
     </w:lvl>
   </w:abstractNum>
-  <w:abstractNum w:abstractNumId="67" w15:restartNumberingAfterBreak="0">
+  <w:abstractNum w:abstractNumId="75" w15:restartNumberingAfterBreak="0">
     <w:nsid w:val="6E13276E"/>
     <w:multiLevelType w:val="hybridMultilevel"/>
     <w:tmpl w:val="D4C87298"/>
@@ -30915,7 +34427,7 @@
       </w:rPr>
     </w:lvl>
   </w:abstractNum>
-  <w:abstractNum w:abstractNumId="68" w15:restartNumberingAfterBreak="0">
+  <w:abstractNum w:abstractNumId="76" w15:restartNumberingAfterBreak="0">
     <w:nsid w:val="6E9814AE"/>
     <w:multiLevelType w:val="hybridMultilevel"/>
     <w:tmpl w:val="3BF4493C"/>
@@ -31028,7 +34540,7 @@
       </w:rPr>
     </w:lvl>
   </w:abstractNum>
-  <w:abstractNum w:abstractNumId="69" w15:restartNumberingAfterBreak="0">
+  <w:abstractNum w:abstractNumId="77" w15:restartNumberingAfterBreak="0">
     <w:nsid w:val="6F3A5F18"/>
     <w:multiLevelType w:val="hybridMultilevel"/>
     <w:tmpl w:val="D974C830"/>
@@ -31141,7 +34653,7 @@
       </w:rPr>
     </w:lvl>
   </w:abstractNum>
-  <w:abstractNum w:abstractNumId="70" w15:restartNumberingAfterBreak="0">
+  <w:abstractNum w:abstractNumId="78" w15:restartNumberingAfterBreak="0">
     <w:nsid w:val="70443852"/>
     <w:multiLevelType w:val="hybridMultilevel"/>
     <w:tmpl w:val="C6B482FC"/>
@@ -31254,7 +34766,7 @@
       </w:rPr>
     </w:lvl>
   </w:abstractNum>
-  <w:abstractNum w:abstractNumId="71" w15:restartNumberingAfterBreak="0">
+  <w:abstractNum w:abstractNumId="79" w15:restartNumberingAfterBreak="0">
     <w:nsid w:val="72BF5227"/>
     <w:multiLevelType w:val="hybridMultilevel"/>
     <w:tmpl w:val="C6040B00"/>
@@ -31367,7 +34879,7 @@
       </w:rPr>
     </w:lvl>
   </w:abstractNum>
-  <w:abstractNum w:abstractNumId="72" w15:restartNumberingAfterBreak="0">
+  <w:abstractNum w:abstractNumId="80" w15:restartNumberingAfterBreak="0">
     <w:nsid w:val="72FB652D"/>
     <w:multiLevelType w:val="hybridMultilevel"/>
     <w:tmpl w:val="81AC28C4"/>
@@ -31480,7 +34992,7 @@
       </w:rPr>
     </w:lvl>
   </w:abstractNum>
-  <w:abstractNum w:abstractNumId="73" w15:restartNumberingAfterBreak="0">
+  <w:abstractNum w:abstractNumId="81" w15:restartNumberingAfterBreak="0">
     <w:nsid w:val="75470933"/>
     <w:multiLevelType w:val="hybridMultilevel"/>
     <w:tmpl w:val="0FDCDA44"/>
@@ -31593,7 +35105,7 @@
       </w:rPr>
     </w:lvl>
   </w:abstractNum>
-  <w:abstractNum w:abstractNumId="74" w15:restartNumberingAfterBreak="0">
+  <w:abstractNum w:abstractNumId="82" w15:restartNumberingAfterBreak="0">
     <w:nsid w:val="78CF7A62"/>
     <w:multiLevelType w:val="hybridMultilevel"/>
     <w:tmpl w:val="AEC40E0E"/>
@@ -31706,7 +35218,7 @@
       </w:rPr>
     </w:lvl>
   </w:abstractNum>
-  <w:abstractNum w:abstractNumId="75" w15:restartNumberingAfterBreak="0">
+  <w:abstractNum w:abstractNumId="83" w15:restartNumberingAfterBreak="0">
     <w:nsid w:val="790D3C1C"/>
     <w:multiLevelType w:val="hybridMultilevel"/>
     <w:tmpl w:val="6A9ECA6A"/>
@@ -31819,7 +35331,7 @@
       </w:rPr>
     </w:lvl>
   </w:abstractNum>
-  <w:abstractNum w:abstractNumId="76" w15:restartNumberingAfterBreak="0">
+  <w:abstractNum w:abstractNumId="84" w15:restartNumberingAfterBreak="0">
     <w:nsid w:val="7C2323EE"/>
     <w:multiLevelType w:val="hybridMultilevel"/>
     <w:tmpl w:val="27F8C9EA"/>
@@ -31932,7 +35444,7 @@
       </w:rPr>
     </w:lvl>
   </w:abstractNum>
-  <w:abstractNum w:abstractNumId="77" w15:restartNumberingAfterBreak="0">
+  <w:abstractNum w:abstractNumId="85" w15:restartNumberingAfterBreak="0">
     <w:nsid w:val="7C244ED4"/>
     <w:multiLevelType w:val="hybridMultilevel"/>
     <w:tmpl w:val="C5A2591C"/>
@@ -32045,7 +35557,7 @@
       </w:rPr>
     </w:lvl>
   </w:abstractNum>
-  <w:abstractNum w:abstractNumId="78" w15:restartNumberingAfterBreak="0">
+  <w:abstractNum w:abstractNumId="86" w15:restartNumberingAfterBreak="0">
     <w:nsid w:val="7CB863AF"/>
     <w:multiLevelType w:val="hybridMultilevel"/>
     <w:tmpl w:val="119280A8"/>
@@ -32158,7 +35670,7 @@
       </w:rPr>
     </w:lvl>
   </w:abstractNum>
-  <w:abstractNum w:abstractNumId="79" w15:restartNumberingAfterBreak="0">
+  <w:abstractNum w:abstractNumId="87" w15:restartNumberingAfterBreak="0">
     <w:nsid w:val="7EF30253"/>
     <w:multiLevelType w:val="hybridMultilevel"/>
     <w:tmpl w:val="1E3402B4"/>
@@ -32248,106 +35760,106 @@
     </w:lvl>
   </w:abstractNum>
   <w:num w:numId="1" w16cid:durableId="959410303">
-    <w:abstractNumId w:val="19"/>
+    <w:abstractNumId w:val="20"/>
   </w:num>
   <w:num w:numId="2" w16cid:durableId="1240675767">
     <w:abstractNumId w:val="0"/>
   </w:num>
   <w:num w:numId="3" w16cid:durableId="452024002">
-    <w:abstractNumId w:val="79"/>
+    <w:abstractNumId w:val="87"/>
   </w:num>
   <w:num w:numId="4" w16cid:durableId="398670185">
-    <w:abstractNumId w:val="32"/>
+    <w:abstractNumId w:val="35"/>
   </w:num>
   <w:num w:numId="5" w16cid:durableId="1451247471">
-    <w:abstractNumId w:val="43"/>
+    <w:abstractNumId w:val="48"/>
   </w:num>
   <w:num w:numId="6" w16cid:durableId="1649243002">
-    <w:abstractNumId w:val="66"/>
+    <w:abstractNumId w:val="74"/>
   </w:num>
   <w:num w:numId="7" w16cid:durableId="77946737">
-    <w:abstractNumId w:val="33"/>
+    <w:abstractNumId w:val="36"/>
   </w:num>
   <w:num w:numId="8" w16cid:durableId="443114271">
-    <w:abstractNumId w:val="56"/>
+    <w:abstractNumId w:val="62"/>
   </w:num>
   <w:num w:numId="9" w16cid:durableId="1169364549">
     <w:abstractNumId w:val="1"/>
   </w:num>
   <w:num w:numId="10" w16cid:durableId="125588620">
-    <w:abstractNumId w:val="35"/>
+    <w:abstractNumId w:val="38"/>
   </w:num>
   <w:num w:numId="11" w16cid:durableId="530386769">
-    <w:abstractNumId w:val="37"/>
+    <w:abstractNumId w:val="40"/>
   </w:num>
   <w:num w:numId="12" w16cid:durableId="459105648">
-    <w:abstractNumId w:val="36"/>
+    <w:abstractNumId w:val="39"/>
   </w:num>
   <w:num w:numId="13" w16cid:durableId="1532650019">
-    <w:abstractNumId w:val="30"/>
+    <w:abstractNumId w:val="33"/>
   </w:num>
   <w:num w:numId="14" w16cid:durableId="776565558">
-    <w:abstractNumId w:val="41"/>
+    <w:abstractNumId w:val="44"/>
   </w:num>
   <w:num w:numId="15" w16cid:durableId="440534021">
-    <w:abstractNumId w:val="62"/>
+    <w:abstractNumId w:val="69"/>
   </w:num>
   <w:num w:numId="16" w16cid:durableId="336688438">
-    <w:abstractNumId w:val="72"/>
+    <w:abstractNumId w:val="80"/>
   </w:num>
   <w:num w:numId="17" w16cid:durableId="433868898">
     <w:abstractNumId w:val="5"/>
   </w:num>
   <w:num w:numId="18" w16cid:durableId="169222666">
-    <w:abstractNumId w:val="22"/>
+    <w:abstractNumId w:val="24"/>
   </w:num>
   <w:num w:numId="19" w16cid:durableId="97599823">
-    <w:abstractNumId w:val="24"/>
+    <w:abstractNumId w:val="26"/>
   </w:num>
   <w:num w:numId="20" w16cid:durableId="1317764877">
-    <w:abstractNumId w:val="67"/>
+    <w:abstractNumId w:val="75"/>
   </w:num>
   <w:num w:numId="21" w16cid:durableId="1211380924">
-    <w:abstractNumId w:val="59"/>
+    <w:abstractNumId w:val="66"/>
   </w:num>
   <w:num w:numId="22" w16cid:durableId="1921401235">
-    <w:abstractNumId w:val="75"/>
+    <w:abstractNumId w:val="83"/>
   </w:num>
   <w:num w:numId="23" w16cid:durableId="238100618">
-    <w:abstractNumId w:val="74"/>
+    <w:abstractNumId w:val="82"/>
   </w:num>
   <w:num w:numId="24" w16cid:durableId="860970226">
-    <w:abstractNumId w:val="76"/>
+    <w:abstractNumId w:val="84"/>
   </w:num>
   <w:num w:numId="25" w16cid:durableId="1315641500">
-    <w:abstractNumId w:val="47"/>
+    <w:abstractNumId w:val="53"/>
   </w:num>
   <w:num w:numId="26" w16cid:durableId="1015423300">
-    <w:abstractNumId w:val="69"/>
+    <w:abstractNumId w:val="77"/>
   </w:num>
   <w:num w:numId="27" w16cid:durableId="330957459">
-    <w:abstractNumId w:val="60"/>
+    <w:abstractNumId w:val="67"/>
   </w:num>
   <w:num w:numId="28" w16cid:durableId="1414088355">
     <w:abstractNumId w:val="12"/>
   </w:num>
   <w:num w:numId="29" w16cid:durableId="1821732225">
-    <w:abstractNumId w:val="38"/>
+    <w:abstractNumId w:val="41"/>
   </w:num>
   <w:num w:numId="30" w16cid:durableId="1855024578">
     <w:abstractNumId w:val="2"/>
   </w:num>
   <w:num w:numId="31" w16cid:durableId="146559775">
-    <w:abstractNumId w:val="17"/>
+    <w:abstractNumId w:val="18"/>
   </w:num>
   <w:num w:numId="32" w16cid:durableId="650598661">
-    <w:abstractNumId w:val="70"/>
+    <w:abstractNumId w:val="78"/>
   </w:num>
   <w:num w:numId="33" w16cid:durableId="1013918493">
-    <w:abstractNumId w:val="42"/>
+    <w:abstractNumId w:val="46"/>
   </w:num>
   <w:num w:numId="34" w16cid:durableId="1436368860">
-    <w:abstractNumId w:val="31"/>
+    <w:abstractNumId w:val="34"/>
   </w:num>
   <w:num w:numId="35" w16cid:durableId="1606382409">
     <w:abstractNumId w:val="7"/>
@@ -32356,61 +35868,61 @@
     <w:abstractNumId w:val="11"/>
   </w:num>
   <w:num w:numId="37" w16cid:durableId="122893067">
-    <w:abstractNumId w:val="64"/>
+    <w:abstractNumId w:val="72"/>
   </w:num>
   <w:num w:numId="38" w16cid:durableId="1849785513">
-    <w:abstractNumId w:val="28"/>
+    <w:abstractNumId w:val="31"/>
   </w:num>
   <w:num w:numId="39" w16cid:durableId="580875969">
-    <w:abstractNumId w:val="25"/>
+    <w:abstractNumId w:val="27"/>
   </w:num>
   <w:num w:numId="40" w16cid:durableId="1560359452">
     <w:abstractNumId w:val="10"/>
   </w:num>
   <w:num w:numId="41" w16cid:durableId="1994943059">
-    <w:abstractNumId w:val="53"/>
+    <w:abstractNumId w:val="59"/>
   </w:num>
   <w:num w:numId="42" w16cid:durableId="655449764">
     <w:abstractNumId w:val="4"/>
   </w:num>
   <w:num w:numId="43" w16cid:durableId="974262911">
-    <w:abstractNumId w:val="49"/>
+    <w:abstractNumId w:val="55"/>
   </w:num>
   <w:num w:numId="44" w16cid:durableId="1546673719">
-    <w:abstractNumId w:val="39"/>
+    <w:abstractNumId w:val="42"/>
   </w:num>
   <w:num w:numId="45" w16cid:durableId="384524124">
-    <w:abstractNumId w:val="18"/>
+    <w:abstractNumId w:val="19"/>
   </w:num>
   <w:num w:numId="46" w16cid:durableId="96340651">
-    <w:abstractNumId w:val="78"/>
+    <w:abstractNumId w:val="86"/>
   </w:num>
   <w:num w:numId="47" w16cid:durableId="2056616493">
-    <w:abstractNumId w:val="55"/>
+    <w:abstractNumId w:val="61"/>
   </w:num>
   <w:num w:numId="48" w16cid:durableId="1869565234">
-    <w:abstractNumId w:val="40"/>
+    <w:abstractNumId w:val="43"/>
   </w:num>
   <w:num w:numId="49" w16cid:durableId="1378360251">
     <w:abstractNumId w:val="6"/>
   </w:num>
   <w:num w:numId="50" w16cid:durableId="1815901527">
-    <w:abstractNumId w:val="63"/>
+    <w:abstractNumId w:val="70"/>
   </w:num>
   <w:num w:numId="51" w16cid:durableId="708647241">
-    <w:abstractNumId w:val="45"/>
+    <w:abstractNumId w:val="50"/>
   </w:num>
   <w:num w:numId="52" w16cid:durableId="496071402">
-    <w:abstractNumId w:val="46"/>
+    <w:abstractNumId w:val="52"/>
   </w:num>
   <w:num w:numId="53" w16cid:durableId="942103706">
-    <w:abstractNumId w:val="50"/>
+    <w:abstractNumId w:val="56"/>
   </w:num>
   <w:num w:numId="54" w16cid:durableId="1220484187">
     <w:abstractNumId w:val="9"/>
   </w:num>
   <w:num w:numId="55" w16cid:durableId="406803163">
-    <w:abstractNumId w:val="58"/>
+    <w:abstractNumId w:val="65"/>
   </w:num>
   <w:num w:numId="56" w16cid:durableId="479814445">
     <w:abstractNumId w:val="13"/>
@@ -32422,70 +35934,94 @@
     <w:abstractNumId w:val="3"/>
   </w:num>
   <w:num w:numId="59" w16cid:durableId="801921959">
+    <w:abstractNumId w:val="64"/>
+  </w:num>
+  <w:num w:numId="60" w16cid:durableId="264965841">
+    <w:abstractNumId w:val="32"/>
+  </w:num>
+  <w:num w:numId="61" w16cid:durableId="1809276479">
+    <w:abstractNumId w:val="76"/>
+  </w:num>
+  <w:num w:numId="62" w16cid:durableId="538857202">
+    <w:abstractNumId w:val="68"/>
+  </w:num>
+  <w:num w:numId="63" w16cid:durableId="2047096994">
+    <w:abstractNumId w:val="54"/>
+  </w:num>
+  <w:num w:numId="64" w16cid:durableId="991953065">
+    <w:abstractNumId w:val="79"/>
+  </w:num>
+  <w:num w:numId="65" w16cid:durableId="1495878814">
+    <w:abstractNumId w:val="23"/>
+  </w:num>
+  <w:num w:numId="66" w16cid:durableId="1111167656">
+    <w:abstractNumId w:val="73"/>
+  </w:num>
+  <w:num w:numId="67" w16cid:durableId="1841040543">
+    <w:abstractNumId w:val="60"/>
+  </w:num>
+  <w:num w:numId="68" w16cid:durableId="761102066">
     <w:abstractNumId w:val="57"/>
   </w:num>
-  <w:num w:numId="60" w16cid:durableId="264965841">
+  <w:num w:numId="69" w16cid:durableId="1215508744">
+    <w:abstractNumId w:val="37"/>
+  </w:num>
+  <w:num w:numId="70" w16cid:durableId="325287531">
+    <w:abstractNumId w:val="25"/>
+  </w:num>
+  <w:num w:numId="71" w16cid:durableId="1092505621">
+    <w:abstractNumId w:val="81"/>
+  </w:num>
+  <w:num w:numId="72" w16cid:durableId="248658108">
+    <w:abstractNumId w:val="49"/>
+  </w:num>
+  <w:num w:numId="73" w16cid:durableId="1894383805">
+    <w:abstractNumId w:val="15"/>
+  </w:num>
+  <w:num w:numId="74" w16cid:durableId="1675575263">
+    <w:abstractNumId w:val="22"/>
+  </w:num>
+  <w:num w:numId="75" w16cid:durableId="259026998">
+    <w:abstractNumId w:val="16"/>
+  </w:num>
+  <w:num w:numId="76" w16cid:durableId="1137525935">
+    <w:abstractNumId w:val="30"/>
+  </w:num>
+  <w:num w:numId="77" w16cid:durableId="814835169">
+    <w:abstractNumId w:val="28"/>
+  </w:num>
+  <w:num w:numId="78" w16cid:durableId="1823231007">
+    <w:abstractNumId w:val="17"/>
+  </w:num>
+  <w:num w:numId="79" w16cid:durableId="1143547835">
+    <w:abstractNumId w:val="85"/>
+  </w:num>
+  <w:num w:numId="80" w16cid:durableId="1792552160">
+    <w:abstractNumId w:val="58"/>
+  </w:num>
+  <w:num w:numId="81" w16cid:durableId="1942446438">
+    <w:abstractNumId w:val="47"/>
+  </w:num>
+  <w:num w:numId="82" w16cid:durableId="1761750729">
+    <w:abstractNumId w:val="14"/>
+  </w:num>
+  <w:num w:numId="83" w16cid:durableId="1695767042">
+    <w:abstractNumId w:val="45"/>
+  </w:num>
+  <w:num w:numId="84" w16cid:durableId="1458718144">
     <w:abstractNumId w:val="29"/>
   </w:num>
-  <w:num w:numId="61" w16cid:durableId="1809276479">
-    <w:abstractNumId w:val="68"/>
+  <w:num w:numId="85" w16cid:durableId="138423173">
+    <w:abstractNumId w:val="63"/>
   </w:num>
-  <w:num w:numId="62" w16cid:durableId="538857202">
-    <w:abstractNumId w:val="61"/>
+  <w:num w:numId="86" w16cid:durableId="1733843718">
+    <w:abstractNumId w:val="51"/>
   </w:num>
-  <w:num w:numId="63" w16cid:durableId="2047096994">
-    <w:abstractNumId w:val="48"/>
-  </w:num>
-  <w:num w:numId="64" w16cid:durableId="991953065">
-    <w:abstractNumId w:val="71"/>
-  </w:num>
-  <w:num w:numId="65" w16cid:durableId="1495878814">
+  <w:num w:numId="87" w16cid:durableId="1200778097">
     <w:abstractNumId w:val="21"/>
   </w:num>
-  <w:num w:numId="66" w16cid:durableId="1111167656">
-    <w:abstractNumId w:val="65"/>
-  </w:num>
-  <w:num w:numId="67" w16cid:durableId="1841040543">
-    <w:abstractNumId w:val="54"/>
-  </w:num>
-  <w:num w:numId="68" w16cid:durableId="761102066">
-    <w:abstractNumId w:val="51"/>
-  </w:num>
-  <w:num w:numId="69" w16cid:durableId="1215508744">
-    <w:abstractNumId w:val="34"/>
-  </w:num>
-  <w:num w:numId="70" w16cid:durableId="325287531">
-    <w:abstractNumId w:val="23"/>
-  </w:num>
-  <w:num w:numId="71" w16cid:durableId="1092505621">
-    <w:abstractNumId w:val="73"/>
-  </w:num>
-  <w:num w:numId="72" w16cid:durableId="248658108">
-    <w:abstractNumId w:val="44"/>
-  </w:num>
-  <w:num w:numId="73" w16cid:durableId="1894383805">
-    <w:abstractNumId w:val="14"/>
-  </w:num>
-  <w:num w:numId="74" w16cid:durableId="1675575263">
-    <w:abstractNumId w:val="20"/>
-  </w:num>
-  <w:num w:numId="75" w16cid:durableId="259026998">
-    <w:abstractNumId w:val="15"/>
-  </w:num>
-  <w:num w:numId="76" w16cid:durableId="1137525935">
-    <w:abstractNumId w:val="27"/>
-  </w:num>
-  <w:num w:numId="77" w16cid:durableId="814835169">
-    <w:abstractNumId w:val="26"/>
-  </w:num>
-  <w:num w:numId="78" w16cid:durableId="1823231007">
-    <w:abstractNumId w:val="16"/>
-  </w:num>
-  <w:num w:numId="79" w16cid:durableId="1143547835">
-    <w:abstractNumId w:val="77"/>
-  </w:num>
-  <w:num w:numId="80" w16cid:durableId="1792552160">
-    <w:abstractNumId w:val="52"/>
+  <w:num w:numId="88" w16cid:durableId="1438021155">
+    <w:abstractNumId w:val="71"/>
   </w:num>
 </w:numbering>
 </file>
@@ -32890,7 +36426,7 @@
   <w:style w:type="paragraph" w:default="1" w:styleId="Normal">
     <w:name w:val="Normal"/>
     <w:qFormat/>
-    <w:rsid w:val="002B0BF6"/>
+    <w:rsid w:val="00AA6939"/>
   </w:style>
   <w:style w:type="paragraph" w:styleId="Heading1">
     <w:name w:val="heading 1"/>
@@ -33093,6 +36629,7 @@
   <w:style w:type="character" w:default="1" w:styleId="DefaultParagraphFont">
     <w:name w:val="Default Paragraph Font"/>
     <w:uiPriority w:val="1"/>
+    <w:semiHidden/>
     <w:unhideWhenUsed/>
   </w:style>
   <w:style w:type="table" w:default="1" w:styleId="TableNormal">
